--- a/dist/BO_NOP_HOAN_CHINH_2026-06/3_luan_an_chuong_phu_luc/chuong_2_tong_quan_tai_lieu_vi.docx
+++ b/dist/BO_NOP_HOAN_CHINH_2026-06/3_luan_an_chuong_phu_luc/chuong_2_tong_quan_tai_lieu_vi.docx
@@ -42,7 +42,7 @@
         <w:pStyle w:val="FirstParagraph"/>
       </w:pPr>
       <w:r>
-        <w:t xml:space="preserve">Chương 2 có nhiệm vụ hệ thống hóa các khái niệm cốt lõi và lý thuyết nền tảng, lược khảo và đánh giá các công trình thực nghiệm đã công bố về mối quan hệ giữa quốc tế hóa và hiệu quả hoạt động doanh nghiệp, xác định những khoảng trống còn tồn tại trong tài liệu, và từ đó xây dựng khung khái niệm tích hợp cùng hệ giả thuyết nghiên cứu H1–H6 cho luận án. Logic của chương đi từ nền tảng khái niệm đến lý thuyết, từ bằng chứng thực nghiệm đến khoảng trống, và từ khoảng trống đến mô hình nghiên cứu và giả thuyết.</w:t>
+        <w:t xml:space="preserve">Chương 2 có nhiệm vụ hệ thống hóa các khái niệm cốt lõi và lý thuyết nền tảng, lược khảo và đánh giá các công trình thực nghiệm đã công bố về mối quan hệ giữa quốc tế hóa và hiệu quả hoạt động kinh doanh của doanh nghiệp, xác định những khoảng trống còn tồn tại trong tài liệu, và từ đó xây dựng khung khái niệm tích hợp cùng hệ giả thuyết nghiên cứu H1–H6 cho luận án. Logic của chương đi từ nền tảng khái niệm đến lý thuyết, từ bằng chứng thực nghiệm đến khoảng trống, và từ khoảng trống đến mô hình nghiên cứu và giả thuyết.</w:t>
       </w:r>
     </w:p>
     <w:p>
@@ -118,13 +118,13 @@
       </w:r>
     </w:p>
     <w:bookmarkEnd w:id="20"/>
-    <w:bookmarkStart w:id="21" w:name="hiệu-quả-hoạt-động-doanh-nghiệp"/>
+    <w:bookmarkStart w:id="21" w:name="Xa0fa67ecba3df3aa7d32b04abc8423a171fc828"/>
     <w:p>
       <w:pPr>
         <w:pStyle w:val="Heading3"/>
       </w:pPr>
       <w:r>
-        <w:t xml:space="preserve">2.1.2 Hiệu quả hoạt động doanh nghiệp</w:t>
+        <w:t xml:space="preserve">2.1.2 Hiệu quả hoạt động kinh doanh của doanh nghiệp</w:t>
       </w:r>
     </w:p>
     <w:p>
@@ -132,7 +132,7 @@
         <w:pStyle w:val="FirstParagraph"/>
       </w:pPr>
       <w:r>
-        <w:t xml:space="preserve">Hiệu quả hoạt động doanh nghiệp (firm performance) là một khái niệm đa chiều không có một định nghĩa hoặc thước đo thống nhất trong tài liệu. Combs et al. (2005) và Richard et al. (2009) phân biệt ba nhóm thước đo chính: (i) thước đo dựa trên kế toán (accounting-based), bao gồm tỷ suất sinh lời trên tổng tài sản (ROA), tỷ suất sinh lời trên vốn chủ sở hữu (ROE), và tỷ suất sinh lời trên doanh thu (ROS); (ii) thước đo dựa trên thị trường tài chính (market-based), bao gồm Tobin’s Q và tổng lợi nhuận cổ đông; và (iii) thước đo dựa trên năng suất và tăng trưởng (productivity-based), bao gồm năng suất lao động (labor productivity) và tăng trưởng doanh thu.</w:t>
+        <w:t xml:space="preserve">Hiệu quả hoạt động kinh doanh của doanh nghiệp (firm performance) là một khái niệm đa chiều không có một định nghĩa hoặc thước đo thống nhất trong tài liệu. Combs et al. (2005) và Richard et al. (2009) phân biệt ba nhóm thước đo chính: (i) thước đo dựa trên kế toán (accounting-based), bao gồm tỷ suất sinh lời trên tổng tài sản (ROA), tỷ suất sinh lời trên vốn chủ sở hữu (ROE), và tỷ suất sinh lời trên doanh thu (ROS); (ii) thước đo dựa trên thị trường tài chính (market-based), bao gồm Tobin’s Q và tổng lợi nhuận cổ đông; và (iii) thước đo dựa trên năng suất và tăng trưởng (productivity-based), bao gồm năng suất lao động (labor productivity) và tăng trưởng doanh thu.</w:t>
       </w:r>
     </w:p>
     <w:p>
@@ -278,7 +278,7 @@
         <w:pStyle w:val="BodyText"/>
       </w:pPr>
       <w:r>
-        <w:t xml:space="preserve">ICRV không chỉ là một biến phân loại mà còn là một phổ thể chế liên tục, từ môi trường thể chế mạnh, ít rủi ro (Nhóm I) đến môi trường thể chế yếu, nhiều rủi ro và khoảng trống thể chế (Nhóm V và VI). Gradient này tạo ra điều kiện biên quan trọng để kiểm định khả năng tổng quát hóa của mối quan hệ quốc tế hóa và hiệu quả, đặc biệt liên quan đến giả thuyết phi tuyến.</w:t>
+        <w:t xml:space="preserve">ICRV không chỉ là một biến phân loại mà còn là một phổ thể chế liên tục, từ môi trường thể chế mạnh, ít rủi ro (Nhóm I) đến môi trường thể chế yếu, nhiều rủi ro và khoảng trống thể chế (Nhóm V và VI). Phổ này tạo ra điều kiện biên quan trọng để kiểm định khả năng tổng quát hóa của mối quan hệ quốc tế hóa và hiệu quả, đặc biệt liên quan đến giả thuyết phi tuyến.</w:t>
       </w:r>
     </w:p>
     <w:p>
@@ -579,7 +579,7 @@
         <w:pStyle w:val="BodyText"/>
       </w:pPr>
       <w:r>
-        <w:t xml:space="preserve">Trong bối cảnh quốc tế hóa, lý thuyết thượng tầng quản trị có hai hàm ý trực tiếp. Thứ nhất, kinh nghiệm quốc tế của nhà quản trị cấp cao, được đo bằng số năm kinh nghiệm làm việc hoặc học tập ở nước ngoài, hay tiếp xúc với thị trường quốc tế, giúp giảm nhận thức về gánh nặng người nước ngoài và nâng cao khả năng đánh giá cơ hội, quản trị rủi ro ở thị trường quốc tế (Hsu et al., 2013; Sambharya, 1996). Thứ hai, sự đa dạng giới tính trong lãnh đạo, đặc biệt là sự hiện diện của quản trị viên nữ ở các vị trí lãnh đạo, liên quan đến nhận thức chiến lược đa chiều hơn và thực tiễn quản trị rủi ro thận trọng hơn, qua đó có tác động tích cực đến hiệu quả doanh nghiệp trong quá trình quốc tế hóa (Post &amp; Byron, 2015). Những hàm ý này cung cấp cơ sở lý thuyết cho giả thuyết H4 về vai trò điều tiết của đặc điểm nhà quản trị cấp cao.</w:t>
+        <w:t xml:space="preserve">Trong bối cảnh quốc tế hóa, lý thuyết thượng tầng quản trị có hai hàm ý trực tiếp. Thứ nhất, kinh nghiệm quốc tế của nhà quản trị cấp cao, được đo bằng số năm kinh nghiệm làm việc hoặc học tập ở nước ngoài, hay tiếp xúc với thị trường quốc tế, giúp giảm nhận thức về gánh nặng người nước ngoài và nâng cao khả năng đánh giá cơ hội, quản trị rủi ro ở thị trường quốc tế (Hsu et al., 2013; Sambharya, 1996). Thứ hai, sự đa dạng giới tính trong lãnh đạo, đặc biệt là sự hiện diện của quản trị viên nữ ở các vị trí lãnh đạo, liên quan đến nhận thức chiến lược đa chiều hơn và thực tiễn quản trị rủi ro thận trọng hơn, qua đó có tác động tích cực đến hiệu quả hoạt động kinh doanh của doanh nghiệp trong quá trình quốc tế hóa (Post &amp; Byron, 2015). Những hàm ý này cung cấp cơ sở lý thuyết cho giả thuyết H4 về vai trò điều tiết của đặc điểm nhà quản trị cấp cao.</w:t>
       </w:r>
     </w:p>
     <w:p>
@@ -697,7 +697,7 @@
         <w:pStyle w:val="BodyText"/>
       </w:pPr>
       <w:r>
-        <w:t xml:space="preserve">Nguyên tắc tổ chức thứ hai là bổ sung thay vì cạnh tranh. Các tranh luận trong tài liệu thường khung hóa các lý thuyết này như những giải thích đối kháng, ví dụ tranh luận giữa giải thích dựa trên năng lực và giải thích dựa trên thể chế cho hiệu quả của doanh nghiệp ở các nền kinh tế mới nổi. Luận án lập luận rằng sự đối kháng này phần lớn là biểu kiến: vì các cơ chế vận hành ở các cấp độ khác nhau, chúng không loại trừ nhau mà tương tác. Kano và cộng sự (2020), trong tổng quan đa ngành về chuỗi giá trị toàn cầu, minh họa rõ rằng kết quả của doanh nghiệp khi tham gia hoạt động xuyên biên giới là sản phẩm đồng thời của năng lực nội tại, cấu trúc quản trị và bối cảnh thể chế, chứ không quy giản về bất kỳ yếu tố đơn lẻ nào. Logic tương tác này là cơ sở để luận án mô hình hóa các biến điều tiết một cách đồng thời thay vì kiểm định rời rạc từng biến.</w:t>
+        <w:t xml:space="preserve">Nguyên tắc tổ chức thứ hai là bổ sung thay vì cạnh tranh. Các tranh luận trong tài liệu thường khung hóa các lý thuyết này như những giải thích đối kháng, ví dụ tranh luận giữa giải thích dựa trên năng lực và giải thích dựa trên thể chế cho hiệu quả hoạt động kinh doanh của doanh nghiệp ở các nền kinh tế mới nổi. Luận án lập luận rằng sự đối kháng này phần lớn là biểu kiến: vì các cơ chế vận hành ở các cấp độ khác nhau, chúng không loại trừ nhau mà tương tác. Kano và cộng sự (2020), trong tổng quan đa ngành về chuỗi giá trị toàn cầu, minh họa rõ rằng kết quả của doanh nghiệp khi tham gia hoạt động xuyên biên giới là sản phẩm đồng thời của năng lực nội tại, cấu trúc quản trị và bối cảnh thể chế, chứ không quy giản về bất kỳ yếu tố đơn lẻ nào. Logic tương tác này là cơ sở để luận án mô hình hóa các biến điều tiết một cách đồng thời thay vì kiểm định rời rạc từng biến.</w:t>
       </w:r>
     </w:p>
     <w:p>
@@ -748,7 +748,7 @@
         <w:pStyle w:val="FirstParagraph"/>
       </w:pPr>
       <w:r>
-        <w:t xml:space="preserve">Nghiên cứu về mối quan hệ giữa quốc tế hóa và hiệu quả hoạt động doanh nghiệp (I–P relationship) đã trải qua hơn bốn thập kỷ phát triển, với những thay đổi đáng kể về cả câu hỏi nghiên cứu, phương pháp luận, và kết luận lý thuyết.</w:t>
+        <w:t xml:space="preserve">Nghiên cứu về mối quan hệ giữa quốc tế hóa và hiệu quả hoạt động kinh doanh của doanh nghiệp (I–P relationship) đã trải qua hơn bốn thập kỷ phát triển, với những thay đổi đáng kể về cả câu hỏi nghiên cứu, phương pháp luận, và kết luận lý thuyết.</w:t>
       </w:r>
     </w:p>
     <w:p>
@@ -960,15 +960,15 @@
         <w:pStyle w:val="BodyText"/>
       </w:pPr>
       <w:r>
-        <w:t xml:space="preserve">Tài liệu về quan hệ quốc tế hóa và hiệu quả trong bối cảnh các nền kinh tế mới nổi của châu Á đã tích lũy đủ để cho thấy rằng vai trò của bối cảnh thể chế và năng lực doanh nghiệp là đặc biệt nổi bật ở khu vực này. Kafouros và cộng sự (2023) chứng minh rằng chất lượng thể chế và tính năng động của ngành cùng giải thích biến thiên hiệu quả doanh nghiệp ở các nền kinh tế mới nổi, hàm ý rằng tác động của quốc tế hóa không thể tách rời khỏi điều kiện thể chế và ngành mà doanh nghiệp hoạt động. Xu (2024) tinh chỉnh quan điểm về chênh lệch thể chế bằng cách phân tách giữa mức độ phơi nhiễm trên luật định và mức độ thực thi trên thực tế, cho thấy rằng khoảng cách giữa quy định chính thức và thực thi thực tế là một nguồn dị biệt quan trọng mà các thước đo thể chế tổng hợp dễ bỏ sót. Chao và Kumar (2010) cung cấp bằng chứng rằng khoảng cách thể chế giữa quốc gia nguồn và quốc gia đích điều tiết quan hệ giữa đa dạng quốc tế và hiệu quả, củng cố luận điểm rằng cùng một mức độ quốc tế hóa tạo ra kết quả khác nhau tùy theo bối cảnh thể chế. Da Cunha và cộng sự (2023) bổ sung bằng chứng rằng thể chế chính thức ở quốc gia nguồn điều tiết quan hệ giữa phương thức quốc tế hóa và hiệu quả, trong khi Cuervo-Cazurra và cộng sự (2018) lập luận rằng bất định thể chế ở quốc gia nguồn có thể bồi đắp năng lực quản lý bất định đặc thù. Tổng hợp các bằng chứng này định vị châu Á như một bối cảnh lý tưởng để kiểm định khung điều tiết đa tầng, đồng thời làm nổi bật rằng sự thiếu đại diện của các nền kinh tế chuyển đổi và các nền kinh tế đảo nhỏ là một khoảng trống thực chất chứ không chỉ là vấn đề về phạm vi mẫu.</w:t>
-      </w:r>
-    </w:p>
-    <w:p>
-      <w:pPr>
-        <w:pStyle w:val="BodyText"/>
-      </w:pPr>
-      <w:r>
-        <w:t xml:space="preserve">Bằng chứng cấp doanh nghiệp ở châu Á cũng cho thấy rằng cấu trúc sở hữu và quy mô doanh nghiệp là những nguồn dị biệt quan trọng trong quan hệ quốc tế hóa và hiệu quả, củng cố sự cần thiết của một khung lấy biến điều tiết làm trung tâm. Đối với doanh nghiệp nhỏ và vừa, Lu và Beamish (2001) cùng Pangarkar (2008) cho thấy quốc tế hóa có thể nâng cao hiệu quả nhưng theo một quan hệ phụ thuộc vào nguồn lực và mức độ cam kết thị trường, nhất quán với logic phi tuyến của luận án. Đối với doanh nghiệp gia đình và doanh nghiệp thuộc tập đoàn kinh doanh, vốn là hình thức tổ chức phổ biến ở Nam Á và Đông Á, Mondal và cộng sự (2022) cùng Gaur và Kumar (2009) cho thấy quan hệ phụ thuộc vào việc liên kết tập đoàn cung cấp nguồn lực nội bộ thay thế cho thị trường bên ngoài còn kém phát triển, một biểu hiện trực tiếp của logic khoảng trống thể chế ở cấp doanh nghiệp. Pattnaik và Elango (2009) cùng Singla và George (2013) cung cấp bằng chứng từ doanh nghiệp Ấn Độ rằng nguồn lực doanh nghiệp điều tiết quan hệ quốc tế hóa và hiệu quả và rằng bối cảnh thể chế quốc gia định hình quan hệ này một cách hệ thống. Ở chiều đầu tư ra nước ngoài, Buckley và cộng sự (2007) phân tích các yếu tố quyết định đầu tư trực tiếp ra nước ngoài của doanh nghiệp Trung Quốc, làm nổi bật vai trò của yếu tố thể chế quốc gia nguồn trong việc định hình chiến lược quốc tế hóa của các doanh nghiệp đa quốc gia thị trường mới nổi, trong khi Likitwongkajon và Vithessonthi (2020) cho thấy bằng chứng từ Nhật Bản rằng tác động của đầu tư nước ngoài lên giá trị và hiệu quả doanh nghiệp không nhất thiết dương và phụ thuộc vào điều kiện cụ thể. Sự phong phú nhưng phân mảnh của bằng chứng đơn quốc gia này, mỗi nghiên cứu xử lý một loại doanh nghiệp và một bối cảnh thể chế, chính là điều biện hộ cho cách tiếp cận tích hợp đa quốc gia của luận án: chỉ khi đặt các bối cảnh này trên cùng một phổ thể chế và cùng một khung đo lường mới có thể phân tách được phần dị biệt do bối cảnh thể chế tạo ra khỏi phần do đặc trưng doanh nghiệp.</w:t>
+        <w:t xml:space="preserve">Tài liệu về quan hệ quốc tế hóa và hiệu quả trong bối cảnh các nền kinh tế mới nổi của châu Á đã tích lũy đủ để cho thấy rằng vai trò của bối cảnh thể chế và năng lực doanh nghiệp là đặc biệt nổi bật ở khu vực này. Kafouros và cộng sự (2023) chứng minh rằng chất lượng thể chế và tính năng động của ngành cùng giải thích biến thiên hiệu quả hoạt động kinh doanh của doanh nghiệp ở các nền kinh tế mới nổi, hàm ý rằng tác động của quốc tế hóa không thể tách rời khỏi điều kiện thể chế và ngành mà doanh nghiệp hoạt động. Xu (2024) tinh chỉnh quan điểm về chênh lệch thể chế bằng cách phân tách giữa mức độ phơi nhiễm trên luật định và mức độ thực thi trên thực tế, cho thấy rằng khoảng cách giữa quy định chính thức và thực thi thực tế là một nguồn dị biệt quan trọng mà các thước đo thể chế tổng hợp dễ bỏ sót. Chao và Kumar (2010) cung cấp bằng chứng rằng khoảng cách thể chế giữa quốc gia nguồn và quốc gia đích điều tiết quan hệ giữa đa dạng quốc tế và hiệu quả, củng cố luận điểm rằng cùng một mức độ quốc tế hóa tạo ra kết quả khác nhau tùy theo bối cảnh thể chế. Da Cunha và cộng sự (2023) bổ sung bằng chứng rằng thể chế chính thức ở quốc gia nguồn điều tiết quan hệ giữa phương thức quốc tế hóa và hiệu quả, trong khi Cuervo-Cazurra và cộng sự (2018) lập luận rằng bất định thể chế ở quốc gia nguồn có thể bồi đắp năng lực quản lý bất định đặc thù. Tổng hợp các bằng chứng này định vị châu Á như một bối cảnh lý tưởng để kiểm định khung điều tiết đa tầng, đồng thời làm nổi bật rằng sự thiếu đại diện của các nền kinh tế chuyển đổi và các nền kinh tế đảo nhỏ là một khoảng trống thực chất chứ không chỉ là vấn đề về phạm vi mẫu.</w:t>
+      </w:r>
+    </w:p>
+    <w:p>
+      <w:pPr>
+        <w:pStyle w:val="BodyText"/>
+      </w:pPr>
+      <w:r>
+        <w:t xml:space="preserve">Bằng chứng cấp doanh nghiệp ở châu Á cũng cho thấy rằng cấu trúc sở hữu và quy mô doanh nghiệp là những nguồn dị biệt quan trọng trong quan hệ quốc tế hóa và hiệu quả, củng cố sự cần thiết của một khung lấy biến điều tiết làm trung tâm. Đối với doanh nghiệp nhỏ và vừa, Lu và Beamish (2001) cùng Pangarkar (2008) cho thấy quốc tế hóa có thể nâng cao hiệu quả nhưng theo một quan hệ phụ thuộc vào nguồn lực và mức độ cam kết thị trường, nhất quán với logic phi tuyến của luận án. Đối với doanh nghiệp gia đình và doanh nghiệp thuộc tập đoàn kinh doanh, vốn là hình thức tổ chức phổ biến ở Nam Á và Đông Á, Mondal và cộng sự (2022) cùng Gaur và Kumar (2009) cho thấy quan hệ phụ thuộc vào việc liên kết tập đoàn cung cấp nguồn lực nội bộ thay thế cho thị trường bên ngoài còn kém phát triển, một biểu hiện trực tiếp của logic khoảng trống thể chế ở cấp doanh nghiệp. Pattnaik và Elango (2009) cùng Singla và George (2013) cung cấp bằng chứng từ doanh nghiệp Ấn Độ rằng nguồn lực doanh nghiệp điều tiết quan hệ quốc tế hóa và hiệu quả và rằng bối cảnh thể chế quốc gia định hình quan hệ này một cách hệ thống. Ở chiều đầu tư ra nước ngoài, Buckley và cộng sự (2007) phân tích các yếu tố quyết định đầu tư trực tiếp ra nước ngoài của doanh nghiệp Trung Quốc, làm nổi bật vai trò của yếu tố thể chế quốc gia nguồn trong việc định hình chiến lược quốc tế hóa của các doanh nghiệp đa quốc gia thị trường mới nổi, trong khi Likitwongkajon và Vithessonthi (2020) cho thấy bằng chứng từ Nhật Bản rằng tác động của đầu tư nước ngoài lên giá trị và hiệu quả hoạt động kinh doanh của doanh nghiệp không nhất thiết dương và phụ thuộc vào điều kiện cụ thể. Sự phong phú nhưng phân mảnh của bằng chứng đơn quốc gia này, mỗi nghiên cứu xử lý một loại doanh nghiệp và một bối cảnh thể chế, chính là điều biện hộ cho cách tiếp cận tích hợp đa quốc gia của luận án: chỉ khi đặt các bối cảnh này trên cùng một phổ thể chế và cùng một khung đo lường mới có thể phân tách được phần dị biệt do bối cảnh thể chế tạo ra khỏi phần do đặc trưng doanh nghiệp.</w:t>
       </w:r>
     </w:p>
     <w:bookmarkEnd w:id="35"/>
@@ -1357,7 +1357,7 @@
         <w:pStyle w:val="FirstParagraph"/>
       </w:pPr>
       <w:r>
-        <w:t xml:space="preserve">Mô hình khái niệm của luận án vận hành theo logic đa tầng, trong đó mối quan hệ trung tâm giữa quốc tế hóa (FSTS) và hiệu quả hoạt động doanh nghiệp (labor productivity) được điều tiết đồng thời bởi ba tầng can thiệp.</w:t>
+        <w:t xml:space="preserve">Mô hình khái niệm của luận án vận hành theo logic đa tầng, trong đó mối quan hệ trung tâm giữa quốc tế hóa (FSTS) và hiệu quả hoạt động kinh doanh của doanh nghiệp (labor productivity) được điều tiết đồng thời bởi ba tầng can thiệp.</w:t>
       </w:r>
     </w:p>
     <w:p>
@@ -1536,7 +1536,7 @@
         <w:pStyle w:val="FirstParagraph"/>
       </w:pPr>
       <w:r>
-        <w:t xml:space="preserve">Trên cơ sở lý thuyết từ Uppsala về chi phí thâm nhập giai đoạn đầu, lý thuyết dựa trên nguồn lực về lợi thế cạnh tranh tích lũy ở giai đoạn trung, và lý thuyết chi phí giao dịch về sự phức tạp điều phối ở giai đoạn mở rộng quá mức, giả thuyết H1 được phát biểu như sau. Quan hệ giữa mức độ quốc tế hóa và hiệu quả hoạt động của các doanh nghiệp ở các quốc gia châu Á có dạng phi tuyến chữ U ngược, với một điểm uốn tối ưu trước khi chi phí điều phối và bất định vượt qua lợi ích từ mở rộng thị trường quốc tế. Cơ sở lý thuyết trực tiếp bao gồm mô hình đường cong chữ S của Lu và Beamish (2004), lý thuyết ba giai đoạn của Contractor et al. (2003), và bằng chứng chữ U ngược ban đầu của Hitt et al. (1997).</w:t>
+        <w:t xml:space="preserve">Trên cơ sở lý thuyết từ Uppsala về chi phí thâm nhập giai đoạn đầu, lý thuyết dựa trên nguồn lực về lợi thế cạnh tranh tích lũy ở giai đoạn trung, và lý thuyết chi phí giao dịch về sự phức tạp điều phối ở giai đoạn mở rộng quá mức, giả thuyết H1 được phát biểu như sau. Quan hệ giữa mức độ quốc tế hóa và hiệu quả hoạt động kinh doanh của các doanh nghiệp ở các quốc gia châu Á có dạng phi tuyến chữ U ngược, với một điểm uốn tối ưu trước khi chi phí điều phối và bất định vượt qua lợi ích từ mở rộng thị trường quốc tế. Cơ sở lý thuyết trực tiếp bao gồm mô hình đường cong chữ S của Lu và Beamish (2004), lý thuyết ba giai đoạn của Contractor et al. (2003), và bằng chứng chữ U ngược ban đầu của Hitt et al. (1997).</w:t>
       </w:r>
     </w:p>
     <w:bookmarkEnd w:id="44"/>
@@ -1575,15 +1575,15 @@
         <w:t xml:space="preserve">quan hệ âm đơn điệu không có điểm uốn</w:t>
       </w:r>
       <w:r>
-        <w:t xml:space="preserve">, tức là điều kiện biên lý thuyết nơi mọi mức độ quốc tế hóa đều gây tổn hại đến hiệu quả doanh nghiệp.</w:t>
-      </w:r>
-    </w:p>
-    <w:p>
-      <w:pPr>
-        <w:pStyle w:val="BodyText"/>
-      </w:pPr>
-      <w:r>
-        <w:t xml:space="preserve">Giả thuyết H1b được phát biểu như sau. Tại các nền kinh tế SIDS (ICRV Nhóm VI), mối quan hệ giữa mức độ quốc tế hóa (FSTS) và hiệu quả hoạt động doanh nghiệp (năng suất lao động) là</w:t>
+        <w:t xml:space="preserve">, tức là điều kiện biên lý thuyết nơi mọi mức độ quốc tế hóa đều gây tổn hại đến hiệu quả hoạt động kinh doanh của doanh nghiệp.</w:t>
+      </w:r>
+    </w:p>
+    <w:p>
+      <w:pPr>
+        <w:pStyle w:val="BodyText"/>
+      </w:pPr>
+      <w:r>
+        <w:t xml:space="preserve">Giả thuyết H1b được phát biểu như sau. Tại các nền kinh tế SIDS (ICRV Nhóm VI), mối quan hệ giữa mức độ quốc tế hóa (FSTS) và hiệu quả hoạt động kinh doanh của doanh nghiệp (năng suất lao động) là</w:t>
       </w:r>
       <w:r>
         <w:t xml:space="preserve"> </w:t>
@@ -1688,7 +1688,7 @@
         <w:pStyle w:val="FirstParagraph"/>
       </w:pPr>
       <w:r>
-        <w:t xml:space="preserve">Dựa trên lý thuyết dựa trên nguồn lực (Barney, 1991) và lý thuyết năng lực động (Teece et al., 1997), năng lực công nghệ là một nguồn lực thỏa mãn tiêu chí VRIN giúp doanh nghiệp khai thác lợi ích từ quốc tế hóa hiệu quả hơn. Giả thuyết H2 được phát biểu như sau. Năng lực công nghệ (TCI) làm gia tăng tác động tích cực của quốc tế hóa lên hiệu quả hoạt động của doanh nghiệp, bằng cách nâng mặt bằng hiệu quả tổng thể và làm giảm chi phí học hỏi thị trường quốc tế, do đó làm dịch chuyển đường quan hệ quốc tế hóa và hiệu quả lên cao hơn và có thể điều chỉnh vị trí của điểm uốn. Cơ sở lý thuyết bao gồm Barney (1991), Teece et al. (1997), và Bhandari et al. (2023).</w:t>
+        <w:t xml:space="preserve">Dựa trên lý thuyết dựa trên nguồn lực (Barney, 1991) và lý thuyết năng lực động (Teece et al., 1997), năng lực công nghệ là một nguồn lực thỏa mãn tiêu chí VRIN giúp doanh nghiệp khai thác lợi ích từ quốc tế hóa hiệu quả hơn. Giả thuyết H2 được phát biểu như sau. Năng lực công nghệ (TCI) làm gia tăng tác động tích cực của quốc tế hóa lên hiệu quả hoạt động kinh doanh của doanh nghiệp, bằng cách nâng mặt bằng hiệu quả tổng thể và làm giảm chi phí học hỏi thị trường quốc tế, do đó làm dịch chuyển đường quan hệ quốc tế hóa và hiệu quả lên cao hơn và có thể điều chỉnh vị trí của điểm uốn. Cơ sở lý thuyết bao gồm Barney (1991), Teece et al. (1997), và Bhandari et al. (2023).</w:t>
       </w:r>
     </w:p>
     <w:p>

--- a/dist/BO_NOP_HOAN_CHINH_2026-06/3_luan_an_chuong_phu_luc/chuong_2_tong_quan_tai_lieu_vi.docx
+++ b/dist/BO_NOP_HOAN_CHINH_2026-06/3_luan_an_chuong_phu_luc/chuong_2_tong_quan_tai_lieu_vi.docx
@@ -3359,7 +3359,7 @@
     <w:bookmarkEnd w:id="56"/>
     <w:sectPr>
       <w:pgSz w:h="16838" w:w="11906"/>
-      <w:pgMar w:bottom="1417" w:left="1417" w:right="1417" w:top="1417"/>
+      <w:pgMar w:bottom="1134" w:left="1701" w:right="1134" w:top="1134"/>
     </w:sectPr>
   </w:body>
 </w:document>
@@ -3494,13 +3494,13 @@
     <w:name w:val="Normal"/>
     <w:qFormat/>
     <w:pPr>
-      <w:spacing w:line="276" w:lineRule="auto"/>
+      <w:spacing w:line="288" w:lineRule="auto"/>
       <w:jc w:val="both"/>
     </w:pPr>
     <w:rPr>
       <w:rFonts w:ascii="Times New Roman" w:eastAsia="Times New Roman" w:hAnsi="Times New Roman"/>
       <w:color w:val="000000"/>
-      <w:sz w:val="24"/>
+      <w:sz w:val="26"/>
     </w:rPr>
   </w:style>
   <w:style w:styleId="BodyText" w:type="paragraph">
@@ -3508,14 +3508,14 @@
     <w:basedOn w:val="Normal"/>
     <w:link w:val="BodyTextChar"/>
     <w:pPr>
-      <w:spacing w:after="180" w:before="180" w:line="276" w:lineRule="auto"/>
+      <w:spacing w:after="180" w:before="180" w:line="288" w:lineRule="auto"/>
       <w:jc w:val="both"/>
     </w:pPr>
     <w:qFormat/>
     <w:rPr>
       <w:rFonts w:ascii="Times New Roman" w:eastAsia="Times New Roman" w:hAnsi="Times New Roman"/>
       <w:color w:val="000000"/>
-      <w:sz w:val="24"/>
+      <w:sz w:val="26"/>
     </w:rPr>
   </w:style>
   <w:style w:customStyle="1" w:styleId="FirstParagraph" w:type="paragraph">
@@ -3524,13 +3524,13 @@
     <w:next w:val="BodyText"/>
     <w:qFormat/>
     <w:pPr>
-      <w:spacing w:line="276" w:lineRule="auto"/>
+      <w:spacing w:line="288" w:lineRule="auto"/>
       <w:jc w:val="both"/>
     </w:pPr>
     <w:rPr>
       <w:rFonts w:ascii="Times New Roman" w:eastAsia="Times New Roman" w:hAnsi="Times New Roman"/>
       <w:color w:val="000000"/>
-      <w:sz w:val="24"/>
+      <w:sz w:val="26"/>
     </w:rPr>
   </w:style>
   <w:style w:customStyle="1" w:styleId="Compact" w:type="paragraph">
@@ -3538,13 +3538,13 @@
     <w:basedOn w:val="BodyText"/>
     <w:qFormat/>
     <w:pPr>
-      <w:spacing w:after="36" w:before="36" w:line="276" w:lineRule="auto"/>
+      <w:spacing w:after="36" w:before="36" w:line="288" w:lineRule="auto"/>
       <w:jc w:val="both"/>
     </w:pPr>
     <w:rPr>
       <w:rFonts w:ascii="Times New Roman" w:eastAsia="Times New Roman" w:hAnsi="Times New Roman"/>
       <w:color w:val="000000"/>
-      <w:sz w:val="24"/>
+      <w:sz w:val="26"/>
     </w:rPr>
   </w:style>
   <w:style w:styleId="Title" w:type="paragraph">
@@ -3555,7 +3555,7 @@
     <w:pPr>
       <w:keepNext/>
       <w:keepLines/>
-      <w:spacing w:after="240" w:before="480" w:line="276" w:lineRule="auto"/>
+      <w:spacing w:after="240" w:before="480" w:line="288" w:lineRule="auto"/>
       <w:jc w:val="both"/>
     </w:pPr>
     <w:rPr>
@@ -3563,7 +3563,7 @@
       <w:b/>
       <w:bCs/>
       <w:color w:val="000000"/>
-      <w:sz w:val="24"/>
+      <w:sz w:val="26"/>
       <w:szCs w:val="36"/>
     </w:rPr>
   </w:style>
@@ -3575,13 +3575,13 @@
     <w:pPr>
       <w:keepNext/>
       <w:keepLines/>
-      <w:spacing w:after="240" w:before="240" w:line="276" w:lineRule="auto"/>
+      <w:spacing w:after="240" w:before="240" w:line="288" w:lineRule="auto"/>
       <w:jc w:val="both"/>
     </w:pPr>
     <w:rPr>
       <w:rFonts w:ascii="Times New Roman" w:eastAsia="Times New Roman" w:hAnsi="Times New Roman"/>
       <w:color w:val="000000"/>
-      <w:sz w:val="24"/>
+      <w:sz w:val="26"/>
       <w:szCs w:val="30"/>
     </w:rPr>
   </w:style>
@@ -3592,13 +3592,13 @@
     <w:pPr>
       <w:keepNext/>
       <w:keepLines/>
-      <w:spacing w:line="276" w:lineRule="auto"/>
+      <w:spacing w:line="288" w:lineRule="auto"/>
       <w:jc w:val="both"/>
     </w:pPr>
     <w:rPr>
       <w:rFonts w:ascii="Times New Roman" w:eastAsia="Times New Roman" w:hAnsi="Times New Roman"/>
       <w:color w:val="000000"/>
-      <w:sz w:val="24"/>
+      <w:sz w:val="26"/>
     </w:rPr>
   </w:style>
   <w:style w:styleId="Date" w:type="paragraph">
@@ -3608,13 +3608,13 @@
     <w:pPr>
       <w:keepNext/>
       <w:keepLines/>
-      <w:spacing w:line="276" w:lineRule="auto"/>
+      <w:spacing w:line="288" w:lineRule="auto"/>
       <w:jc w:val="both"/>
     </w:pPr>
     <w:rPr>
       <w:rFonts w:ascii="Times New Roman" w:eastAsia="Times New Roman" w:hAnsi="Times New Roman"/>
       <w:color w:val="000000"/>
-      <w:sz w:val="24"/>
+      <w:sz w:val="26"/>
     </w:rPr>
   </w:style>
   <w:style w:customStyle="1" w:styleId="AbstractTitle" w:type="paragraph">
@@ -3626,11 +3626,11 @@
       <w:keepNext/>
       <w:keepLines/>
       <w:jc w:val="both"/>
-      <w:spacing w:after="0" w:before="300" w:line="276" w:lineRule="auto"/>
+      <w:spacing w:after="0" w:before="300" w:line="288" w:lineRule="auto"/>
     </w:pPr>
     <w:rPr>
       <w:color w:val="000000"/>
-      <w:sz w:val="24"/>
+      <w:sz w:val="26"/>
       <w:szCs w:val="20"/>
       <w:rFonts w:ascii="Times New Roman" w:eastAsia="Times New Roman" w:hAnsi="Times New Roman"/>
       <w:b/>
@@ -3644,13 +3644,13 @@
     <w:pPr>
       <w:keepNext/>
       <w:keepLines/>
-      <w:spacing w:after="300" w:before="100" w:line="276" w:lineRule="auto"/>
+      <w:spacing w:after="300" w:before="100" w:line="288" w:lineRule="auto"/>
       <w:jc w:val="both"/>
     </w:pPr>
     <w:rPr>
       <w:rFonts w:ascii="Times New Roman" w:eastAsia="Times New Roman" w:hAnsi="Times New Roman"/>
       <w:color w:val="000000"/>
-      <w:sz w:val="24"/>
+      <w:sz w:val="26"/>
       <w:szCs w:val="20"/>
     </w:rPr>
   </w:style>
@@ -3660,13 +3660,13 @@
     <w:next w:val="Bibliography"/>
     <w:qFormat/>
     <w:pPr>
-      <w:spacing w:line="276" w:lineRule="auto"/>
+      <w:spacing w:line="288" w:lineRule="auto"/>
       <w:jc w:val="both"/>
     </w:pPr>
     <w:rPr>
       <w:rFonts w:ascii="Times New Roman" w:eastAsia="Times New Roman" w:hAnsi="Times New Roman"/>
       <w:color w:val="000000"/>
-      <w:sz w:val="24"/>
+      <w:sz w:val="26"/>
     </w:rPr>
   </w:style>
   <w:style w:styleId="Heading1" w:type="paragraph">
@@ -3678,7 +3678,7 @@
     <w:pPr>
       <w:keepNext/>
       <w:keepLines/>
-      <w:spacing w:after="0" w:before="480" w:line="276" w:lineRule="auto"/>
+      <w:spacing w:after="0" w:before="480" w:line="288" w:lineRule="auto"/>
       <w:jc w:val="both"/>
       <w:outlineLvl w:val="0"/>
     </w:pPr>
@@ -3687,7 +3687,7 @@
       <w:b/>
       <w:bCs/>
       <w:color w:val="000000"/>
-      <w:sz w:val="24"/>
+      <w:sz w:val="26"/>
       <w:szCs w:val="32"/>
     </w:rPr>
   </w:style>
@@ -3701,7 +3701,7 @@
     <w:pPr>
       <w:keepNext/>
       <w:keepLines/>
-      <w:spacing w:after="0" w:before="200" w:line="276" w:lineRule="auto"/>
+      <w:spacing w:after="0" w:before="200" w:line="288" w:lineRule="auto"/>
       <w:jc w:val="both"/>
       <w:outlineLvl w:val="1"/>
     </w:pPr>
@@ -3710,7 +3710,7 @@
       <w:b/>
       <w:bCs/>
       <w:color w:val="000000"/>
-      <w:sz w:val="24"/>
+      <w:sz w:val="26"/>
       <w:szCs w:val="28"/>
     </w:rPr>
   </w:style>
@@ -3724,7 +3724,7 @@
     <w:pPr>
       <w:keepNext/>
       <w:keepLines/>
-      <w:spacing w:after="0" w:before="200" w:line="276" w:lineRule="auto"/>
+      <w:spacing w:after="0" w:before="200" w:line="288" w:lineRule="auto"/>
       <w:jc w:val="both"/>
       <w:outlineLvl w:val="2"/>
     </w:pPr>
@@ -3733,7 +3733,7 @@
       <w:b/>
       <w:bCs/>
       <w:color w:val="000000"/>
-      <w:sz w:val="24"/>
+      <w:sz w:val="26"/>
       <w:szCs w:val="24"/>
     </w:rPr>
   </w:style>
@@ -3747,7 +3747,7 @@
     <w:pPr>
       <w:keepNext/>
       <w:keepLines/>
-      <w:spacing w:after="0" w:before="200" w:line="276" w:lineRule="auto"/>
+      <w:spacing w:after="0" w:before="200" w:line="288" w:lineRule="auto"/>
       <w:jc w:val="both"/>
       <w:outlineLvl w:val="3"/>
     </w:pPr>
@@ -3756,7 +3756,7 @@
       <w:i/>
       <w:bCs/>
       <w:color w:val="000000"/>
-      <w:sz w:val="24"/>
+      <w:sz w:val="26"/>
       <w:szCs w:val="24"/>
     </w:rPr>
   </w:style>
@@ -3770,7 +3770,7 @@
     <w:pPr>
       <w:keepNext/>
       <w:keepLines/>
-      <w:spacing w:after="0" w:before="200" w:line="276" w:lineRule="auto"/>
+      <w:spacing w:after="0" w:before="200" w:line="288" w:lineRule="auto"/>
       <w:jc w:val="both"/>
       <w:outlineLvl w:val="4"/>
     </w:pPr>
@@ -3778,7 +3778,7 @@
       <w:rFonts w:ascii="Times New Roman" w:asciiTheme="majorHAnsi" w:cstheme="majorBidi" w:eastAsia="Times New Roman" w:eastAsiaTheme="majorEastAsia" w:hAnsi="Times New Roman" w:hAnsiTheme="majorHAnsi"/>
       <w:iCs/>
       <w:color w:val="000000"/>
-      <w:sz w:val="24"/>
+      <w:sz w:val="26"/>
       <w:szCs w:val="24"/>
     </w:rPr>
   </w:style>
@@ -3792,14 +3792,14 @@
     <w:pPr>
       <w:keepNext/>
       <w:keepLines/>
-      <w:spacing w:after="0" w:before="200" w:line="276" w:lineRule="auto"/>
+      <w:spacing w:after="0" w:before="200" w:line="288" w:lineRule="auto"/>
       <w:jc w:val="both"/>
       <w:outlineLvl w:val="5"/>
     </w:pPr>
     <w:rPr>
       <w:rFonts w:ascii="Times New Roman" w:asciiTheme="majorHAnsi" w:cstheme="majorBidi" w:eastAsia="Times New Roman" w:eastAsiaTheme="majorEastAsia" w:hAnsi="Times New Roman" w:hAnsiTheme="majorHAnsi"/>
       <w:color w:val="000000"/>
-      <w:sz w:val="24"/>
+      <w:sz w:val="26"/>
       <w:szCs w:val="24"/>
     </w:rPr>
   </w:style>
@@ -3813,14 +3813,14 @@
     <w:pPr>
       <w:keepNext/>
       <w:keepLines/>
-      <w:spacing w:after="0" w:before="200" w:line="276" w:lineRule="auto"/>
+      <w:spacing w:after="0" w:before="200" w:line="288" w:lineRule="auto"/>
       <w:jc w:val="both"/>
       <w:outlineLvl w:val="6"/>
     </w:pPr>
     <w:rPr>
       <w:rFonts w:ascii="Times New Roman" w:asciiTheme="majorHAnsi" w:cstheme="majorBidi" w:eastAsia="Times New Roman" w:eastAsiaTheme="majorEastAsia" w:hAnsi="Times New Roman" w:hAnsiTheme="majorHAnsi"/>
       <w:color w:val="000000"/>
-      <w:sz w:val="24"/>
+      <w:sz w:val="26"/>
       <w:szCs w:val="24"/>
     </w:rPr>
   </w:style>
@@ -3834,14 +3834,14 @@
     <w:pPr>
       <w:keepNext/>
       <w:keepLines/>
-      <w:spacing w:after="0" w:before="200" w:line="276" w:lineRule="auto"/>
+      <w:spacing w:after="0" w:before="200" w:line="288" w:lineRule="auto"/>
       <w:jc w:val="both"/>
       <w:outlineLvl w:val="7"/>
     </w:pPr>
     <w:rPr>
       <w:rFonts w:ascii="Times New Roman" w:asciiTheme="majorHAnsi" w:cstheme="majorBidi" w:eastAsia="Times New Roman" w:eastAsiaTheme="majorEastAsia" w:hAnsi="Times New Roman" w:hAnsiTheme="majorHAnsi"/>
       <w:color w:val="000000"/>
-      <w:sz w:val="24"/>
+      <w:sz w:val="26"/>
       <w:szCs w:val="24"/>
     </w:rPr>
   </w:style>
@@ -3855,14 +3855,14 @@
     <w:pPr>
       <w:keepNext/>
       <w:keepLines/>
-      <w:spacing w:after="0" w:before="200" w:line="276" w:lineRule="auto"/>
+      <w:spacing w:after="0" w:before="200" w:line="288" w:lineRule="auto"/>
       <w:jc w:val="both"/>
       <w:outlineLvl w:val="8"/>
     </w:pPr>
     <w:rPr>
       <w:rFonts w:ascii="Times New Roman" w:asciiTheme="majorHAnsi" w:cstheme="majorBidi" w:eastAsia="Times New Roman" w:eastAsiaTheme="majorEastAsia" w:hAnsi="Times New Roman" w:hAnsiTheme="majorHAnsi"/>
       <w:color w:val="000000"/>
-      <w:sz w:val="24"/>
+      <w:sz w:val="26"/>
       <w:szCs w:val="24"/>
     </w:rPr>
   </w:style>
@@ -3874,14 +3874,14 @@
     <w:unhideWhenUsed/>
     <w:qFormat/>
     <w:pPr>
-      <w:spacing w:after="100" w:before="100" w:line="276" w:lineRule="auto"/>
+      <w:spacing w:after="100" w:before="100" w:line="288" w:lineRule="auto"/>
       <w:ind w:firstLine="0" w:left="480" w:right="480"/>
       <w:jc w:val="both"/>
     </w:pPr>
     <w:rPr>
       <w:rFonts w:ascii="Times New Roman" w:eastAsia="Times New Roman" w:hAnsi="Times New Roman"/>
       <w:color w:val="000000"/>
-      <w:sz w:val="24"/>
+      <w:sz w:val="26"/>
     </w:rPr>
   </w:style>
   <w:style w:styleId="FootnoteText" w:type="paragraph">
@@ -3892,13 +3892,13 @@
     <w:unhideWhenUsed/>
     <w:qFormat/>
     <w:pPr>
-      <w:spacing w:line="276" w:lineRule="auto"/>
+      <w:spacing w:line="288" w:lineRule="auto"/>
       <w:jc w:val="both"/>
     </w:pPr>
     <w:rPr>
       <w:rFonts w:ascii="Times New Roman" w:eastAsia="Times New Roman" w:hAnsi="Times New Roman"/>
       <w:color w:val="000000"/>
-      <w:sz w:val="24"/>
+      <w:sz w:val="26"/>
     </w:rPr>
   </w:style>
   <w:style w:default="1" w:styleId="DefaultParagraphFont" w:type="character">
@@ -3908,7 +3908,7 @@
     <w:rPr>
       <w:rFonts w:ascii="Times New Roman" w:eastAsia="Times New Roman" w:hAnsi="Times New Roman"/>
       <w:color w:val="000000"/>
-      <w:sz w:val="24"/>
+      <w:sz w:val="26"/>
     </w:rPr>
   </w:style>
   <w:style w:default="1" w:styleId="Table" w:type="table">
@@ -3918,13 +3918,13 @@
     <w:unhideWhenUsed/>
     <w:qFormat/>
     <w:pPr>
-      <w:spacing w:line="276" w:lineRule="auto"/>
+      <w:spacing w:line="288" w:lineRule="auto"/>
       <w:jc w:val="both"/>
     </w:pPr>
     <w:rPr>
       <w:rFonts w:ascii="Times New Roman" w:eastAsia="Times New Roman" w:hAnsi="Times New Roman"/>
       <w:color w:val="000000"/>
-      <w:sz w:val="24"/>
+      <w:sz w:val="26"/>
     </w:rPr>
     <w:tblPr>
       <w:tblInd w:type="dxa" w:w="0"/>
@@ -3958,27 +3958,27 @@
     <w:pPr>
       <w:keepNext/>
       <w:keepLines/>
-      <w:spacing w:after="0" w:line="276" w:lineRule="auto"/>
+      <w:spacing w:after="0" w:line="288" w:lineRule="auto"/>
       <w:jc w:val="both"/>
     </w:pPr>
     <w:rPr>
       <w:rFonts w:ascii="Times New Roman" w:eastAsia="Times New Roman" w:hAnsi="Times New Roman"/>
       <w:b/>
       <w:color w:val="000000"/>
-      <w:sz w:val="24"/>
+      <w:sz w:val="26"/>
     </w:rPr>
   </w:style>
   <w:style w:customStyle="1" w:styleId="Definition" w:type="paragraph">
     <w:name w:val="Definition"/>
     <w:basedOn w:val="Normal"/>
     <w:pPr>
-      <w:spacing w:line="276" w:lineRule="auto"/>
+      <w:spacing w:line="288" w:lineRule="auto"/>
       <w:jc w:val="both"/>
     </w:pPr>
     <w:rPr>
       <w:rFonts w:ascii="Times New Roman" w:eastAsia="Times New Roman" w:hAnsi="Times New Roman"/>
       <w:color w:val="000000"/>
-      <w:sz w:val="24"/>
+      <w:sz w:val="26"/>
     </w:rPr>
   </w:style>
   <w:style w:styleId="Caption" w:type="paragraph">
@@ -3986,14 +3986,14 @@
     <w:basedOn w:val="Normal"/>
     <w:link w:val="BodyTextChar"/>
     <w:pPr>
-      <w:spacing w:after="120" w:before="0" w:line="276" w:lineRule="auto"/>
+      <w:spacing w:after="120" w:before="0" w:line="288" w:lineRule="auto"/>
       <w:jc w:val="both"/>
     </w:pPr>
     <w:rPr>
       <w:rFonts w:ascii="Times New Roman" w:eastAsia="Times New Roman" w:hAnsi="Times New Roman"/>
       <w:i/>
       <w:color w:val="000000"/>
-      <w:sz w:val="24"/>
+      <w:sz w:val="26"/>
     </w:rPr>
   </w:style>
   <w:style w:customStyle="1" w:styleId="TableCaption" w:type="paragraph">
@@ -4001,39 +4001,39 @@
     <w:basedOn w:val="Caption"/>
     <w:pPr>
       <w:keepNext/>
-      <w:spacing w:line="276" w:lineRule="auto"/>
+      <w:spacing w:line="288" w:lineRule="auto"/>
       <w:jc w:val="both"/>
     </w:pPr>
     <w:rPr>
       <w:rFonts w:ascii="Times New Roman" w:eastAsia="Times New Roman" w:hAnsi="Times New Roman"/>
       <w:color w:val="000000"/>
-      <w:sz w:val="24"/>
+      <w:sz w:val="26"/>
     </w:rPr>
   </w:style>
   <w:style w:customStyle="1" w:styleId="ImageCaption" w:type="paragraph">
     <w:name w:val="Image Caption"/>
     <w:basedOn w:val="Caption"/>
     <w:pPr>
-      <w:spacing w:line="276" w:lineRule="auto"/>
+      <w:spacing w:line="288" w:lineRule="auto"/>
       <w:jc w:val="both"/>
     </w:pPr>
     <w:rPr>
       <w:rFonts w:ascii="Times New Roman" w:eastAsia="Times New Roman" w:hAnsi="Times New Roman"/>
       <w:color w:val="000000"/>
-      <w:sz w:val="24"/>
+      <w:sz w:val="26"/>
     </w:rPr>
   </w:style>
   <w:style w:customStyle="1" w:styleId="Figure" w:type="paragraph">
     <w:name w:val="Figure"/>
     <w:basedOn w:val="Normal"/>
     <w:pPr>
-      <w:spacing w:line="276" w:lineRule="auto"/>
+      <w:spacing w:line="288" w:lineRule="auto"/>
       <w:jc w:val="both"/>
     </w:pPr>
     <w:rPr>
       <w:rFonts w:ascii="Times New Roman" w:eastAsia="Times New Roman" w:hAnsi="Times New Roman"/>
       <w:color w:val="000000"/>
-      <w:sz w:val="24"/>
+      <w:sz w:val="26"/>
     </w:rPr>
   </w:style>
   <w:style w:customStyle="1" w:styleId="CaptionedFigure" w:type="paragraph">
@@ -4041,13 +4041,13 @@
     <w:basedOn w:val="Figure"/>
     <w:pPr>
       <w:keepNext/>
-      <w:spacing w:line="276" w:lineRule="auto"/>
+      <w:spacing w:line="288" w:lineRule="auto"/>
       <w:jc w:val="both"/>
     </w:pPr>
     <w:rPr>
       <w:rFonts w:ascii="Times New Roman" w:eastAsia="Times New Roman" w:hAnsi="Times New Roman"/>
       <w:color w:val="000000"/>
-      <w:sz w:val="24"/>
+      <w:sz w:val="26"/>
     </w:rPr>
   </w:style>
   <w:style w:customStyle="1" w:styleId="BodyTextChar" w:type="character">
@@ -4057,7 +4057,7 @@
     <w:rPr>
       <w:rFonts w:ascii="Times New Roman" w:eastAsia="Times New Roman" w:hAnsi="Times New Roman"/>
       <w:color w:val="000000"/>
-      <w:sz w:val="24"/>
+      <w:sz w:val="26"/>
     </w:rPr>
   </w:style>
   <w:style w:customStyle="1" w:styleId="VerbatimChar" w:type="character">
@@ -4066,7 +4066,7 @@
     <w:rPr>
       <w:rFonts w:ascii="Times New Roman" w:eastAsia="Times New Roman" w:hAnsi="Times New Roman"/>
       <w:color w:val="000000"/>
-      <w:sz w:val="24"/>
+      <w:sz w:val="26"/>
     </w:rPr>
   </w:style>
   <w:style w:customStyle="1" w:styleId="SectionNumber" w:type="character">
@@ -4075,7 +4075,7 @@
     <w:rPr>
       <w:rFonts w:ascii="Times New Roman" w:eastAsia="Times New Roman" w:hAnsi="Times New Roman"/>
       <w:color w:val="000000"/>
-      <w:sz w:val="24"/>
+      <w:sz w:val="26"/>
     </w:rPr>
   </w:style>
   <w:style w:styleId="FootnoteReference" w:type="character">
@@ -4084,7 +4084,7 @@
     <w:rPr>
       <w:rFonts w:ascii="Times New Roman" w:eastAsia="Times New Roman" w:hAnsi="Times New Roman"/>
       <w:color w:val="000000"/>
-      <w:sz w:val="24"/>
+      <w:sz w:val="26"/>
       <w:vertAlign w:val="superscript"/>
     </w:rPr>
   </w:style>
@@ -4094,7 +4094,7 @@
     <w:rPr>
       <w:rFonts w:ascii="Times New Roman" w:eastAsia="Times New Roman" w:hAnsi="Times New Roman"/>
       <w:color w:val="000000"/>
-      <w:sz w:val="24"/>
+      <w:sz w:val="26"/>
     </w:rPr>
   </w:style>
   <w:style w:styleId="TOCHeading" w:type="paragraph">
@@ -4105,7 +4105,7 @@
     <w:unhideWhenUsed/>
     <w:qFormat/>
     <w:pPr>
-      <w:spacing w:before="240" w:line="276" w:lineRule="auto"/>
+      <w:spacing w:before="240" w:line="288" w:lineRule="auto"/>
       <w:jc w:val="both"/>
       <w:outlineLvl w:val="9"/>
     </w:pPr>
@@ -4114,242 +4114,317 @@
       <w:b w:val="0"/>
       <w:bCs w:val="0"/>
       <w:color w:val="000000"/>
-      <w:sz w:val="24"/>
-    </w:rPr>
-  </w:style>
-  <w:style w:type="paragraph" w:customStyle="1" w:styleId="SourceCode">
+      <w:sz w:val="26"/>
+    </w:rPr>
+  </w:style>
+  <w:style w:customStyle="1" w:styleId="SourceCode" w:type="paragraph">
     <w:name w:val="Source Code"/>
     <w:basedOn w:val="Normal"/>
     <w:link w:val="VerbatimChar"/>
     <w:pPr>
       <w:wordWrap w:val="off"/>
+      <w:spacing w:line="288" w:lineRule="auto"/>
+      <w:jc w:val="both"/>
     </w:pPr>
-  </w:style>
-  <w:style w:type="character" w:customStyle="1" w:styleId="KeywordTok">
+    <w:rPr>
+      <w:rFonts w:ascii="Times New Roman" w:eastAsia="Times New Roman" w:hAnsi="Times New Roman"/>
+      <w:color w:val="000000"/>
+      <w:sz w:val="26"/>
+    </w:rPr>
+  </w:style>
+  <w:style w:customStyle="1" w:styleId="KeywordTok" w:type="character">
     <w:name w:val="KeywordTok"/>
     <w:basedOn w:val="VerbatimChar"/>
     <w:rPr>
-      <w:color w:val="007020"/>
+      <w:rFonts w:ascii="Times New Roman" w:eastAsia="Times New Roman" w:hAnsi="Times New Roman"/>
       <w:b/>
-    </w:rPr>
-  </w:style>
-  <w:style w:type="character" w:customStyle="1" w:styleId="DataTypeTok">
+      <w:color w:val="000000"/>
+      <w:sz w:val="26"/>
+    </w:rPr>
+  </w:style>
+  <w:style w:customStyle="1" w:styleId="DataTypeTok" w:type="character">
     <w:name w:val="DataTypeTok"/>
     <w:basedOn w:val="VerbatimChar"/>
     <w:rPr>
-      <w:color w:val="902000"/>
-    </w:rPr>
-  </w:style>
-  <w:style w:type="character" w:customStyle="1" w:styleId="DecValTok">
+      <w:rFonts w:ascii="Times New Roman" w:eastAsia="Times New Roman" w:hAnsi="Times New Roman"/>
+      <w:color w:val="000000"/>
+      <w:sz w:val="26"/>
+    </w:rPr>
+  </w:style>
+  <w:style w:customStyle="1" w:styleId="DecValTok" w:type="character">
     <w:name w:val="DecValTok"/>
     <w:basedOn w:val="VerbatimChar"/>
     <w:rPr>
-      <w:color w:val="40a070"/>
-    </w:rPr>
-  </w:style>
-  <w:style w:type="character" w:customStyle="1" w:styleId="BaseNTok">
+      <w:rFonts w:ascii="Times New Roman" w:eastAsia="Times New Roman" w:hAnsi="Times New Roman"/>
+      <w:color w:val="000000"/>
+      <w:sz w:val="26"/>
+    </w:rPr>
+  </w:style>
+  <w:style w:customStyle="1" w:styleId="BaseNTok" w:type="character">
     <w:name w:val="BaseNTok"/>
     <w:basedOn w:val="VerbatimChar"/>
     <w:rPr>
-      <w:color w:val="40a070"/>
-    </w:rPr>
-  </w:style>
-  <w:style w:type="character" w:customStyle="1" w:styleId="FloatTok">
+      <w:rFonts w:ascii="Times New Roman" w:eastAsia="Times New Roman" w:hAnsi="Times New Roman"/>
+      <w:color w:val="000000"/>
+      <w:sz w:val="26"/>
+    </w:rPr>
+  </w:style>
+  <w:style w:customStyle="1" w:styleId="FloatTok" w:type="character">
     <w:name w:val="FloatTok"/>
     <w:basedOn w:val="VerbatimChar"/>
     <w:rPr>
-      <w:color w:val="40a070"/>
-    </w:rPr>
-  </w:style>
-  <w:style w:type="character" w:customStyle="1" w:styleId="ConstantTok">
+      <w:rFonts w:ascii="Times New Roman" w:eastAsia="Times New Roman" w:hAnsi="Times New Roman"/>
+      <w:color w:val="000000"/>
+      <w:sz w:val="26"/>
+    </w:rPr>
+  </w:style>
+  <w:style w:customStyle="1" w:styleId="ConstantTok" w:type="character">
     <w:name w:val="ConstantTok"/>
     <w:basedOn w:val="VerbatimChar"/>
     <w:rPr>
-      <w:color w:val="880000"/>
-    </w:rPr>
-  </w:style>
-  <w:style w:type="character" w:customStyle="1" w:styleId="CharTok">
+      <w:rFonts w:ascii="Times New Roman" w:eastAsia="Times New Roman" w:hAnsi="Times New Roman"/>
+      <w:color w:val="000000"/>
+      <w:sz w:val="26"/>
+    </w:rPr>
+  </w:style>
+  <w:style w:customStyle="1" w:styleId="CharTok" w:type="character">
     <w:name w:val="CharTok"/>
     <w:basedOn w:val="VerbatimChar"/>
     <w:rPr>
-      <w:color w:val="4070a0"/>
-    </w:rPr>
-  </w:style>
-  <w:style w:type="character" w:customStyle="1" w:styleId="SpecialCharTok">
+      <w:rFonts w:ascii="Times New Roman" w:eastAsia="Times New Roman" w:hAnsi="Times New Roman"/>
+      <w:color w:val="000000"/>
+      <w:sz w:val="26"/>
+    </w:rPr>
+  </w:style>
+  <w:style w:customStyle="1" w:styleId="SpecialCharTok" w:type="character">
     <w:name w:val="SpecialCharTok"/>
     <w:basedOn w:val="VerbatimChar"/>
     <w:rPr>
-      <w:color w:val="4070a0"/>
-    </w:rPr>
-  </w:style>
-  <w:style w:type="character" w:customStyle="1" w:styleId="StringTok">
+      <w:rFonts w:ascii="Times New Roman" w:eastAsia="Times New Roman" w:hAnsi="Times New Roman"/>
+      <w:color w:val="000000"/>
+      <w:sz w:val="26"/>
+    </w:rPr>
+  </w:style>
+  <w:style w:customStyle="1" w:styleId="StringTok" w:type="character">
     <w:name w:val="StringTok"/>
     <w:basedOn w:val="VerbatimChar"/>
     <w:rPr>
-      <w:color w:val="4070a0"/>
-    </w:rPr>
-  </w:style>
-  <w:style w:type="character" w:customStyle="1" w:styleId="VerbatimStringTok">
+      <w:rFonts w:ascii="Times New Roman" w:eastAsia="Times New Roman" w:hAnsi="Times New Roman"/>
+      <w:color w:val="000000"/>
+      <w:sz w:val="26"/>
+    </w:rPr>
+  </w:style>
+  <w:style w:customStyle="1" w:styleId="VerbatimStringTok" w:type="character">
     <w:name w:val="VerbatimStringTok"/>
     <w:basedOn w:val="VerbatimChar"/>
     <w:rPr>
-      <w:color w:val="4070a0"/>
-    </w:rPr>
-  </w:style>
-  <w:style w:type="character" w:customStyle="1" w:styleId="SpecialStringTok">
+      <w:rFonts w:ascii="Times New Roman" w:eastAsia="Times New Roman" w:hAnsi="Times New Roman"/>
+      <w:color w:val="000000"/>
+      <w:sz w:val="26"/>
+    </w:rPr>
+  </w:style>
+  <w:style w:customStyle="1" w:styleId="SpecialStringTok" w:type="character">
     <w:name w:val="SpecialStringTok"/>
     <w:basedOn w:val="VerbatimChar"/>
     <w:rPr>
-      <w:color w:val="bb6688"/>
-    </w:rPr>
-  </w:style>
-  <w:style w:type="character" w:customStyle="1" w:styleId="ImportTok">
+      <w:rFonts w:ascii="Times New Roman" w:eastAsia="Times New Roman" w:hAnsi="Times New Roman"/>
+      <w:color w:val="000000"/>
+      <w:sz w:val="26"/>
+    </w:rPr>
+  </w:style>
+  <w:style w:customStyle="1" w:styleId="ImportTok" w:type="character">
     <w:name w:val="ImportTok"/>
     <w:basedOn w:val="VerbatimChar"/>
     <w:rPr>
-      <w:color w:val="008000"/>
+      <w:rFonts w:ascii="Times New Roman" w:eastAsia="Times New Roman" w:hAnsi="Times New Roman"/>
       <w:b/>
-    </w:rPr>
-  </w:style>
-  <w:style w:type="character" w:customStyle="1" w:styleId="CommentTok">
+      <w:color w:val="000000"/>
+      <w:sz w:val="26"/>
+    </w:rPr>
+  </w:style>
+  <w:style w:customStyle="1" w:styleId="CommentTok" w:type="character">
     <w:name w:val="CommentTok"/>
     <w:basedOn w:val="VerbatimChar"/>
     <w:rPr>
-      <w:color w:val="60a0b0"/>
+      <w:rFonts w:ascii="Times New Roman" w:eastAsia="Times New Roman" w:hAnsi="Times New Roman"/>
       <w:i/>
-    </w:rPr>
-  </w:style>
-  <w:style w:type="character" w:customStyle="1" w:styleId="DocumentationTok">
+      <w:color w:val="000000"/>
+      <w:sz w:val="26"/>
+    </w:rPr>
+  </w:style>
+  <w:style w:customStyle="1" w:styleId="DocumentationTok" w:type="character">
     <w:name w:val="DocumentationTok"/>
     <w:basedOn w:val="VerbatimChar"/>
     <w:rPr>
-      <w:color w:val="ba2121"/>
+      <w:rFonts w:ascii="Times New Roman" w:eastAsia="Times New Roman" w:hAnsi="Times New Roman"/>
       <w:i/>
-    </w:rPr>
-  </w:style>
-  <w:style w:type="character" w:customStyle="1" w:styleId="AnnotationTok">
+      <w:color w:val="000000"/>
+      <w:sz w:val="26"/>
+    </w:rPr>
+  </w:style>
+  <w:style w:customStyle="1" w:styleId="AnnotationTok" w:type="character">
     <w:name w:val="AnnotationTok"/>
     <w:basedOn w:val="VerbatimChar"/>
     <w:rPr>
-      <w:color w:val="60a0b0"/>
+      <w:rFonts w:ascii="Times New Roman" w:eastAsia="Times New Roman" w:hAnsi="Times New Roman"/>
       <w:b/>
       <w:i/>
-    </w:rPr>
-  </w:style>
-  <w:style w:type="character" w:customStyle="1" w:styleId="CommentVarTok">
+      <w:color w:val="000000"/>
+      <w:sz w:val="26"/>
+    </w:rPr>
+  </w:style>
+  <w:style w:customStyle="1" w:styleId="CommentVarTok" w:type="character">
     <w:name w:val="CommentVarTok"/>
     <w:basedOn w:val="VerbatimChar"/>
     <w:rPr>
-      <w:color w:val="60a0b0"/>
+      <w:rFonts w:ascii="Times New Roman" w:eastAsia="Times New Roman" w:hAnsi="Times New Roman"/>
       <w:b/>
       <w:i/>
-    </w:rPr>
-  </w:style>
-  <w:style w:type="character" w:customStyle="1" w:styleId="OtherTok">
+      <w:color w:val="000000"/>
+      <w:sz w:val="26"/>
+    </w:rPr>
+  </w:style>
+  <w:style w:customStyle="1" w:styleId="OtherTok" w:type="character">
     <w:name w:val="OtherTok"/>
     <w:basedOn w:val="VerbatimChar"/>
     <w:rPr>
-      <w:color w:val="007020"/>
-    </w:rPr>
-  </w:style>
-  <w:style w:type="character" w:customStyle="1" w:styleId="FunctionTok">
+      <w:rFonts w:ascii="Times New Roman" w:eastAsia="Times New Roman" w:hAnsi="Times New Roman"/>
+      <w:color w:val="000000"/>
+      <w:sz w:val="26"/>
+    </w:rPr>
+  </w:style>
+  <w:style w:customStyle="1" w:styleId="FunctionTok" w:type="character">
     <w:name w:val="FunctionTok"/>
     <w:basedOn w:val="VerbatimChar"/>
     <w:rPr>
-      <w:color w:val="06287e"/>
-    </w:rPr>
-  </w:style>
-  <w:style w:type="character" w:customStyle="1" w:styleId="VariableTok">
+      <w:rFonts w:ascii="Times New Roman" w:eastAsia="Times New Roman" w:hAnsi="Times New Roman"/>
+      <w:color w:val="000000"/>
+      <w:sz w:val="26"/>
+    </w:rPr>
+  </w:style>
+  <w:style w:customStyle="1" w:styleId="VariableTok" w:type="character">
     <w:name w:val="VariableTok"/>
     <w:basedOn w:val="VerbatimChar"/>
     <w:rPr>
-      <w:color w:val="19177c"/>
-    </w:rPr>
-  </w:style>
-  <w:style w:type="character" w:customStyle="1" w:styleId="ControlFlowTok">
+      <w:rFonts w:ascii="Times New Roman" w:eastAsia="Times New Roman" w:hAnsi="Times New Roman"/>
+      <w:color w:val="000000"/>
+      <w:sz w:val="26"/>
+    </w:rPr>
+  </w:style>
+  <w:style w:customStyle="1" w:styleId="ControlFlowTok" w:type="character">
     <w:name w:val="ControlFlowTok"/>
     <w:basedOn w:val="VerbatimChar"/>
     <w:rPr>
-      <w:color w:val="007020"/>
+      <w:rFonts w:ascii="Times New Roman" w:eastAsia="Times New Roman" w:hAnsi="Times New Roman"/>
       <w:b/>
-    </w:rPr>
-  </w:style>
-  <w:style w:type="character" w:customStyle="1" w:styleId="OperatorTok">
+      <w:color w:val="000000"/>
+      <w:sz w:val="26"/>
+    </w:rPr>
+  </w:style>
+  <w:style w:customStyle="1" w:styleId="OperatorTok" w:type="character">
     <w:name w:val="OperatorTok"/>
     <w:basedOn w:val="VerbatimChar"/>
     <w:rPr>
-      <w:color w:val="666666"/>
-    </w:rPr>
-  </w:style>
-  <w:style w:type="character" w:customStyle="1" w:styleId="BuiltInTok">
+      <w:rFonts w:ascii="Times New Roman" w:eastAsia="Times New Roman" w:hAnsi="Times New Roman"/>
+      <w:color w:val="000000"/>
+      <w:sz w:val="26"/>
+    </w:rPr>
+  </w:style>
+  <w:style w:customStyle="1" w:styleId="BuiltInTok" w:type="character">
     <w:name w:val="BuiltInTok"/>
     <w:basedOn w:val="VerbatimChar"/>
     <w:rPr>
-      <w:color w:val="008000"/>
-    </w:rPr>
-  </w:style>
-  <w:style w:type="character" w:customStyle="1" w:styleId="ExtensionTok">
+      <w:rFonts w:ascii="Times New Roman" w:eastAsia="Times New Roman" w:hAnsi="Times New Roman"/>
+      <w:color w:val="000000"/>
+      <w:sz w:val="26"/>
+    </w:rPr>
+  </w:style>
+  <w:style w:customStyle="1" w:styleId="ExtensionTok" w:type="character">
     <w:name w:val="ExtensionTok"/>
     <w:basedOn w:val="VerbatimChar"/>
-    <w:rPr/>
-  </w:style>
-  <w:style w:type="character" w:customStyle="1" w:styleId="PreprocessorTok">
+    <w:rPr>
+      <w:rFonts w:ascii="Times New Roman" w:eastAsia="Times New Roman" w:hAnsi="Times New Roman"/>
+      <w:color w:val="000000"/>
+      <w:sz w:val="26"/>
+    </w:rPr>
+  </w:style>
+  <w:style w:customStyle="1" w:styleId="PreprocessorTok" w:type="character">
     <w:name w:val="PreprocessorTok"/>
     <w:basedOn w:val="VerbatimChar"/>
     <w:rPr>
-      <w:color w:val="bc7a00"/>
-    </w:rPr>
-  </w:style>
-  <w:style w:type="character" w:customStyle="1" w:styleId="AttributeTok">
+      <w:rFonts w:ascii="Times New Roman" w:eastAsia="Times New Roman" w:hAnsi="Times New Roman"/>
+      <w:color w:val="000000"/>
+      <w:sz w:val="26"/>
+    </w:rPr>
+  </w:style>
+  <w:style w:customStyle="1" w:styleId="AttributeTok" w:type="character">
     <w:name w:val="AttributeTok"/>
     <w:basedOn w:val="VerbatimChar"/>
     <w:rPr>
-      <w:color w:val="7d9029"/>
-    </w:rPr>
-  </w:style>
-  <w:style w:type="character" w:customStyle="1" w:styleId="RegionMarkerTok">
+      <w:rFonts w:ascii="Times New Roman" w:eastAsia="Times New Roman" w:hAnsi="Times New Roman"/>
+      <w:color w:val="000000"/>
+      <w:sz w:val="26"/>
+    </w:rPr>
+  </w:style>
+  <w:style w:customStyle="1" w:styleId="RegionMarkerTok" w:type="character">
     <w:name w:val="RegionMarkerTok"/>
     <w:basedOn w:val="VerbatimChar"/>
-    <w:rPr/>
-  </w:style>
-  <w:style w:type="character" w:customStyle="1" w:styleId="InformationTok">
+    <w:rPr>
+      <w:rFonts w:ascii="Times New Roman" w:eastAsia="Times New Roman" w:hAnsi="Times New Roman"/>
+      <w:color w:val="000000"/>
+      <w:sz w:val="26"/>
+    </w:rPr>
+  </w:style>
+  <w:style w:customStyle="1" w:styleId="InformationTok" w:type="character">
     <w:name w:val="InformationTok"/>
     <w:basedOn w:val="VerbatimChar"/>
     <w:rPr>
-      <w:color w:val="60a0b0"/>
+      <w:rFonts w:ascii="Times New Roman" w:eastAsia="Times New Roman" w:hAnsi="Times New Roman"/>
       <w:b/>
       <w:i/>
-    </w:rPr>
-  </w:style>
-  <w:style w:type="character" w:customStyle="1" w:styleId="WarningTok">
+      <w:color w:val="000000"/>
+      <w:sz w:val="26"/>
+    </w:rPr>
+  </w:style>
+  <w:style w:customStyle="1" w:styleId="WarningTok" w:type="character">
     <w:name w:val="WarningTok"/>
     <w:basedOn w:val="VerbatimChar"/>
     <w:rPr>
-      <w:color w:val="60a0b0"/>
+      <w:rFonts w:ascii="Times New Roman" w:eastAsia="Times New Roman" w:hAnsi="Times New Roman"/>
       <w:b/>
       <w:i/>
-    </w:rPr>
-  </w:style>
-  <w:style w:type="character" w:customStyle="1" w:styleId="AlertTok">
+      <w:color w:val="000000"/>
+      <w:sz w:val="26"/>
+    </w:rPr>
+  </w:style>
+  <w:style w:customStyle="1" w:styleId="AlertTok" w:type="character">
     <w:name w:val="AlertTok"/>
     <w:basedOn w:val="VerbatimChar"/>
     <w:rPr>
-      <w:color w:val="ff0000"/>
+      <w:rFonts w:ascii="Times New Roman" w:eastAsia="Times New Roman" w:hAnsi="Times New Roman"/>
       <w:b/>
-    </w:rPr>
-  </w:style>
-  <w:style w:type="character" w:customStyle="1" w:styleId="ErrorTok">
+      <w:color w:val="000000"/>
+      <w:sz w:val="26"/>
+    </w:rPr>
+  </w:style>
+  <w:style w:customStyle="1" w:styleId="ErrorTok" w:type="character">
     <w:name w:val="ErrorTok"/>
     <w:basedOn w:val="VerbatimChar"/>
     <w:rPr>
-      <w:color w:val="ff0000"/>
+      <w:rFonts w:ascii="Times New Roman" w:eastAsia="Times New Roman" w:hAnsi="Times New Roman"/>
       <w:b/>
-    </w:rPr>
-  </w:style>
-  <w:style w:type="character" w:customStyle="1" w:styleId="NormalTok">
+      <w:color w:val="000000"/>
+      <w:sz w:val="26"/>
+    </w:rPr>
+  </w:style>
+  <w:style w:customStyle="1" w:styleId="NormalTok" w:type="character">
     <w:name w:val="NormalTok"/>
     <w:basedOn w:val="VerbatimChar"/>
-    <w:rPr/>
+    <w:rPr>
+      <w:rFonts w:ascii="Times New Roman" w:eastAsia="Times New Roman" w:hAnsi="Times New Roman"/>
+      <w:color w:val="000000"/>
+      <w:sz w:val="26"/>
+    </w:rPr>
   </w:style>
 </w:styles>
 </file>

--- a/dist/BO_NOP_HOAN_CHINH_2026-06/3_luan_an_chuong_phu_luc/chuong_2_tong_quan_tai_lieu_vi.docx
+++ b/dist/BO_NOP_HOAN_CHINH_2026-06/3_luan_an_chuong_phu_luc/chuong_2_tong_quan_tai_lieu_vi.docx
@@ -2,32 +2,6 @@
 <file path=word/document.xml><?xml version="1.0" encoding="utf-8"?>
 <w:document xmlns:w="http://schemas.openxmlformats.org/wordprocessingml/2006/main" xmlns:m="http://schemas.openxmlformats.org/officeDocument/2006/math" xmlns:r="http://schemas.openxmlformats.org/officeDocument/2006/relationships" xmlns:o="urn:schemas-microsoft-com:office:office" xmlns:v="urn:schemas-microsoft-com:vml" xmlns:w10="urn:schemas-microsoft-com:office:word" xmlns:a="http://schemas.openxmlformats.org/drawingml/2006/main" xmlns:pic="http://schemas.openxmlformats.org/drawingml/2006/picture" xmlns:wp="http://schemas.openxmlformats.org/drawingml/2006/wordprocessingDrawing">
   <w:body>
-    <w:sdt>
-      <w:sdtPr>
-        <w:docPartObj>
-          <w:docPartGallery w:val="Table of Contents"/>
-          <w:docPartUnique/>
-        </w:docPartObj>
-      </w:sdtPr>
-      <w:sdtContent>
-        <w:p>
-          <w:pPr>
-            <w:pStyle w:val="TOCHeading"/>
-          </w:pPr>
-          <w:r>
-            <w:t xml:space="preserve">Table of Contents</w:t>
-          </w:r>
-        </w:p>
-        <w:p>
-          <w:r>
-            <w:fldChar w:fldCharType="begin" w:dirty="true"/>
-            <w:instrText xml:space="preserve">TOC \o "1-3" \h \z \u</w:instrText>
-            <w:fldChar w:fldCharType="separate"/>
-            <w:fldChar w:fldCharType="end"/>
-          </w:r>
-        </w:p>
-      </w:sdtContent>
-    </w:sdt>
     <w:bookmarkStart w:id="56" w:name="chương-2-tổng-quan-tài-liệu"/>
     <w:p>
       <w:pPr>
@@ -868,7 +842,7 @@
         <w:pStyle w:val="BodyText"/>
       </w:pPr>
       <w:r>
-        <w:t xml:space="preserve">Bausch và Krist (2007) phân tích 65 nghiên cứu và tìm thấy tác động tổng hợp dương nhưng nhỏ (r ≈ 0,10), đồng thời xác nhận rằng mức độ dị biệt (heterogeneity) giữa các nghiên cứu rất cao với I² &gt; 80%, hàm ý rằng các biến điều tiết là nguồn giải thích chủ yếu cho sự khác biệt. Kirca et al. (2012) mở rộng mẫu gộp lên 154 mẫu và tìm thấy tác động tổng hợp tương tự, đồng thời xác nhận vai trò của bối cảnh quốc gia và ngành. Marano et al. (2016), nghiên cứu phân tích tổng hợp toàn diện nhất trong tài liệu với 170 nghiên cứu và 32 quốc gia, tìm thấy r ≈ 0,07–0,13 và chứng minh rằng thể chế quốc gia nguồn là biến điều tiết quan trọng nhất trong tất cả các biến bối cảnh được kiểm định. Wu et al. (2022) cập nhật với mẫu gộp 218 quy mô hiệu ứng tập trung vào các thị trường mới nổi multinationals (EMNEs) và tìm thấy mô hình biến điều tiết tương tự. Tại hội nghị ICBEF 2024, kết quả sơ bộ từ mẫu gộp nghiên cứu về châu Á với k = 113 nghiên cứu cho thấy r = 0,07, nhất quán với các các phân tích tổng hợp toàn cầu nhưng cụ thể hơn về bối cảnh châu Á. Luận án này mở rộng mẫu gộp đó thông qua Nghiên cứu P6, một phân tích tổng hợp ba tầng (three-level MARA) với k = 238 nghiên cứu và K = 288 quy mô hiệu ứng từ châu Á và Thái Bình Dương, ước lượng r̄ = 0,074 [KTC 95%: 0,060; 0,088], I² = 62,4%, Q_M(ICRV) = 17,35 (df = 4, p = ,002). Kết quả này xác nhận tác động tổng hợp dương nhỏ nhưng bền vững, đồng thời chứng minh rằng phổ thể chế ICRV, điểm uốn giảm dần khi chuyển từ thể chế yếu sang thể chế mạnh, là biến điều tiết thực chất của mối quan hệ quốc tế hóa và hiệu quả trong bối cảnh châu Á (nghiên cứu thành phần P6). Tuy vậy, một số nghiên cứu gần đây sử dụng chiến lược nhận diện chặt chẽ hơn đặt câu hỏi về tính phổ quát của dạng hàm chữ U ngược: Pisani, Garcia-Bernardo và Heemskerk (2020) cho thấy quan hệ này suy yếu đáng kể, thậm chí biến mất, trong các mẫu gộp xuyên quốc gia khi áp dụng nhận diện nghiêm ngặt hơn, củng cố lập luận rằng chính dị biệt bối cảnh, chứ không phải một quy luật hàm phổ quát, mới chi phối kết quả quốc tế hóa và hiệu quả. Ở cấp doanh nghiệp, Arbelo, Arbelo-Pérez và Pérez-Gómez (2024) chứng minh quan hệ quốc tế hóa và hiệu quả phụ thuộc vào tài sản đặc thù của doanh nghiệp theo quan điểm dựa trên nguồn lực, nhất quán với vai trò điều tiết của năng lực công nghệ được nhấn mạnh trong luận án này.</w:t>
+        <w:t xml:space="preserve">Bausch và Krist (2007) phân tích 65 nghiên cứu và tìm thấy tác động tổng hợp dương nhưng nhỏ (r ≈ 0,10), đồng thời xác nhận rằng mức độ dị biệt (heterogeneity) giữa các nghiên cứu rất cao với I² &gt; 80%, hàm ý rằng các biến điều tiết là nguồn giải thích chủ yếu cho sự khác biệt. Kirca et al. (2012) mở rộng mẫu gộp lên 154 mẫu và tìm thấy tác động tổng hợp tương tự, đồng thời xác nhận vai trò của bối cảnh quốc gia và ngành. Marano et al. (2016), nghiên cứu phân tích tổng hợp toàn diện nhất trong tài liệu với 170 nghiên cứu và 32 quốc gia, tìm thấy r ≈ 0,07–0,13 và chứng minh rằng thể chế quốc gia nguồn là biến điều tiết quan trọng nhất trong tất cả các biến bối cảnh được kiểm định. Wu et al. (2022) cập nhật với mẫu gộp 218 quy mô hiệu ứng tập trung vào các thị trường mới nổi multinationals (EMNEs) và tìm thấy mô hình biến điều tiết tương tự. Tại hội nghị ICBEF 2024, kết quả sơ bộ từ mẫu gộp nghiên cứu về châu Á với k = 113 nghiên cứu cho thấy r = 0,07, nhất quán với các các phân tích tổng hợp toàn cầu nhưng cụ thể hơn về bối cảnh châu Á. Luận án này mở rộng mẫu gộp đó thông qua Nghiên cứu P6, một phân tích tổng hợp ba tầng (three-level MARA) với k = 238 nghiên cứu và K = 288 quy mô hiệu ứng từ 49 nền kinh tế trên toàn cầu (châu Á–Thái Bình Dương là tiểu mẫu chủ đạo, chiếm 52% corpus, dùng làm phân tích độ nhạy theo vùng), ước lượng r̄ = 0,074 [KTC 95%: 0,060; 0,088], I² = 62,4%, Q_M(ICRV) = 17,35 (df = 4, p = ,002). Kết quả này xác nhận tác động tổng hợp dương nhỏ nhưng bền vững, đồng thời chứng minh rằng phổ thể chế ICRV, điểm uốn giảm dần khi chuyển từ thể chế yếu sang thể chế mạnh, là biến điều tiết thực chất của mối quan hệ quốc tế hóa và hiệu quả trên corpus toàn cầu (nghiên cứu thành phần P6). Tuy vậy, một số nghiên cứu gần đây sử dụng chiến lược nhận diện chặt chẽ hơn đặt câu hỏi về tính phổ quát của dạng hàm chữ U ngược: Pisani, Garcia-Bernardo và Heemskerk (2020) cho thấy quan hệ này suy yếu đáng kể, thậm chí biến mất, trong các mẫu gộp xuyên quốc gia khi áp dụng nhận diện nghiêm ngặt hơn, củng cố lập luận rằng chính dị biệt bối cảnh, chứ không phải một quy luật hàm phổ quát, mới chi phối kết quả quốc tế hóa và hiệu quả. Ở cấp doanh nghiệp, Arbelo, Arbelo-Pérez và Pérez-Gómez (2024) chứng minh quan hệ quốc tế hóa và hiệu quả phụ thuộc vào tài sản đặc thù của doanh nghiệp theo quan điểm dựa trên nguồn lực, nhất quán với vai trò điều tiết của năng lực công nghệ được nhấn mạnh trong luận án này.</w:t>
       </w:r>
     </w:p>
     <w:p>
@@ -1887,7 +1861,7 @@
         <w:pStyle w:val="FirstParagraph"/>
       </w:pPr>
       <w:r>
-        <w:t xml:space="preserve">Bảy giả thuyết nêu trên được tổng hợp trong Bảng 2.2, làm rõ với mỗi giả thuyết bốn yếu tố: phát biểu tóm tắt, dấu kỳ vọng của hệ số, cơ sở lý thuyết nền và biến đo lường cùng kiểm định tương ứng. Cách trình bày này bảo đảm mỗi giả thuyết đều được suy ra từ lý thuyết (không phải rút ra từ quan sát thực nghiệm) và đều gắn với một thao tác kiểm định cụ thể trong Chương 3 và Chương 4. Ba giả thuyết điều tiết H2, H3, H5 cùng vận hành trên một đường quan hệ chính (H1), tương ứng ba tầng của khung CDCM; H1b là điều kiện biên của H1 tại nhóm thể chế yếu nhất; H4 và H6 bổ sung tầng cá nhân và chiều thời gian.</w:t>
+        <w:t xml:space="preserve">Bảy giả thuyết nêu trên được tổng hợp trong Bảng 2.1, làm rõ với mỗi giả thuyết bốn yếu tố: phát biểu tóm tắt, dấu kỳ vọng của hệ số, cơ sở lý thuyết nền và biến đo lường cùng kiểm định tương ứng. Cách trình bày này bảo đảm mỗi giả thuyết đều được suy ra từ lý thuyết (không phải rút ra từ quan sát thực nghiệm) và đều gắn với một thao tác kiểm định cụ thể trong Chương 3 và Chương 4. Ba giả thuyết điều tiết H2, H3, H5 cùng vận hành trên một đường quan hệ chính (H1), tương ứng ba tầng của khung CDCM; H1b là điều kiện biên của H1 tại nhóm thể chế yếu nhất; H4 và H6 bổ sung tầng cá nhân và chiều thời gian.</w:t>
       </w:r>
     </w:p>
     <w:p>
@@ -1899,7 +1873,7 @@
           <w:bCs/>
           <w:b/>
         </w:rPr>
-        <w:t xml:space="preserve">Bảng 2.2.</w:t>
+        <w:t xml:space="preserve">Bảng 2.1.</w:t>
       </w:r>
       <w:r>
         <w:t xml:space="preserve"> </w:t>
@@ -2609,7 +2583,7 @@
         <w:pStyle w:val="FirstParagraph"/>
       </w:pPr>
       <w:r>
-        <w:t xml:space="preserve">Luận án được phát triển gắn với một chuỗi nghiên cứu thành phần (ký hiệu P1–P10 và một chương sách), mỗi nghiên cứu kiểm định một phần của hệ giả thuyết H1–H6 và điều kiện biên H1b trong một bối cảnh thể chế cụ thể. Bảng 2.1 ánh xạ các nghiên cứu thành phần với mục trình bày kết quả và các giả thuyết tương ứng.</w:t>
+        <w:t xml:space="preserve">Luận án được phát triển gắn với một chuỗi nghiên cứu thành phần (ký hiệu P1–P10 và một chương sách), mỗi nghiên cứu kiểm định một phần của hệ giả thuyết H1–H6 và điều kiện biên H1b trong một bối cảnh thể chế cụ thể. Bảng 2.2 ánh xạ các nghiên cứu thành phần với mục trình bày kết quả và các giả thuyết tương ứng.</w:t>
       </w:r>
     </w:p>
     <w:p>
@@ -2621,7 +2595,7 @@
           <w:bCs/>
           <w:b/>
         </w:rPr>
-        <w:t xml:space="preserve">Bảng 2.1.</w:t>
+        <w:t xml:space="preserve">Bảng 2.2.</w:t>
       </w:r>
       <w:r>
         <w:t xml:space="preserve"> </w:t>
@@ -2971,7 +2945,7 @@
               <w:jc w:val="left"/>
             </w:pPr>
             <w:r>
-              <w:t xml:space="preserve">Toàn bộ tài liệu châu Á</w:t>
+              <w:t xml:space="preserve">Toàn bộ tài liệu toàn cầu (49 nền)</w:t>
             </w:r>
           </w:p>
         </w:tc>
@@ -3352,7 +3326,7 @@
         <w:pStyle w:val="BodyText"/>
       </w:pPr>
       <w:r>
-        <w:t xml:space="preserve">Ba khoảng trống được xác định: thiếu khung tích hợp đa tầng, sự đồng nhất không hợp lý giữa TCI và DAI, và thiếu bằng chứng đa quốc gia quy mô lớn có cấu trúc cho châu Á. Để lấp đầy ba khoảng trống này, luận án đề xuất khung CDCM và phát triển sáu giả thuyết trọng tâm (H1 đến H6) cùng điều kiện biên H1b, bao phủ phi tuyến cơ bản, vai trò của TCI và DAI, vai trò của đặc điểm nhà quản trị, vai trò của thể chế ICRV, và dị biệt thời gian. Mỗi giả thuyết được neo vào một hoặc nhiều nghiên cứu thành phần và một bối cảnh thể chế cụ thể, như Bảng 2.1 trình bày, để bảo đảm rằng khung lý thuyết được kiểm định trên toàn bộ phổ thể chế của khu vực chứ không chỉ ở một bối cảnh đơn lẻ. Chương 3 sẽ trình bày thiết kế phương pháp và chiến lược kiểm định hệ giả thuyết này.</w:t>
+        <w:t xml:space="preserve">Ba khoảng trống được xác định: thiếu khung tích hợp đa tầng, sự đồng nhất không hợp lý giữa TCI và DAI, và thiếu bằng chứng đa quốc gia quy mô lớn có cấu trúc cho châu Á. Để lấp đầy ba khoảng trống này, luận án đề xuất khung CDCM và phát triển sáu giả thuyết trọng tâm (H1 đến H6) cùng điều kiện biên H1b, bao phủ phi tuyến cơ bản, vai trò của TCI và DAI, vai trò của đặc điểm nhà quản trị, vai trò của thể chế ICRV, và dị biệt thời gian. Mỗi giả thuyết được neo vào một hoặc nhiều nghiên cứu thành phần và một bối cảnh thể chế cụ thể, như Bảng 2.2 trình bày, để bảo đảm rằng khung lý thuyết được kiểm định trên toàn bộ phổ thể chế của khu vực chứ không chỉ ở một bối cảnh đơn lẻ. Chương 3 sẽ trình bày thiết kế phương pháp và chiến lược kiểm định hệ giả thuyết này.</w:t>
       </w:r>
     </w:p>
     <w:bookmarkEnd w:id="55"/>

--- a/dist/BO_NOP_HOAN_CHINH_2026-06/3_luan_an_chuong_phu_luc/chuong_2_tong_quan_tai_lieu_vi.docx
+++ b/dist/BO_NOP_HOAN_CHINH_2026-06/3_luan_an_chuong_phu_luc/chuong_2_tong_quan_tai_lieu_vi.docx
@@ -1043,7 +1043,7 @@
         <w:pStyle w:val="BodyText"/>
       </w:pPr>
       <w:r>
-        <w:t xml:space="preserve">Phát hiện cốt lõi của khối bằng chứng vĩ mô này là chất lượng thể chế phân hóa kết quả tăng trưởng một cách có hệ thống. Các thị trường biên tăng trưởng nhanh nhất trong một phần tư thế kỷ qua chia sẻ một số đặc điểm chung: cải thiện quản trị, thu hẹp chênh lệch lãi suất cho vay–huy động của ngân hàng, kiểm soát nợ công và gánh nặng trả nợ, cùng với tích lũy vốn trên đầu người mạnh hơn (World Bank, 2026c). Ngược lại, các điểm yếu thể chế và quản trị, biểu hiện qua thị trường tài chính nội địa nông và chênh lệch lãi suất rộng, đi kèm với tăng trưởng vốn trên đầu người đáng thất vọng và làm khuếch đại tác động bất lợi của các cú sốc (World Bank, 2026c). Cơ chế vĩ mô này nhất quán với lập luận institutional-khoảng trống ở cấp doanh nghiệp (Khanna &amp; Palepu, 2010): thể chế yếu làm tăng chi phí giao dịch và bất định, từ đó bào mòn khả năng chuyển hóa đầu tư và quốc tế hóa thành hiệu quả thực.</w:t>
+        <w:t xml:space="preserve">Phát hiện cốt lõi của khối bằng chứng vĩ mô này là chất lượng thể chế phân hóa kết quả tăng trưởng một cách có hệ thống. Các thị trường biên tăng trưởng nhanh nhất trong một phần tư thế kỷ qua chia sẻ một số đặc điểm chung: cải thiện quản trị, thu hẹp chênh lệch lãi suất cho vay–huy động của ngân hàng, kiểm soát nợ công và gánh nặng trả nợ, cùng với tích lũy vốn trên đầu người mạnh hơn (World Bank, 2026c). Ngược lại, các điểm yếu thể chế và quản trị, biểu hiện qua thị trường tài chính nội địa nông và chênh lệch lãi suất rộng, đi kèm với tăng trưởng vốn trên đầu người đáng thất vọng và làm khuếch đại tác động bất lợi của các cú sốc (World Bank, 2026c). Cơ chế vĩ mô này nhất quán với lập luận khoảng trống thể chế ở cấp doanh nghiệp (Khanna &amp; Palepu, 2010): thể chế yếu làm tăng chi phí giao dịch và bất định, từ đó bào mòn khả năng chuyển hóa đầu tư và quốc tế hóa thành hiệu quả thực.</w:t>
       </w:r>
     </w:p>
     <w:p>

--- a/dist/BO_NOP_HOAN_CHINH_2026-06/3_luan_an_chuong_phu_luc/chuong_2_tong_quan_tai_lieu_vi.docx
+++ b/dist/BO_NOP_HOAN_CHINH_2026-06/3_luan_an_chuong_phu_luc/chuong_2_tong_quan_tai_lieu_vi.docx
@@ -1570,7 +1570,7 @@
         <w:t xml:space="preserve">âm đơn điệu</w:t>
       </w:r>
       <w:r>
-        <w:t xml:space="preserve">, không có điểm uốn trong phạm vi dữ liệu, phản ánh gánh nặng quốc tế hóa bắt buộc (Forced Internationalization Penalty, FIP) nơi doanh nghiệp xuất khẩu để sinh tồn chứ không phải để khai thác lợi thế cạnh tranh. Cơ sở lý thuyết bao gồm lý thuyết thể chế (North, 1990), lý thuyết chi phí giao dịch (Williamson, 1985), Khanna và Palepu (2010) về khoảng trống thể chế, và Lall (2004) về các ràng buộc cấu trúc của các nền kinh tế đảo nhỏ.</w:t>
+        <w:t xml:space="preserve">, không có điểm uốn trong phạm vi dữ liệu, phản ánh gánh nặng quốc tế hóa bắt buộc (Forced Internationalization Penalty, FIP) nơi doanh nghiệp xuất khẩu để sinh tồn chứ không phải để khai thác lợi thế cạnh tranh. Cơ sở lý thuyết bao gồm lý thuyết thể chế (North, 1990), lý thuyết chi phí giao dịch (Williamson, 1985), Khanna và Palepu (2010) về khoảng trống thể chế, và Briguglio (1995) về các ràng buộc cấu trúc của các nền kinh tế đảo nhỏ.</w:t>
       </w:r>
     </w:p>
     <w:p>
@@ -2157,7 +2157,7 @@
               <w:jc w:val="left"/>
             </w:pPr>
             <w:r>
-              <w:t xml:space="preserve">Lý thuyết thể chế (North, 1990); chi phí giao dịch (Williamson, 1985); Lall (2004)</w:t>
+              <w:t xml:space="preserve">Lý thuyết thể chế (North, 1990); chi phí giao dịch (Williamson, 1985); Briguglio (1995)</w:t>
             </w:r>
           </w:p>
         </w:tc>

--- a/dist/BO_NOP_HOAN_CHINH_2026-06/3_luan_an_chuong_phu_luc/chuong_2_tong_quan_tai_lieu_vi.docx
+++ b/dist/BO_NOP_HOAN_CHINH_2026-06/3_luan_an_chuong_phu_luc/chuong_2_tong_quan_tai_lieu_vi.docx
@@ -772,7 +772,7 @@
         <w:pStyle w:val="BodyText"/>
       </w:pPr>
       <w:r>
-        <w:t xml:space="preserve">Một vấn đề xuyên suốt bốn thập kỷ phát triển của tài liệu về quan hệ quốc tế hóa và hiệu quả là sự thiếu thống nhất về hình dạng hàm số của mối quan hệ, mà bản thân nó phần nào bắt nguồn từ khác biệt phương pháp luận hơn là từ khác biệt thực chất. Glaum và Oesterle (2007), trong bài tổng kết bốn mươi năm nghiên cứu, kết luận rằng tài liệu để lại nhiều câu hỏi hơn câu trả lời, một phần do sự đa dạng trong cách đo lường mức độ quốc tế hóa và cách định dạng hàm hồi quy. Thomas và Eden (2004) chỉ ra trực tiếp rằng hình dạng quan hệ phụ thuộc vào việc nghiên cứu giả định bậc hai hay bậc ba, và vào khoảng giá trị của biến quốc tế hóa được quan sát trong mẫu. Berry và Kaul (2016), qua một nỗ lực tái lặp quy mô lớn, đặt câu hỏi về tính phổ quát của đường cong chữ S, cho thấy kết quả nhạy cảm với đặc tả mô hình và cấu thành mẫu. Những phê phán này có hệ quả phương pháp luận quan trọng đối với luận án: kiểm định quan hệ phi tuyến đòi hỏi quy trình chặt chẽ, bao gồm kiểm định sự tồn tại của điểm cực trị nằm trong khoảng dữ liệu (Lind &amp; Mehlum, 2010) và lý thuyết hóa cẩn trọng về cơ chế tạo ra độ cong thay vì chỉ đưa số hạng bình phương vào mô hình một cách máy móc (Haans et al., 2016). Cách tiếp cận của luận án, theo đó điểm uốn của đường cong được lý thuyết hóa như hệ quả của tương tác giữa chi phí học hỏi, năng lực và bối cảnh thể chế, là một phản hồi trực tiếp cho các phê phán phương pháp luận này, đồng thời tránh hiện tượng</w:t>
+        <w:t xml:space="preserve">Một vấn đề xuyên suốt bốn thập kỷ phát triển của tài liệu về quan hệ quốc tế hóa và hiệu quả là sự thiếu thống nhất về hình dạng hàm số của mối quan hệ, mà bản thân nó phần nào bắt nguồn từ khác biệt phương pháp luận hơn là từ khác biệt thực chất. Glaum và Oesterle (2007), trong bài tổng kết bốn mươi năm nghiên cứu, kết luận rằng tài liệu để lại nhiều câu hỏi hơn câu trả lời, một phần do sự đa dạng trong cách đo lường mức độ quốc tế hóa và cách định dạng hàm hồi quy. Thomas và Eden (2004) chỉ ra trực tiếp rằng hình dạng quan hệ phụ thuộc vào việc nghiên cứu giả định bậc hai hay bậc ba, và vào khoảng giá trị của biến quốc tế hóa được quan sát trong mẫu. Berry và Kaul (2016), qua một nỗ lực tái lặp quy mô lớn, đặt câu hỏi về tính phổ quát của đường cong chữ S, cho thấy kết quả nhạy cảm với thiết lập mô hình và cấu thành mẫu. Những phê phán này có hệ quả phương pháp luận quan trọng đối với luận án: kiểm định quan hệ phi tuyến đòi hỏi quy trình chặt chẽ, bao gồm kiểm định sự tồn tại của điểm cực trị nằm trong khoảng dữ liệu (Lind &amp; Mehlum, 2010) và lý thuyết hóa cẩn trọng về cơ chế tạo ra độ cong thay vì chỉ đưa số hạng bình phương vào mô hình một cách máy móc (Haans et al., 2016). Cách tiếp cận của luận án, theo đó điểm uốn của đường cong được lý thuyết hóa như hệ quả của tương tác giữa chi phí học hỏi, năng lực và bối cảnh thể chế, là một phản hồi trực tiếp cho các phê phán phương pháp luận này, đồng thời tránh hiện tượng</w:t>
       </w:r>
       <w:r>
         <w:t xml:space="preserve"> </w:t>
@@ -866,7 +866,7 @@
         <w:pStyle w:val="BodyText"/>
       </w:pPr>
       <w:r>
-        <w:t xml:space="preserve">Một chiều quan trọng khác mà bằng chứng phân tích tổng hợp mở ra là vấn đề nhận diện nhân quả trong một tài liệu chủ yếu dựa trên dữ liệu quan sát. Shaver (2020) lập luận rằng trong nghiên cứu chiến lược và tổ chức, nhận diện nhân quả đáng tin cậy thường đến từ một khối nghiên cứu tích lũy hơn là từ một thiết kế đơn lẻ hoàn hảo, vì mỗi nghiên cứu xử lý một mối đe dọa nội sinh khác nhau và sự hội tụ của bằng chứng qua nhiều bối cảnh nâng cao độ tin cậy của suy luận. Quan điểm này biện hộ trực tiếp cho kiến trúc nghiên cứu thành phần của luận án, trong đó nhiều nghiên cứu đơn quốc gia với chiến lược nhận diện khác nhau hội tụ về cùng một mô thức phi tuyến và cùng một logic điều tiết thể chế. Eden và Nielsen (2020) bổ sung một cảnh báo phương pháp luận rằng nghiên cứu kinh doanh quốc tế đối mặt với độ phức tạp đặc thù do tính lồng ghép đa cấp của dữ liệu, từ doanh nghiệp đến ngành đến quốc gia, đòi hỏi các kỹ thuật ước lượng tôn trọng cấu trúc phân cấp này; yêu cầu đó được luận án đáp ứng bằng mô hình ba tầng trong Nghiên cứu thành phần P6 và bằng hiệu ứng cố định nền kinh tế và năm trong các mô hình hồi quy cấp doanh nghiệp. Abdi và Aulakh (2018) làm sâu sắc thêm khái niệm quốc tế hóa bằng cách phân tách ba chiều mức độ, thời lượng và quy mô hoạt động ở thị trường nước ngoài, cho thấy rằng kết luận về quan hệ quốc tế hóa và hiệu quả nhạy cảm với chiều nào của quốc tế hóa được đo lường. Cùng hướng này, phân tích tổng hợp gần đây của Fariborzi, Verbeke và Steel (2025), sử dụng mô hình hóa phương trình cấu trúc trong phân tích tổng hợp trên 378 nghiên cứu, phân biệt rõ tiền tố cấp cá nhân với tiền tố cấp doanh nghiệp và ba chiều tốc độ, phạm vi và cường độ của quốc tế hóa, đồng thời cho thấy hệ quả hiệu quả phụ thuộc vào chiều được xét và vào cấp độ phân tích; kết quả này vừa biện minh cho lựa chọn đo lường nhất quán của luận án, vừa kết nối tài liệu phân tích tổng hợp với chương trình nghị sự nền tảng vi mô về phân tách hiệu ứng cấp cá nhân và cấp tổ chức. Nguyen và Kim (2020), trong một lược khảo và mở rộng tài liệu về quan hệ đa quốc gia và hiệu quả, nhấn mạnh rằng những kết luận trái ngược trong tài liệu phần lớn bắt nguồn từ khác biệt trong thước đo, mẫu và đặc tả mô hình hơn là từ sự không tồn tại của một quan hệ thực chất. Những đóng góp phương pháp luận này không chỉ định khung cho việc đọc bằng chứng phân tích tổng hợp một cách thận trọng mà còn định hình trực tiếp các lựa chọn thiết kế của luận án, được trình bày chi tiết ở Chương 3.</w:t>
+        <w:t xml:space="preserve">Một chiều quan trọng khác mà bằng chứng phân tích tổng hợp mở ra là vấn đề nhận diện nhân quả trong một tài liệu chủ yếu dựa trên dữ liệu quan sát. Shaver (2020) lập luận rằng trong nghiên cứu chiến lược và tổ chức, nhận diện nhân quả đáng tin cậy thường đến từ một khối nghiên cứu tích lũy hơn là từ một thiết kế đơn lẻ hoàn hảo, vì mỗi nghiên cứu xử lý một mối đe dọa nội sinh khác nhau và sự hội tụ của bằng chứng qua nhiều bối cảnh nâng cao độ tin cậy của suy luận. Quan điểm này biện hộ trực tiếp cho kiến trúc nghiên cứu thành phần của luận án, trong đó nhiều nghiên cứu đơn quốc gia với chiến lược nhận diện khác nhau hội tụ về cùng một mô thức phi tuyến và cùng một logic điều tiết thể chế. Eden và Nielsen (2020) bổ sung một cảnh báo phương pháp luận rằng nghiên cứu kinh doanh quốc tế đối mặt với độ phức tạp đặc thù do tính lồng ghép đa cấp của dữ liệu, từ doanh nghiệp đến ngành đến quốc gia, đòi hỏi các kỹ thuật ước lượng tôn trọng cấu trúc phân cấp này; yêu cầu đó được luận án đáp ứng bằng mô hình ba tầng trong Nghiên cứu thành phần P6 và bằng hiệu ứng cố định nền kinh tế và năm trong các mô hình hồi quy cấp doanh nghiệp. Abdi và Aulakh (2018) làm sâu sắc thêm khái niệm quốc tế hóa bằng cách phân tách ba chiều mức độ, thời lượng và quy mô hoạt động ở thị trường nước ngoài, cho thấy rằng kết luận về quan hệ quốc tế hóa và hiệu quả nhạy cảm với chiều nào của quốc tế hóa được đo lường. Cùng hướng này, phân tích tổng hợp gần đây của Fariborzi, Verbeke và Steel (2025), sử dụng mô hình hóa phương trình cấu trúc trong phân tích tổng hợp trên 378 nghiên cứu, phân biệt rõ tiền tố cấp cá nhân với tiền tố cấp doanh nghiệp và ba chiều tốc độ, phạm vi và cường độ của quốc tế hóa, đồng thời cho thấy hệ quả hiệu quả phụ thuộc vào chiều được xét và vào cấp độ phân tích; kết quả này vừa biện minh cho lựa chọn đo lường nhất quán của luận án, vừa kết nối tài liệu phân tích tổng hợp với chương trình nghị sự nền tảng vi mô về phân tách hiệu ứng cấp cá nhân và cấp tổ chức. Nguyen và Kim (2020), trong một lược khảo và mở rộng tài liệu về quan hệ đa quốc gia và hiệu quả, nhấn mạnh rằng những kết luận trái ngược trong tài liệu phần lớn bắt nguồn từ khác biệt trong thước đo, mẫu và thiết lập mô hình hơn là từ sự không tồn tại của một quan hệ thực chất. Những đóng góp phương pháp luận này không chỉ định khung cho việc đọc bằng chứng phân tích tổng hợp một cách thận trọng mà còn định hình trực tiếp các lựa chọn thiết kế của luận án, được trình bày chi tiết ở Chương 3.</w:t>
       </w:r>
     </w:p>
     <w:bookmarkEnd w:id="34"/>
@@ -1722,7 +1722,7 @@
         <w:pStyle w:val="BodyText"/>
       </w:pPr>
       <w:r>
-        <w:t xml:space="preserve">Cơ chế đứng sau H4 là vai trò của trường nhận thức quản trị: kinh nghiệm và sự đa dạng trong đội ngũ lãnh đạo cấp cao định hình cách doanh nghiệp diễn giải rủi ro và cơ hội quốc tế, qua đó điều tiết chất lượng của các quyết định quốc tế hóa thay vì tác động trực tiếp lên mức hiệu quả (Nielsen, 2010). Cần lưu ý rằng dự đoán về dấu của hiệu ứng giới tính phụ thuộc vào thước đo hiệu quả và đặc tả mô hình: khi đo bằng lợi nhuận và mô hình hóa như điều tiết độ dốc, hiệu ứng dự kiến là dương; khi đo bằng năng suất và ước lượng như hiệu ứng mức ở mẫu gộp đa quốc gia, hệ số có thể âm do chọn lọc cấu thành. Sự phụ thuộc thước đo và bối cảnh này được xử lý tường minh trong phần tổng hợp bằng chứng ở Chương 4 và Chương 5, nên H4 được khung lại như một giả thuyết về điều tiết chất lượng quyết định chứ không phải về một hiệu ứng mức phổ quát.</w:t>
+        <w:t xml:space="preserve">Cơ chế đứng sau H4 là vai trò của trường nhận thức quản trị: kinh nghiệm và sự đa dạng trong đội ngũ lãnh đạo cấp cao định hình cách doanh nghiệp diễn giải rủi ro và cơ hội quốc tế, qua đó điều tiết chất lượng của các quyết định quốc tế hóa thay vì tác động trực tiếp lên mức hiệu quả (Nielsen, 2010). Cần lưu ý rằng dự đoán về dấu của hiệu ứng giới tính phụ thuộc vào thước đo hiệu quả và thiết lập mô hình: khi đo bằng lợi nhuận và mô hình hóa như điều tiết độ dốc, hiệu ứng dự kiến là dương; khi đo bằng năng suất và ước lượng như hiệu ứng mức ở mẫu gộp đa quốc gia, hệ số có thể âm do chọn lọc cấu thành. Sự phụ thuộc thước đo và bối cảnh này được xử lý tường minh trong phần tổng hợp bằng chứng ở Chương 4 và Chương 5, nên H4 được khung lại như một giả thuyết về điều tiết chất lượng quyết định chứ không phải về một hiệu ứng mức phổ quát.</w:t>
       </w:r>
     </w:p>
     <w:bookmarkEnd w:id="49"/>

--- a/dist/BO_NOP_HOAN_CHINH_2026-06/3_luan_an_chuong_phu_luc/chuong_2_tong_quan_tai_lieu_vi.docx
+++ b/dist/BO_NOP_HOAN_CHINH_2026-06/3_luan_an_chuong_phu_luc/chuong_2_tong_quan_tai_lieu_vi.docx
@@ -72,7 +72,28 @@
         <w:pStyle w:val="BodyText"/>
       </w:pPr>
       <w:r>
-        <w:t xml:space="preserve">Trong tài liệu, mức độ quốc tế hóa được vận hành hóa bằng nhiều thước đo khác nhau. Sullivan (1994) đề xuất một chỉ số tổng hợp đa chiều bao gồm tỷ trọng doanh thu từ nước ngoài trên tổng doanh thu (foreign sales to total sales, FSTS), tỷ trọng tài sản ở nước ngoài trên tổng tài sản (foreign assets to total assets, FATA), và phạm vi địa lý (geographic scope). Trong những nghiên cứu sử dụng dữ liệu doanh nghiệp từ các nền kinh tế đang phát triển và từ khảo sát doanh nghiệp của Ngân hàng Thế giới (World Bank Enterprise Surveys, WBES), thước đo phổ biến nhất là cường độ xuất khẩu (export intensity), tức là tỷ lệ phần trăm doanh thu xuất khẩu trên tổng doanh thu, hay tương đương với FSTS theo nghĩa rộng (Johanson &amp; Vahlne, 1977; Lu &amp; Beamish, 2004). Luận án này sử dụng FSTS và bình phương FSTS (FSTS²) làm thước đo chính về mức độ quốc tế hóa, với lý do phù hợp với cấu trúc dữ liệu WBES và nhất quán với các nghiên cứu quốc tế hóa và hiệu quả sử dụng bộ dữ liệu tương tự (Bhandari et al., 2023; nghiên cứu thành phần P1).</w:t>
+        <w:t xml:space="preserve">Trong tài liệu, mức độ quốc tế hóa được vận hành hóa bằng nhiều thước đo khác nhau. Sullivan (1994) đề xuất một chỉ số tổng hợp đa chiều bao gồm tỷ trọng doanh thu từ nước ngoài trên tổng doanh thu (foreign sales to total sales, FSTS), tỷ trọng tài sản ở nước ngoài trên tổng tài sản (foreign assets to total assets, FATA), và phạm vi địa lý (geographic scope). Trong những nghiên cứu sử dụng dữ liệu doanh nghiệp từ các nền kinh tế đang phát triển và từ khảo sát doanh nghiệp của Ngân hàng Thế giới (World Bank Enterprise Surveys, WBES), thước đo phổ biến nhất là cường độ xuất khẩu (export intensity), tức là tỷ lệ phần trăm doanh thu xuất khẩu trên tổng doanh thu, hay tương đương với FSTS theo nghĩa rộng (Johanson &amp; Vahlne, 1977; Lu &amp; Beamish, 2004). Luận án này sử dụng FSTS và bình phương FSTS (</w:t>
+      </w:r>
+      <m:oMath>
+        <m:sSup>
+          <m:e>
+            <m:r>
+              <m:rPr>
+                <m:nor/>
+                <m:sty m:val="p"/>
+              </m:rPr>
+              <m:t>FSTS</m:t>
+            </m:r>
+          </m:e>
+          <m:sup>
+            <m:r>
+              <m:t>2</m:t>
+            </m:r>
+          </m:sup>
+        </m:sSup>
+      </m:oMath>
+      <w:r>
+        <w:t xml:space="preserve">) làm thước đo chính về mức độ quốc tế hóa, với lý do phù hợp với cấu trúc dữ liệu WBES và nhất quán với các nghiên cứu quốc tế hóa và hiệu quả sử dụng bộ dữ liệu tương tự (Bhandari et al., 2023; nghiên cứu thành phần P1).</w:t>
       </w:r>
     </w:p>
     <w:p>
@@ -244,7 +265,7 @@
         <w:pStyle w:val="BodyText"/>
       </w:pPr>
       <w:r>
-        <w:t xml:space="preserve">Để vận hành hóa bối cảnh thể chế đa cấp và đa quốc gia trong luận án, khung ICRV (Institutional Context Regime Variation, Biến thiên chế độ bối cảnh thể chế) được phát triển như một công cụ phân loại có hệ thống. Khung ICRV chia 50 nền kinh tế trong phạm vi nghiên cứu thành sáu nhóm (sub-regime), dựa trên tổ hợp các chỉ số quản trị toàn cầu (World Governance Indicators, WGI) của Kaufmann et al. (2011), mức độ phát triển kinh tế, và đặc trưng cấu trúc thể chế: Nhóm I (tiên tiến đổi mới, gồm Singapore, Hong Kong SAR, Hàn Quốc, Đài Loan, Israel và Nhật Bản), Nhóm II (tiên tiến tài nguyên, bao gồm các nền kinh tế vùng Vịnh), Nhóm III (trung bình cao, điển hình là Trung Quốc), Nhóm IV (chuyển đổi thu nhập trung bình thấp, bao gồm Việt Nam và Ấn Độ), Nhóm V (đang nổi), và Nhóm VI (SIDS, Small Island Developing States). Khung này mở rộng từ phân loại thể chế của Khanna và Palepu (2010) và được điều chỉnh để phản ánh thực tiễn đa dạng của châu Á và khu vực lân cận.</w:t>
+        <w:t xml:space="preserve">Để vận hành hóa bối cảnh thể chế đa cấp và đa quốc gia trong luận án, khung ICRV (Institutional Context Regime Variation, Biến thiên chế độ bối cảnh thể chế) được phát triển như một công cụ phân loại có hệ thống. Khung ICRV chia 50 nền kinh tế trong phạm vi nghiên cứu thành sáu nhóm (sub-regime), dựa trên tổ hợp các chỉ số quản trị toàn cầu (World Governance Indicators, WGI) của Kaufmann et al. (2011), mức độ phát triển kinh tế, và đặc trưng cấu trúc thể chế: Nhóm I (tiên tiến đổi mới, gồm Singapore, Hong Kong SAR, Hàn Quốc, Đài Loan, Israel và Nhật Bản), Nhóm II (tiên tiến tài nguyên, bao gồm các nền kinh tế vùng Vịnh), Nhóm III (trung bình cao, điển hình là Trung Quốc), Nhóm IV (chuyển đổi thu nhập trung bình thấp, bao gồm Việt Nam và Ấn Độ), Nhóm V (đang nổi), và Nhóm VI (SIDS, Small Island Developing States). Khung này mở rộng từ phân loại thể chế của Khanna và Palepu (2010) và được điều chỉnh để phản ánh thực tiễn đa dạng của châu Á và khu vực lân cận. Về cách tổng hợp, ICRV là một biến phân loại thứ bậc (ordinal taxonomy) chứ không phải một chỉ số hợp thành liên tục có trọng số: mỗi nền kinh tế được gán vào đúng một trong sáu chế độ theo các ngưỡng định tính kết hợp chất lượng thể chế (WGI), mức thu nhập và đặc trưng cấu trúc, trong đó chất lượng thể chế là tiêu chí trội và hai tiêu chí còn lại dùng để phân giải các trường hợp giáp ranh. Cách vận hành hóa bằng phân loại thay vì chỉ số liên tục được lựa chọn có chủ đích vì mục tiêu của ICRV là kiểm định liệu dạng hàm của quan hệ quốc tế hóa và hiệu quả có thay đổi theo chế độ thể chế hay không, một câu hỏi đòi hỏi các nhóm rời rạc, có thể so sánh chứ không phải một thang đo đơn chiều.</w:t>
       </w:r>
     </w:p>
     <w:p>
@@ -383,7 +404,7 @@
         <w:pStyle w:val="FirstParagraph"/>
       </w:pPr>
       <w:r>
-        <w:t xml:space="preserve">Lý thuyết dựa trên nguồn lực (Resource-Based View, RBV) do Wernerfelt (1984) đặt nền và được Barney (1991) hệ thống hóa thành một khung lý thuyết có ảnh hưởng bền vững. lý thuyết dựa trên nguồn lực cho rằng doanh nghiệp không chỉ là tập hợp các hoạt động giá trị (value chain) mà còn là bó nguồn lực (bundle of resources), và sự khác biệt về hiệu quả lâu dài giữa các doanh nghiệp bắt nguồn từ sự khác biệt trong sở hữu và khai thác các nguồn lực thỏa mãn tiêu chí VRIN: có giá trị (Valuable), hiếm có (Rare), khó sao chép (Inimitable), và khó thay thế (Non-substitutable).</w:t>
+        <w:t xml:space="preserve">Lý thuyết dựa trên nguồn lực (Resource-Based View, RBV) do Wernerfelt (1984) đặt nền và được Barney (1991) hệ thống hóa thành một khung lý thuyết có ảnh hưởng bền vững. Lý thuyết dựa trên nguồn lực cho rằng doanh nghiệp không chỉ là tập hợp các hoạt động giá trị (value chain) mà còn là bó nguồn lực (bundle of resources), và sự khác biệt về hiệu quả lâu dài giữa các doanh nghiệp bắt nguồn từ sự khác biệt trong sở hữu và khai thác các nguồn lực thỏa mãn tiêu chí VRIN: có giá trị (Valuable), hiếm có (Rare), khó sao chép (Inimitable), và khó thay thế (Non-substitutable).</w:t>
       </w:r>
     </w:p>
     <w:p>
@@ -399,7 +420,7 @@
         <w:pStyle w:val="BodyText"/>
       </w:pPr>
       <w:r>
-        <w:t xml:space="preserve">Trong bối cảnh đương đại, lý thuyết dựa trên nguồn lực được mở rộng bằng lý thuyết năng lực động (dynamic capabilities) của Teece et al. (1997), nhấn mạnh khả năng của doanh nghiệp trong việc tích hợp, xây dựng và tái cấu hình các năng lực nội bộ để ứng phó với môi trường cạnh tranh thay đổi nhanh chóng. Trong kỷ nguyên số, năng lực công nghệ (TCI), theo phân biệt của luận án, được xem là một dạng năng lực động quan trọng, cho phép doanh nghiệp tái cấu hình nguồn lực và mô hình kinh doanh để ứng phó với bất định trong quốc tế hóa (Bhandari et al., 2023; Verhoef et al., 2021). DAI, chỉ số áp dụng số nền tảng (biến đại diện Tầng 1) đo lường sự hiện diện website, phản ánh mức độ chấp nhận kỹ thuật số cơ bản chứ không phải năng lực động theo nghĩa Teece et al. (1997). lý thuyết dựa trên nguồn lực cung cấp nền lý thuyết trực tiếp cho giả thuyết H2 về vai trò điều tiết của TCI, trong khi H3 về DAI được neo đậu trong Khung chấp nhận số nền tảng (Banalieva &amp; Dhanaraj, 2019).</w:t>
+        <w:t xml:space="preserve">Trong bối cảnh đương đại, lý thuyết dựa trên nguồn lực được mở rộng bằng lý thuyết năng lực động (dynamic capabilities) của Teece et al. (1997), nhấn mạnh khả năng của doanh nghiệp trong việc tích hợp, xây dựng và tái cấu hình các năng lực nội bộ để ứng phó với môi trường cạnh tranh thay đổi nhanh chóng. Trong kỷ nguyên số, năng lực công nghệ (TCI), theo phân biệt của luận án, được xem là một dạng năng lực động quan trọng, cho phép doanh nghiệp tái cấu hình nguồn lực và mô hình kinh doanh để ứng phó với bất định trong quốc tế hóa (Bhandari et al., 2023; Verhoef et al., 2021). DAI, chỉ số áp dụng số nền tảng (biến đại diện Bậc 1) đo lường sự hiện diện website, phản ánh mức độ chấp nhận kỹ thuật số cơ bản chứ không phải năng lực động theo nghĩa Teece et al. (1997). Lý thuyết dựa trên nguồn lực cung cấp nền lý thuyết trực tiếp cho giả thuyết H2 về vai trò điều tiết của TCI, trong khi H3 về DAI được neo đậu trong Khung chấp nhận số nền tảng (Banalieva &amp; Dhanaraj, 2019).</w:t>
       </w:r>
     </w:p>
     <w:p>
@@ -527,7 +548,7 @@
         <w:pStyle w:val="FirstParagraph"/>
       </w:pPr>
       <w:r>
-        <w:t xml:space="preserve">Lý thuyết thượng tầng quản trị (Upper Echelons Theory) do Hambrick và Mason (1984) đề xuất và được Hambrick (2007) cập nhật, cho rằng các quyết định chiến lược lớn và kết quả của tổ chức không phải là sản phẩm của các quy trình duy lý hoàn toàn, mà phản ánh đặc điểm nhận thức, giá trị và kinh nghiệm của nhà quản trị cấp cao. Nói cách khác,</w:t>
+        <w:t xml:space="preserve">Lý thuyết thượng tầng quản trị (Upper Echelons Theory) do Hambrick và Mason (1984) đề xuất và được Hambrick (2007) cập nhật, cho rằng các quyết định chiến lược lớn và kết quả của tổ chức không phải là sản phẩm của các quy trình duy lý hoàn toàn, mà phản ánh đặc điểm nhận thức, giá trị và kinh nghiệm của nhà quản trị cấp cao. Theo đó,</w:t>
       </w:r>
       <w:r>
         <w:t xml:space="preserve"> </w:t>
@@ -687,7 +708,7 @@
         <w:pStyle w:val="BodyText"/>
       </w:pPr>
       <w:r>
-        <w:t xml:space="preserve">Nguyên tắc tổ chức thứ ba là điều kiện biên. Một khung tích hợp chỉ chặt chẽ khi nó xác định được không chỉ nơi lý thuyết áp dụng mà cả nơi lý thuyết thất bại. Hennart (2007) đã cảnh báo rằng quan hệ giữa mức độ đa quốc gia và hiệu quả không phải là quy luật phổ quát mà phụ thuộc vào bản chất tài sản đặc thù; điều kiện biên FIP tại các nền kinh tế đảo nhỏ, phát biểu trong giả thuyết H1b, chính là sự cụ thể hóa cảnh báo này thành một mệnh đề kiểm định được, xác định bối cảnh nơi dạng hàm chữ U ngược sụp đổ thành quan hệ âm đơn điệu. Việc khung tích hợp bao gồm cả điều kiện biên cực trị, thay vì chỉ khẳng định tính phổ quát của một dạng hàm, là điều phân biệt một lý thuyết có khả năng phản nghiệm với một mô tả thiếu ràng buộc. Tổng hợp lại, ba nguyên tắc phân tầng theo cấp độ, bổ sung thay vì cạnh tranh, và điều kiện biên tường minh cấu thành logic tích hợp của khung CDCM, và mỗi nguyên tắc được phản ánh trực tiếp trong cấu trúc của hệ giả thuyết H1 đến H6 cùng điều kiện biên H1b.</w:t>
+        <w:t xml:space="preserve">Nguyên tắc tổ chức thứ ba là điều kiện biên. Một khung tích hợp chỉ chặt chẽ khi nó xác định được không chỉ nơi lý thuyết áp dụng mà cả nơi lý thuyết thất bại. Hennart (2007) đã cảnh báo rằng quan hệ giữa mức độ đa quốc gia và hiệu quả không phải là quy luật phổ quát mà phụ thuộc vào bản chất tài sản đặc thù; điều kiện biên FIP tại các nền kinh tế đảo nhỏ, phát biểu trong giả thuyết H1b, chính là sự cụ thể hóa cảnh báo này thành một mệnh đề kiểm định được, xác định bối cảnh nơi dạng hàm chữ U ngược sụp đổ thành quan hệ âm đơn điệu. Việc khung tích hợp bao gồm cả điều kiện biên cực trị, thay vì chỉ khẳng định tính phổ quát của một dạng hàm, là điều phân biệt một lý thuyết có khả năng phản nghiệm với một mô tả thiếu ràng buộc. Tóm lại, ba nguyên tắc phân tầng theo cấp độ, bổ sung thay vì cạnh tranh, và điều kiện biên tường minh cấu thành logic tích hợp của khung CDCM, và mỗi nguyên tắc được phản ánh trực tiếp trong cấu trúc của hệ giả thuyết H1 đến H6 cùng điều kiện biên H1b.</w:t>
       </w:r>
     </w:p>
     <w:p>
@@ -738,7 +759,7 @@
         <w:pStyle w:val="BodyText"/>
       </w:pPr>
       <w:r>
-        <w:t xml:space="preserve">Giai đoạn thứ hai (từ cuối thập niên 1990 đến đầu thập niên 2000) chứng kiến sự xuất hiện của mô hình phi tuyến, thách thức giả định tuyến tính giản đơn. Hitt et al. (1997) là nghiên cứu đầu tiên kiểm định và tìm thấy bằng chứng cho quan hệ chữ U ngược (chữ U ngược) giữa đa dạng hóa sản phẩm quốc tế và hiệu quả, lập luận rằng lợi ích từ quốc tế hóa tăng đến một điểm tối ưu rồi suy giảm do chi phí điều phối và phức tạp tổ chức vượt qua lợi ích. Gomes và Ramaswamy (1999) cung cấp bằng chứng tương tự trong bối cảnh doanh nghiệp đa ngành. Contractor et al. (2003) và Lu và Beamish (2004) tinh chỉnh mô hình phi tuyến với đề xuất</w:t>
+        <w:t xml:space="preserve">Giai đoạn thứ hai (từ cuối thập niên 1990 đến đầu thập niên 2000) chứng kiến sự xuất hiện của mô hình phi tuyến, thách thức giả định tuyến tính giản đơn. Hitt et al. (1997) là nghiên cứu đầu tiên kiểm định và tìm thấy bằng chứng cho quan hệ chữ U ngược giữa đa dạng hóa sản phẩm quốc tế và hiệu quả, lập luận rằng lợi ích từ quốc tế hóa tăng đến một điểm tối ưu rồi suy giảm do chi phí điều phối và phức tạp tổ chức vượt qua lợi ích. Gomes và Ramaswamy (1999) cung cấp bằng chứng tương tự trong bối cảnh doanh nghiệp đa ngành. Contractor et al. (2003) và Lu và Beamish (2004) tinh chỉnh mô hình phi tuyến với đề xuất</w:t>
       </w:r>
       <w:r>
         <w:t xml:space="preserve"> </w:t>
@@ -816,7 +837,7 @@
         <w:t xml:space="preserve"> </w:t>
       </w:r>
       <w:r>
-        <w:t xml:space="preserve">cho các doanh nghiệp khởi nghiệp quốc tế mới, hàm ý hai điểm uốn phản ánh hai chu kỳ học hỏi liên tiếp. Tallman và Li (1996) phân tách tác động của đa dạng quốc tế khỏi đa dạng sản phẩm và cho thấy hai chiều này có quan hệ khác nhau với hiệu quả, một lời nhắc rằng cách vận hành hóa quốc tế hóa quyết định dạng hàm quan sát được. Riahi-Belkaoui (1998) cung cấp bằng chứng ban đầu về dạng phi tuyến trên mẫu doanh nghiệp đa quốc gia, trong khi Miller và cộng sự (2016) lập luận rằng việc gộp ba thành phần cường độ, đa dạng và khoảng cách của quốc tế hóa vào một thước đo duy nhất che khuất các quan hệ trái chiều mà mỗi thành phần có với hiệu quả. Tsionas và Tzeremes (2021) đo lường trực tiếp quan hệ giữa mức độ quốc tế hóa và năng suất doanh nghiệp trên mẫu các doanh nghiệp đa quốc gia lớn, cung cấp một tiền lệ phương pháp luận cho việc luận án sử dụng năng suất lao động làm biến phụ thuộc thay vì các thước đo dựa trên kế toán. Đáng chú ý, Schmuck và cộng sự (2022) đảo ngược chiều nhân quả thường được giả định và kiểm định khả năng hiệu quả cao dẫn đến mức độ đa quốc gia cao, một lời nhắc rằng vấn đề nội sinh trong quan hệ quốc tế hóa và hiệu quả không thể bỏ qua. Tổng hợp lại, sự phân tán về dạng hàm và về chiều nhân quả trong tài liệu củng cố luận điểm trung tâm của luận án rằng không tồn tại một dạng hàm phổ quát; hình dạng quan sát được là sản phẩm của bối cảnh, cách đo lường và chiến lược nhận diện, và do đó phải được lý thuyết hóa thay vì giả định.</w:t>
+        <w:t xml:space="preserve">cho các doanh nghiệp khởi nghiệp quốc tế mới, hàm ý hai điểm uốn phản ánh hai chu kỳ học hỏi liên tiếp. Tallman và Li (1996) phân tách tác động của đa dạng quốc tế khỏi đa dạng sản phẩm và cho thấy hai chiều này có quan hệ khác nhau với hiệu quả, một lời nhắc rằng cách vận hành hóa quốc tế hóa quyết định dạng hàm quan sát được. Riahi-Belkaoui (1998) cung cấp bằng chứng ban đầu về dạng phi tuyến trên mẫu doanh nghiệp đa quốc gia, trong khi Miller và cộng sự (2016) lập luận rằng việc gộp ba thành phần cường độ, đa dạng và khoảng cách của quốc tế hóa vào một thước đo duy nhất che khuất các quan hệ trái chiều mà mỗi thành phần có với hiệu quả. Tsionas và Tzeremes (2021) đo lường trực tiếp quan hệ giữa mức độ quốc tế hóa và năng suất doanh nghiệp trên mẫu các doanh nghiệp đa quốc gia lớn, cung cấp một tiền lệ phương pháp luận cho việc luận án sử dụng năng suất lao động làm biến phụ thuộc thay vì các thước đo dựa trên kế toán. Cần lưu ý, Schmuck và cộng sự (2022) đảo ngược chiều nhân quả thường được giả định và kiểm định khả năng hiệu quả cao dẫn đến mức độ đa quốc gia cao, một lời nhắc rằng vấn đề nội sinh trong quan hệ quốc tế hóa và hiệu quả không thể bỏ qua. Nhìn lại, sự phân tán về dạng hàm và về chiều nhân quả trong tài liệu củng cố luận điểm trung tâm của luận án rằng không tồn tại một dạng hàm phổ quát; hình dạng quan sát được là sản phẩm của bối cảnh, cách đo lường và chiến lược nhận diện, và do đó phải được lý thuyết hóa thay vì giả định.</w:t>
       </w:r>
     </w:p>
     <w:bookmarkEnd w:id="33"/>
@@ -834,31 +855,219 @@
         <w:pStyle w:val="FirstParagraph"/>
       </w:pPr>
       <w:r>
-        <w:t xml:space="preserve">Một trong những đóng góp quan trọng nhất trong giai đoạn gần đây là sự phát triển của các các phân tích tổng hợp về quan hệ quốc tế hóa và hiệu quả, cho phép tổng hợp và định lượng hóa kết quả từ hàng trăm nghiên cứu thực nghiệm riêng lẻ. Tổng hợp từ các các phân tích tổng hợp chính cho thấy một bức tranh nhất quán nhưng phức tạp.</w:t>
-      </w:r>
-    </w:p>
-    <w:p>
-      <w:pPr>
-        <w:pStyle w:val="BodyText"/>
-      </w:pPr>
-      <w:r>
-        <w:t xml:space="preserve">Bausch và Krist (2007) phân tích 65 nghiên cứu và tìm thấy tác động tổng hợp dương nhưng nhỏ (r ≈ 0,10), đồng thời xác nhận rằng mức độ dị biệt (heterogeneity) giữa các nghiên cứu rất cao với I² &gt; 80%, hàm ý rằng các biến điều tiết là nguồn giải thích chủ yếu cho sự khác biệt. Kirca et al. (2012) mở rộng mẫu gộp lên 154 mẫu và tìm thấy tác động tổng hợp tương tự, đồng thời xác nhận vai trò của bối cảnh quốc gia và ngành. Marano et al. (2016), nghiên cứu phân tích tổng hợp toàn diện nhất trong tài liệu với 170 nghiên cứu và 32 quốc gia, tìm thấy r ≈ 0,07–0,13 và chứng minh rằng thể chế quốc gia nguồn là biến điều tiết quan trọng nhất trong tất cả các biến bối cảnh được kiểm định. Wu et al. (2022) cập nhật với mẫu gộp 218 quy mô hiệu ứng tập trung vào các thị trường mới nổi multinationals (EMNEs) và tìm thấy mô hình biến điều tiết tương tự. Tại hội nghị ICBEF 2024, kết quả sơ bộ từ mẫu gộp nghiên cứu về châu Á với k = 113 nghiên cứu cho thấy r = 0,07, nhất quán với các các phân tích tổng hợp toàn cầu nhưng cụ thể hơn về bối cảnh châu Á. Luận án này mở rộng mẫu gộp đó thông qua Nghiên cứu P6, một phân tích tổng hợp ba tầng (three-level MARA) với k = 238 nghiên cứu và K = 288 quy mô hiệu ứng từ 49 nền kinh tế trên toàn cầu (châu Á–Thái Bình Dương là tiểu mẫu chủ đạo, chiếm 52% corpus, dùng làm phân tích độ nhạy theo vùng), ước lượng r̄ = 0,074 [KTC 95%: 0,060; 0,088], I² = 62,4%, Q_M(ICRV) = 17,35 (df = 4, p = ,002). Kết quả này xác nhận tác động tổng hợp dương nhỏ nhưng bền vững, đồng thời chứng minh rằng phổ thể chế ICRV, điểm uốn giảm dần khi chuyển từ thể chế yếu sang thể chế mạnh, là biến điều tiết thực chất của mối quan hệ quốc tế hóa và hiệu quả trên corpus toàn cầu (nghiên cứu thành phần P6). Tuy vậy, một số nghiên cứu gần đây sử dụng chiến lược nhận diện chặt chẽ hơn đặt câu hỏi về tính phổ quát của dạng hàm chữ U ngược: Pisani, Garcia-Bernardo và Heemskerk (2020) cho thấy quan hệ này suy yếu đáng kể, thậm chí biến mất, trong các mẫu gộp xuyên quốc gia khi áp dụng nhận diện nghiêm ngặt hơn, củng cố lập luận rằng chính dị biệt bối cảnh, chứ không phải một quy luật hàm phổ quát, mới chi phối kết quả quốc tế hóa và hiệu quả. Ở cấp doanh nghiệp, Arbelo, Arbelo-Pérez và Pérez-Gómez (2024) chứng minh quan hệ quốc tế hóa và hiệu quả phụ thuộc vào tài sản đặc thù của doanh nghiệp theo quan điểm dựa trên nguồn lực, nhất quán với vai trò điều tiết của năng lực công nghệ được nhấn mạnh trong luận án này.</w:t>
-      </w:r>
-    </w:p>
-    <w:p>
-      <w:pPr>
-        <w:pStyle w:val="BodyText"/>
-      </w:pPr>
-      <w:r>
-        <w:t xml:space="preserve">Nhìn chung, bằng chứng phân tích tổng hợp cho thấy ba kết luận quan trọng: tác động tổng hợp của quốc tế hóa lên hiệu quả là dương nhưng khiêm tốn; mức dị biệt cực kỳ cao; và các biến điều tiết bối cảnh, đặc biệt là thể chế quốc gia, năng lực doanh nghiệp, và đặc điểm ngành, là những nguồn giải thích chính cho sự khác biệt giữa các nghiên cứu. Kết luận về vai trò trung tâm của thể chế quốc gia tiếp tục được củng cố bởi bằng chứng rất gần đây: Kalubandi và cộng sự (2025), qua một phân tích tổng hợp quy mô lớn trên 292 mẫu độc lập với 598.525 quan sát doanh nghiệp và năm, dùng cùng họ phương pháp hồi quy phân tích tổng hợp như Nghiên cứu thành phần P6, phát hiện rằng thể chế quốc gia nguồn điều tiết dương quan hệ giữa tinh thần kinh doanh quốc tế và hiệu quả, song hành trực tiếp với giả thuyết H5 của luận án về vai trò điều tiết của chất lượng thể chế. Đây là luận điểm cơ bản biện hộ cho sự cần thiết của một khung giải thích đa tầng.</w:t>
-      </w:r>
-    </w:p>
-    <w:p>
-      <w:pPr>
-        <w:pStyle w:val="BodyText"/>
-      </w:pPr>
-      <w:r>
-        <w:t xml:space="preserve">Giá trị của bằng chứng phân tích tổng hợp không chỉ nằm ở ước lượng tác động tổng hợp, mà còn ở khả năng phân tách các nguồn tạo nên mức dị biệt cao giữa các nghiên cứu, qua đó định hướng việc xây dựng lý thuyết. Combs và cộng sự (2011) lập luận rằng tổng hợp tích lũy bằng phương pháp phân tích tổng hợp nên được ưu tiên hơn so với đếm phiếu, vì phân tích tổng hợp cho phép đánh giá cả độ lớn lẫn tính ổn định của hiệu ứng qua nhiều bối cảnh. Aguinis và cộng sự (2011) cảnh báo rằng nhiều lựa chọn phương pháp và phán đoán trong quá trình tổng hợp, từ cách mã hóa biến điều tiết đến cách xử lý phụ thuộc giữa các quy mô hiệu ứng, có thể ảnh hưởng đáng kể đến kết luận, do đó đòi hỏi tính minh bạch và phân tích độ vững. Những nguyên tắc này có hàm ý trực tiếp đối với thiết kế của Nghiên cứu thành phần P6: việc sử dụng mô hình ba tầng cho phép tách phương sai trong nội bộ nghiên cứu khỏi phương sai giữa các nghiên cứu, qua đó xử lý đúng cấu trúc phụ thuộc mà Aguinis và cộng sự (2011) lưu ý. Karna và cộng sự (2016), qua một phân tích tổng hợp về quan hệ giữa năng lực và hiệu quả tài chính, cung cấp bằng chứng rằng môi trường điều tiết đáng kể cách năng lực chuyển hóa thành hiệu quả; phát hiện này song song với luận điểm trung tâm của luận án rằng bối cảnh thể chế điều tiết cơ chế chuyển hóa quốc tế hóa thành hiệu quả. Tổng hợp lại, bằng chứng phân tích tổng hợp không chỉ định lượng mức dị biệt mà còn xác nhận rằng các biến điều tiết bối cảnh là đối tượng lý thuyết hóa chính, từ đó biện hộ cho việc xây dựng một khung tích hợp đa tầng thay vì kiểm định rời rạc từng biến điều tiết đơn lẻ.</w:t>
+        <w:t xml:space="preserve">Một trong những đóng góp quan trọng nhất trong giai đoạn gần đây là sự phát triển của các phân tích tổng hợp về quan hệ quốc tế hóa và hiệu quả, cho phép tổng hợp và định lượng hóa kết quả từ hàng trăm nghiên cứu thực nghiệm riêng lẻ. Tổng hợp từ các phân tích tổng hợp chính cho thấy một kết quả nhất quán nhưng phức tạp.</w:t>
+      </w:r>
+    </w:p>
+    <w:p>
+      <w:pPr>
+        <w:pStyle w:val="BodyText"/>
+      </w:pPr>
+      <w:r>
+        <w:t xml:space="preserve">Bausch và Krist (2007) phân tích 36 nghiên cứu (41 mẫu) và tìm thấy tác động tổng hợp dương nhưng nhỏ, đồng thời xác nhận rằng mức độ dị biệt (heterogeneity) giữa các nghiên cứu rất cao với</w:t>
+      </w:r>
+      <w:r>
+        <w:t xml:space="preserve"> </w:t>
+      </w:r>
+      <m:oMath>
+        <m:sSup>
+          <m:e>
+            <m:r>
+              <m:t>I</m:t>
+            </m:r>
+          </m:e>
+          <m:sup>
+            <m:r>
+              <m:t>2</m:t>
+            </m:r>
+          </m:sup>
+        </m:sSup>
+      </m:oMath>
+      <w:r>
+        <w:t xml:space="preserve"> </w:t>
+      </w:r>
+      <w:r>
+        <w:t xml:space="preserve">&gt; 80%, hàm ý rằng các biến điều tiết là nguồn giải thích chủ yếu cho sự khác biệt. Kirca et al. (2012) mở rộng mẫu gộp lên 152 mẫu (141 nghiên cứu) và tìm thấy tác động tổng hợp tương tự, đồng thời xác nhận vai trò của bối cảnh quốc gia và ngành. Marano et al. (2016), nghiên cứu phân tích tổng hợp toàn diện nhất trong tài liệu với 359 nghiên cứu và 32 quốc gia, tìm thấy r ≈ 0,07–0,13 và chứng minh rằng thể chế quốc gia nguồn là biến điều tiết quan trọng nhất trong tất cả các biến bối cảnh được kiểm định. Wu et al. (2022) cập nhật với mẫu gộp 218 quy mô hiệu ứng tập trung vào các thị trường mới nổi multinationals (EMNEs) và tìm thấy mô hình biến điều tiết tương tự. Trong một phiên bản tiền đề trình bày tại Hội thảo Quốc tế lần thứ 6 về Kinh tế, Kinh doanh và Tài chính (Đỗ &amp; Phan, 2024), nhóm tác giả của luận án tổng hợp 113 nghiên cứu (200 cỡ ảnh hưởng, giai đoạn 1977–2022) và ước lượng hiệu ứng gộp dương nhỏ r = 0,07 (z = 5,29; p &lt; 0,001), nhất quán với các phân tích tổng hợp toàn cầu trước đó. Luận án này mở rộng mẫu gộp đó thông qua Nghiên cứu P6, một phân tích tổng hợp ba tầng (three-level MARA) với k = 238 nghiên cứu và K = 288 quy mô hiệu ứng từ 49 nền kinh tế trên toàn cầu (châu Á–Thái Bình Dương là tiểu mẫu chủ đạo, chiếm 52% corpus, dùng làm phân tích độ nhạy theo vùng), ước lượng</w:t>
+      </w:r>
+      <w:r>
+        <w:t xml:space="preserve"> </w:t>
+      </w:r>
+      <m:oMath>
+        <m:acc>
+          <m:accPr>
+            <m:chr m:val="‾"/>
+          </m:accPr>
+          <m:e>
+            <m:r>
+              <m:t>r</m:t>
+            </m:r>
+          </m:e>
+        </m:acc>
+      </m:oMath>
+      <w:r>
+        <w:t xml:space="preserve"> </w:t>
+      </w:r>
+      <w:r>
+        <w:t xml:space="preserve">= 0,074 [KTC 95%: 0,060; 0,088],</w:t>
+      </w:r>
+      <w:r>
+        <w:t xml:space="preserve"> </w:t>
+      </w:r>
+      <m:oMath>
+        <m:sSup>
+          <m:e>
+            <m:r>
+              <m:t>I</m:t>
+            </m:r>
+          </m:e>
+          <m:sup>
+            <m:r>
+              <m:t>2</m:t>
+            </m:r>
+          </m:sup>
+        </m:sSup>
+      </m:oMath>
+      <w:r>
+        <w:t xml:space="preserve"> </w:t>
+      </w:r>
+      <w:r>
+        <w:t xml:space="preserve">= 62,4%,</w:t>
+      </w:r>
+      <w:r>
+        <w:t xml:space="preserve"> </w:t>
+      </w:r>
+      <m:oMath>
+        <m:sSub>
+          <m:e>
+            <m:r>
+              <m:t>Q</m:t>
+            </m:r>
+          </m:e>
+          <m:sub>
+            <m:r>
+              <m:t>M</m:t>
+            </m:r>
+          </m:sub>
+        </m:sSub>
+        <m:d>
+          <m:dPr>
+            <m:begChr m:val="("/>
+            <m:endChr m:val=")"/>
+            <m:sepChr m:val=""/>
+            <m:grow/>
+          </m:dPr>
+          <m:e>
+            <m:r>
+              <m:rPr>
+                <m:sty m:val="p"/>
+              </m:rPr>
+              <m:t>I</m:t>
+            </m:r>
+            <m:r>
+              <m:rPr>
+                <m:sty m:val="p"/>
+              </m:rPr>
+              <m:t>C</m:t>
+            </m:r>
+            <m:r>
+              <m:rPr>
+                <m:sty m:val="p"/>
+              </m:rPr>
+              <m:t>R</m:t>
+            </m:r>
+            <m:r>
+              <m:rPr>
+                <m:sty m:val="p"/>
+              </m:rPr>
+              <m:t>V</m:t>
+            </m:r>
+          </m:e>
+        </m:d>
+        <m:r>
+          <m:rPr>
+            <m:sty m:val="p"/>
+          </m:rPr>
+          <m:t>=</m:t>
+        </m:r>
+        <m:r>
+          <m:t>17</m:t>
+        </m:r>
+        <m:r>
+          <m:rPr>
+            <m:sty m:val="p"/>
+          </m:rPr>
+          <m:t>,</m:t>
+        </m:r>
+        <m:r>
+          <m:t>35</m:t>
+        </m:r>
+      </m:oMath>
+      <w:r>
+        <w:t xml:space="preserve"> </w:t>
+      </w:r>
+      <w:r>
+        <w:t xml:space="preserve">(</w:t>
+      </w:r>
+      <m:oMath>
+        <m:r>
+          <m:t>d</m:t>
+        </m:r>
+        <m:r>
+          <m:t>f</m:t>
+        </m:r>
+        <m:r>
+          <m:rPr>
+            <m:sty m:val="p"/>
+          </m:rPr>
+          <m:t>=</m:t>
+        </m:r>
+        <m:r>
+          <m:t>4</m:t>
+        </m:r>
+      </m:oMath>
+      <w:r>
+        <w:t xml:space="preserve">,</w:t>
+      </w:r>
+      <w:r>
+        <w:t xml:space="preserve"> </w:t>
+      </w:r>
+      <m:oMath>
+        <m:r>
+          <m:t>p</m:t>
+        </m:r>
+        <m:r>
+          <m:rPr>
+            <m:sty m:val="p"/>
+          </m:rPr>
+          <m:t>=</m:t>
+        </m:r>
+        <m:r>
+          <m:rPr>
+            <m:sty m:val="p"/>
+          </m:rPr>
+          <m:t>,</m:t>
+        </m:r>
+        <m:r>
+          <m:t>002</m:t>
+        </m:r>
+      </m:oMath>
+      <w:r>
+        <w:t xml:space="preserve">). Kết quả này xác nhận tác động tổng hợp dương nhỏ nhưng bền vững, đồng thời chứng minh rằng phổ thể chế ICRV, điểm uốn giảm dần khi chuyển từ thể chế yếu sang thể chế mạnh, là biến điều tiết thực chất của mối quan hệ quốc tế hóa và hiệu quả trên corpus toàn cầu (nghiên cứu thành phần P6). Tuy vậy, một số nghiên cứu gần đây sử dụng chiến lược nhận diện chặt chẽ hơn đặt câu hỏi về tính phổ quát của dạng hàm chữ U ngược: Pisani, Garcia-Bernardo và Heemskerk (2020) cho thấy quan hệ này suy yếu đáng kể, thậm chí biến mất, trong các mẫu gộp xuyên quốc gia khi áp dụng nhận diện nghiêm ngặt hơn, củng cố lập luận rằng chính dị biệt bối cảnh, chứ không phải một quy luật hàm phổ quát, mới chi phối kết quả quốc tế hóa và hiệu quả. Ở cấp doanh nghiệp, Arbelo, Arbelo-Pérez và Pérez-Gómez (2024) chứng minh quan hệ quốc tế hóa và hiệu quả phụ thuộc vào tài sản đặc thù của doanh nghiệp theo quan điểm dựa trên nguồn lực, nhất quán với vai trò điều tiết của năng lực công nghệ được nhấn mạnh trong luận án này.</w:t>
+      </w:r>
+    </w:p>
+    <w:p>
+      <w:pPr>
+        <w:pStyle w:val="BodyText"/>
+      </w:pPr>
+      <w:r>
+        <w:t xml:space="preserve">Về tổng thể, bằng chứng phân tích tổng hợp cho thấy ba kết luận quan trọng: tác động tổng hợp của quốc tế hóa lên hiệu quả là dương nhưng khiêm tốn; mức dị biệt cực kỳ cao; và các biến điều tiết bối cảnh, đặc biệt là thể chế quốc gia, năng lực doanh nghiệp, và đặc điểm ngành, là những nguồn giải thích chính cho sự khác biệt giữa các nghiên cứu. Khoảng cách văn hóa và thể chế giữa thị trường nguồn và thị trường đích cũng là một biên bối cảnh quan trọng: Beugelsdijk et al. (2018), qua một phân tích tổng hợp về khoảng cách văn hóa và quá trình quốc tế hóa của doanh nghiệp, cho thấy hệ quả của quốc tế hóa thay đổi một cách hệ thống theo khoảng cách này, củng cố nhận định rằng chính bối cảnh chứ không phải một dạng hàm phổ quát mới chi phối kết quả. Kết luận về vai trò trung tâm của thể chế quốc gia tiếp tục được củng cố bởi bằng chứng rất gần đây: Kalubandi và cộng sự (2025), qua một phân tích tổng hợp quy mô lớn trên 292 mẫu độc lập với 598.525 quan sát doanh nghiệp và năm, dùng cùng họ phương pháp hồi quy phân tích tổng hợp như Nghiên cứu thành phần P6, phát hiện rằng thể chế quốc gia nguồn điều tiết dương quan hệ giữa tinh thần kinh doanh quốc tế và hiệu quả, song hành trực tiếp với giả thuyết H5 của luận án về vai trò điều tiết của chất lượng thể chế. Đây là luận điểm cơ bản biện hộ cho sự cần thiết của một khung giải thích đa tầng.</w:t>
+      </w:r>
+    </w:p>
+    <w:p>
+      <w:pPr>
+        <w:pStyle w:val="BodyText"/>
+      </w:pPr>
+      <w:r>
+        <w:t xml:space="preserve">Giá trị của bằng chứng phân tích tổng hợp không chỉ nằm ở ước lượng tác động tổng hợp, mà còn ở khả năng phân tách các nguồn tạo nên mức dị biệt cao giữa các nghiên cứu, qua đó định hướng việc xây dựng lý thuyết. Combs và cộng sự (2011) lập luận rằng tổng hợp tích lũy bằng phương pháp phân tích tổng hợp nên được ưu tiên hơn so với đếm phiếu, vì phân tích tổng hợp cho phép đánh giá cả độ lớn lẫn tính ổn định của hiệu ứng qua nhiều bối cảnh. Aguinis và cộng sự (2011) cảnh báo rằng nhiều lựa chọn phương pháp và phán đoán trong quá trình tổng hợp, từ cách mã hóa biến điều tiết đến cách xử lý phụ thuộc giữa các quy mô hiệu ứng, có thể ảnh hưởng đáng kể đến kết luận, do đó đòi hỏi tính minh bạch và phân tích độ vững. Những nguyên tắc này có hàm ý trực tiếp đối với thiết kế của Nghiên cứu thành phần P6: việc sử dụng mô hình ba tầng cho phép tách phương sai trong nội bộ nghiên cứu khỏi phương sai giữa các nghiên cứu, qua đó xử lý đúng cấu trúc phụ thuộc mà Aguinis và cộng sự (2011) lưu ý. Karna và cộng sự (2016), qua một phân tích tổng hợp về quan hệ giữa năng lực và hiệu quả tài chính, cung cấp bằng chứng rằng môi trường điều tiết đáng kể cách năng lực chuyển hóa thành hiệu quả; phát hiện này song song với luận điểm trung tâm của luận án rằng bối cảnh thể chế điều tiết cơ chế chuyển hóa quốc tế hóa thành hiệu quả. Tóm lại, bằng chứng phân tích tổng hợp không chỉ định lượng mức dị biệt mà còn xác nhận rằng các biến điều tiết bối cảnh là đối tượng lý thuyết hóa chính, từ đó biện hộ cho việc xây dựng một khung tích hợp đa tầng thay vì kiểm định rời rạc từng biến điều tiết đơn lẻ.</w:t>
       </w:r>
     </w:p>
     <w:p>
@@ -926,7 +1135,7 @@
         <w:pStyle w:val="BodyText"/>
       </w:pPr>
       <w:r>
-        <w:t xml:space="preserve">Phần lớn các nghiên cứu về quốc tế hóa và hiệu quả trong bối cảnh châu Á tập trung vào Nhật Bản, Hàn Quốc, Đài Loan, và Trung Quốc, trong khi các nền kinh tế chuyển đổi như Việt Nam, Campuchia, Bangladesh, và đặc biệt là các SIDS, về cơ bản thiếu vắng trong tài liệu. Ngay cả trong nhóm tiên tiến Đông Á, sự đồng nhất cũng không nên được giả định: Hemmert và Jackson (2016), qua so sánh doanh nghiệp Nhật Bản và Hàn Quốc, cho thấy không tồn tại một mô hình quốc tế hóa Đông Á duy nhất mà có những khác biệt hệ thống giữa hai nền, một phát hiện củng cố cách luận án phân biệt nội bộ nhóm thể chế thay vì gộp các nền tiên tiến thành một khối. Ở chiều ASEAN, bằng chứng gần đây của Murhadi và cộng sự (2025) trên doanh nghiệp Indonesia và Malaysia cho thấy quản trị doanh nghiệp và mức độ quốc tế hóa cùng tác động đến hiệu quả tài chính, bổ sung một chiều quản trị cho bức tranh khu vực mà luận án bao phủ ở cấp doanh nghiệp. Sự thiếu đại diện này tạo ra khoảng trống nghiêm trọng trong khả năng khái quát hóa lý thuyết, vì các nền kinh tế biên thể chế yếu và đảo nhỏ có thể là địa điểm quan trọng để kiểm định điều kiện biên của các lý thuyết về quốc tế hóa và hiệu quả.</w:t>
+        <w:t xml:space="preserve">Phần lớn các nghiên cứu về quốc tế hóa và hiệu quả trong bối cảnh châu Á tập trung vào Nhật Bản, Hàn Quốc, Đài Loan, và Trung Quốc, trong khi các nền kinh tế chuyển đổi như Việt Nam, Campuchia, Bangladesh, và đặc biệt là các SIDS, về cơ bản thiếu vắng trong tài liệu. Ngay cả trong nhóm tiên tiến Đông Á, sự đồng nhất cũng không nên được giả định: Hemmert và Jackson (2016), qua so sánh doanh nghiệp Nhật Bản và Hàn Quốc, cho thấy không tồn tại một mô hình quốc tế hóa Đông Á duy nhất mà có những khác biệt hệ thống giữa hai nền, một phát hiện củng cố cách luận án phân biệt nội bộ nhóm thể chế thay vì gộp các nền tiên tiến thành một khối. Ở chiều ASEAN, bằng chứng gần đây của Murhadi và cộng sự (2025) trên doanh nghiệp Indonesia và Malaysia cho thấy quản trị doanh nghiệp và mức độ quốc tế hóa cùng tác động đến hiệu quả tài chính, bổ sung một chiều quản trị cho diện mạo khu vực mà luận án bao phủ ở cấp doanh nghiệp. Sự thiếu đại diện này tạo ra khoảng trống nghiêm trọng trong khả năng khái quát hóa lý thuyết, vì các nền kinh tế biên thể chế yếu và đảo nhỏ có thể là địa điểm quan trọng để kiểm định điều kiện biên của các lý thuyết về quốc tế hóa và hiệu quả.</w:t>
       </w:r>
     </w:p>
     <w:p>
@@ -984,7 +1193,7 @@
         <w:pStyle w:val="BodyText"/>
       </w:pPr>
       <w:r>
-        <w:t xml:space="preserve">Cần đặt cơ chế của năng lực số trong một bức tranh rộng hơn về các ràng buộc thực chất mà doanh nghiệp ở các nền kinh tế đang phát triển đối mặt khi quốc tế hóa, vì chính những ràng buộc này tạo ra dư địa để công cụ số phát huy hoặc không phát huy tác dụng. Tài liệu kinh tế học thương mại cho thấy ràng buộc tín dụng là một trong những rào cản nghiêm trọng nhất đối với xuất khẩu: Manova (2013) chứng minh trên cơ sở lý thuyết và thực nghiệm rằng các doanh nghiệp ở những quốc gia có hệ thống tài chính kém phát triển bị hạn chế khả năng tham gia thương mại quốc tế do không huy động được vốn lưu động cho chi phí cố định của xuất khẩu, trong khi Demir và Javorcik (2018) cho thấy tín dụng thương mại có thể thay thế một phần cho tín dụng ngân hàng và nới lỏng ràng buộc này. Trong khung của luận án, các phát hiện này có hàm ý cơ chế rõ ràng: ở những bối cảnh mà ràng buộc tài chính và khoảng trống thể chế bóp nghẹt khả năng chuyển hóa quốc tế hóa thành hiệu quả, công cụ số ở giao diện ngoại tại có thể giảm chi phí giao dịch và mở rộng khả năng tiếp cận thông tin thị trường, qua đó bù đắp một phần cho hạ tầng thể chế và tài chính còn thiếu, đúng theo logic lá chắn số được phát biểu trong giả thuyết H5. Avenyo và cộng sự (2021) bổ sung bằng chứng từ doanh nghiệp châu Phi rằng năng lực sản xuất nội tại quyết định kết quả xuất khẩu, song song với phát hiện của Ayyagari và cộng sự (2011) rằng đổi mới ở các nền kinh tế mới nổi gắn chặt với năng lực hấp thụ và môi trường thể chế. Tổng hợp các bằng chứng này, luận án định vị TCI và DAI không phải như những yếu tố tách rời khỏi cấu trúc kinh tế nền, mà như hai cơ chế tương tác với ràng buộc tài chính và thể chế đặc thù của từng chế độ ICRV, qua đó cung cấp cơ sở lý thuyết cho dự đoán rằng hiệu ứng điều tiết của năng lực số mạnh nhất ở biên dưới của phổ thể chế.</w:t>
+        <w:t xml:space="preserve">Cần đặt cơ chế của năng lực số trong một khung rộng hơn về các ràng buộc thực chất mà doanh nghiệp ở các nền kinh tế đang phát triển đối mặt khi quốc tế hóa, vì chính những ràng buộc này tạo ra dư địa để công cụ số phát huy hoặc không phát huy tác dụng. Tài liệu kinh tế học thương mại cho thấy ràng buộc tín dụng là một trong những rào cản nghiêm trọng nhất đối với xuất khẩu: Manova (2013) chứng minh trên cơ sở lý thuyết và thực nghiệm rằng các doanh nghiệp ở những quốc gia có hệ thống tài chính kém phát triển bị hạn chế khả năng tham gia thương mại quốc tế do không huy động được vốn lưu động cho chi phí cố định của xuất khẩu, trong khi Demir và Javorcik (2018) cho thấy tín dụng thương mại có thể thay thế một phần cho tín dụng ngân hàng và nới lỏng ràng buộc này. Trong khung của luận án, các phát hiện này có hàm ý cơ chế rõ ràng: ở những bối cảnh mà ràng buộc tài chính và khoảng trống thể chế bóp nghẹt khả năng chuyển hóa quốc tế hóa thành hiệu quả, công cụ số ở giao diện ngoại tại có thể giảm chi phí giao dịch và mở rộng khả năng tiếp cận thông tin thị trường, qua đó bù đắp một phần cho hạ tầng thể chế và tài chính còn thiếu, đúng theo logic lá chắn số được phát biểu trong giả thuyết H5. Avenyo và cộng sự (2021) bổ sung bằng chứng từ doanh nghiệp châu Phi rằng năng lực sản xuất nội tại quyết định kết quả xuất khẩu, song song với phát hiện của Ayyagari và cộng sự (2011) rằng đổi mới ở các nền kinh tế mới nổi gắn chặt với năng lực hấp thụ và môi trường thể chế. Tổng hợp các bằng chứng này, luận án định vị TCI và DAI không phải như những yếu tố tách rời khỏi cấu trúc kinh tế nền, mà như hai cơ chế tương tác với ràng buộc tài chính và thể chế đặc thù của từng chế độ ICRV, qua đó cung cấp cơ sở lý thuyết cho dự đoán rằng hiệu ứng điều tiết của năng lực số mạnh nhất ở biên dưới của phổ thể chế.</w:t>
       </w:r>
     </w:p>
     <w:bookmarkEnd w:id="36"/>
@@ -1218,7 +1427,7 @@
         <w:pStyle w:val="BodyText"/>
       </w:pPr>
       <w:r>
-        <w:t xml:space="preserve">Ba khoảng trống này hội tụ vào một hướng giải quyết chung: cần phát triển và kiểm định một khung giải thích tích hợp đa tầng trên dữ liệu đa quốc gia đủ rộng và đủ đa dạng về thể chế để bao phủ toàn bộ phổ thể chế của châu Á. Luận án đề xuất khung CDCM (điều tiết theo quốc gia, năng lực số và năng lực doanh nghiệp), là khung lý thuyết tích hợp đa tầng kết hợp bối cảnh thể chế (tầng vĩ mô, vận hành hóa bằng ICRV), năng lực doanh nghiệp với TCI và DAI tách biệt (tầng tổ chức), đặc điểm nhà quản trị cấp cao (tầng cá nhân), và lớp mở rộng lăng kính năng lực số. Trong khung này, cường độ xuất khẩu (FSTS) là biến độc lập chính và năng suất lao động là biến phụ thuộc.</w:t>
+        <w:t xml:space="preserve">Ba khoảng trống này hội tụ vào một hướng giải quyết chung: cần phát triển và kiểm định một khung giải thích tích hợp đa tầng trên dữ liệu đa quốc gia đủ rộng và đủ đa dạng về thể chế để bao phủ toàn bộ phổ thể chế của châu Á. Luận án đề xuất khung CDCM (Country–Digital–Capability Moderation), một khung lý thuyết tích hợp đa tầng gồm ba tầng điều tiết: bối cảnh thể chế quốc gia (tầng vĩ mô, vận hành hóa bằng khung ICRV); năng lực số ở cấp doanh nghiệp, phân tách năng lực công nghệ TCI và mức độ chấp nhận số DAI (tầng tổ chức); và năng lực cùng đặc điểm của nhà quản trị cấp cao (tầng cá nhân). Trong khung này, cường độ xuất khẩu (FSTS) là biến độc lập chính và năng suất lao động là biến phụ thuộc.</w:t>
       </w:r>
     </w:p>
     <w:p>
@@ -1279,7 +1488,7 @@
         <w:t xml:space="preserve"> </w:t>
       </w:r>
       <w:r>
-        <w:t xml:space="preserve">sau khi loại bỏ theo danh sách các biến điều tiết khuyết, 103 cặp nền kinh tế và năm), bao phủ toàn bộ phổ thể chế ICRV từ nhóm tiên tiến đến nhóm đảo nhỏ, kiểm định đồng thời H1 đến H6 với hiệu ứng cố định nền kinh tế và năm. Điểm uốn hiệu chỉnh năng lực của P7 là 43,6% FSTS, nằm trong vùng chuyển đổi của phổ thể chế, nhất quán với P3 Việt Nam (khoảng 40%) và thấp hơn P5 Trung Quốc (khoảng 49%); cấu trúc ba vùng theo nhóm ICRV xác nhận thể chế điều tiết cả vị trí lẫn sự tồn tại của điểm uốn theo phổ thể chế dự đoán lý thuyết, đóng góp bằng chứng kiểm định tích hợp đầu tiên cho khung CDCM ở cấp độ liên quốc gia quy mô lớn.</w:t>
+        <w:t xml:space="preserve">sau khi loại bỏ theo danh sách các biến điều tiết khuyết, 103 cặp nền kinh tế và năm), bao phủ toàn bộ phổ thể chế ICRV từ nhóm tiên tiến đến nhóm đảo nhỏ, kiểm định đồng thời H1 đến H6 với hiệu ứng cố định nền kinh tế và năm. Điểm uốn hiệu chỉnh năng lực của P7 là 43,6% FSTS, nằm trong vùng chuyển đổi của phổ thể chế, nhất quán với P3 Việt Nam (khoảng 40%) và thấp hơn P5 Trung Quốc (khoảng 49%); cấu trúc ba vùng theo nhóm ICRV cho thấy thể chế điều tiết cả vị trí lẫn sự tồn tại của điểm uốn theo phổ thể chế dự đoán lý thuyết, đóng góp bằng chứng kiểm định tích hợp đầu tiên cho khung CDCM ở cấp độ liên quốc gia quy mô lớn.</w:t>
       </w:r>
     </w:p>
     <w:p>
@@ -1331,15 +1540,15 @@
         <w:pStyle w:val="FirstParagraph"/>
       </w:pPr>
       <w:r>
-        <w:t xml:space="preserve">Mô hình khái niệm của luận án vận hành theo logic đa tầng, trong đó mối quan hệ trung tâm giữa quốc tế hóa (FSTS) và hiệu quả hoạt động kinh doanh của doanh nghiệp (labor productivity) được điều tiết đồng thời bởi ba tầng can thiệp.</w:t>
-      </w:r>
-    </w:p>
-    <w:p>
-      <w:pPr>
-        <w:pStyle w:val="BodyText"/>
-      </w:pPr>
-      <w:r>
-        <w:t xml:space="preserve">Tầng vĩ mô, bối cảnh thể chế, được vận hành hóa bằng khung ICRV với sáu chế độ con theo phổ thể chế từ tiên tiến đổi mới đến SIDS. Ở tầng này, ICRV điều tiết mối quan hệ quốc tế hóa và hiệu quả thông qua hai cơ chế: (i) mức độ khoảng trống thể chế ảnh hưởng đến chi phí giao dịch xuyên biên giới; và (ii) chất lượng thể chế ảnh hưởng đến khả năng doanh nghiệp khai thác lợi ích từ quốc tế hóa. Ở các nền kinh tế biên thể chế yếu và đảo nhỏ, khoảng trống thể chế cực kỳ lớn có thể đảo ngược quan hệ quốc tế hóa và hiệu quả, biến lợi ích tiềm năng thành tổn thất thực tế (nghiên cứu thành phần P8).</w:t>
+        <w:t xml:space="preserve">Mô hình khái niệm của luận án vận hành theo logic đa tầng, trong đó mối quan hệ trung tâm giữa quốc tế hóa (FSTS) và hiệu quả hoạt động kinh doanh của doanh nghiệp (labor productivity) được điều tiết đồng thời bởi ba tầng can thiệp. Luận điểm trọng tâm mà mô hình này vận hành hóa và hệ giả thuyết H1–H6 cùng H1b kiểm định là: trong ba tầng đó, tầng thể chế có thể định hình không chỉ độ lớn mà cả dấu và dạng hình của quan hệ quốc tế hóa và hiệu quả, đến mức ở cực trị thể chế yếu nhất (Nhóm VI SIDS), nơi cả ba tầng đồng thời ở mức tối thiểu, họ mô hình chữ U ngược có thể không còn áp dụng và quan hệ nghiêng về dạng âm đơn điệu (điều kiện biên FIP, mang tính thăm dò). Theo phân loại ba tầng đóng góp lý thuyết của Thomas và cộng sự (2011), luận án không dừng ở tầng thứ nhất (mở rộng một lý thuyết sẵn có sang bối cảnh quốc tế mới) mà đồng thời xác lập một quan hệ hàm đặc thù tại điểm chuyển thể chế, nơi dạng hàm thay đổi về chất (tầng thứ hai), và phát triển một cấu trúc lý thuyết mới là gánh nặng quốc tế hóa bắt buộc (FIP) cho cực trị của phổ thể chế (tầng thứ ba). Việc định vị này làm rõ rằng đóng góp của mô hình không nằm ở việc thêm một biến điều tiết mà ở việc lý thuyết hóa sự biến đổi dạng hàm theo vị trí thể chế.</w:t>
+      </w:r>
+    </w:p>
+    <w:p>
+      <w:pPr>
+        <w:pStyle w:val="BodyText"/>
+      </w:pPr>
+      <w:r>
+        <w:t xml:space="preserve">Tầng vĩ mô, bối cảnh thể chế, được vận hành hóa bằng khung ICRV với sáu chế độ con xếp theo phổ chất lượng thể chế giảm dần, từ mạnh nhất đến yếu nhất: Nhóm I (tiên tiến đổi mới), II (tiên tiến tài nguyên), III (trung bình cao), IV (chuyển đổi trung bình–thấp), V (đang nổi) và VI (đảo nhỏ đang phát triển, SIDS). Ở tầng này, ICRV điều tiết mối quan hệ quốc tế hóa và hiệu quả thông qua hai cơ chế: (i) mức độ khoảng trống thể chế ảnh hưởng đến chi phí giao dịch xuyên biên giới; và (ii) chất lượng thể chế ảnh hưởng đến khả năng doanh nghiệp khai thác lợi ích từ quốc tế hóa. Ở các nền kinh tế biên thể chế yếu và đảo nhỏ, khoảng trống thể chế cực kỳ lớn có thể đảo ngược quan hệ quốc tế hóa và hiệu quả, biến lợi ích tiềm năng thành tổn thất thực tế (nghiên cứu thành phần P8).</w:t>
       </w:r>
     </w:p>
     <w:p>
@@ -1409,7 +1618,7 @@
       <w:r>
         <w:drawing>
           <wp:inline>
-            <wp:extent cx="5753100" cy="2991039"/>
+            <wp:extent cx="5753100" cy="2752534"/>
             <wp:effectExtent b="0" l="0" r="0" t="0"/>
             <wp:docPr descr="Hình 2.1. Khung khái niệm tích hợp đa tầng CDCM cho quan hệ Quốc tế hóa–Hiệu quả tại châu Á" title="" id="41" name="Picture"/>
             <a:graphic>
@@ -1430,7 +1639,7 @@
                   <pic:spPr bwMode="auto">
                     <a:xfrm>
                       <a:off x="0" y="0"/>
-                      <a:ext cx="5753100" cy="2991039"/>
+                      <a:ext cx="5753100" cy="2752534"/>
                     </a:xfrm>
                     <a:prstGeom prst="rect">
                       <a:avLst/>
@@ -1536,41 +1745,15 @@
         <w:pStyle w:val="BodyText"/>
       </w:pPr>
       <w:r>
-        <w:t xml:space="preserve">Tại các nền kinh tế SIDS (Nhóm VI ICRV), cả ba điều kiện này đồng thời bị vi phạm: thị trường nội địa cực nhỏ buộc các doanh nghiệp phải xuất khẩu không phải vì có lợi thế cạnh tranh mà vì thiếu cầu nội địa đủ lớn để duy trì hoạt động (xuất khẩu bắt buộc); chi phí hậu cần và vận chuyển cực cao do địa lý đảo xa và phân tán làm suy giảm biên lợi nhuận ở mọi mức FSTS; và hỗ trợ thể chế (logistics, tài chính thương mại, năng lực xúc tiến xuất khẩu) thiếu hụt nghiêm trọng. Khi ba điều kiện này đồng thời không được đáp ứng, quan hệ quốc tế hóa và hiệu quả không chỉ mất đi phần lợi ích giai đoạn đầu của chữ U ngược mà có thể chuyển thành</w:t>
-      </w:r>
-      <w:r>
-        <w:t xml:space="preserve"> </w:t>
-      </w:r>
-      <w:r>
-        <w:rPr>
-          <w:bCs/>
-          <w:b/>
-        </w:rPr>
-        <w:t xml:space="preserve">quan hệ âm đơn điệu không có điểm uốn</w:t>
-      </w:r>
-      <w:r>
-        <w:t xml:space="preserve">, tức là điều kiện biên lý thuyết nơi mọi mức độ quốc tế hóa đều gây tổn hại đến hiệu quả hoạt động kinh doanh của doanh nghiệp.</w:t>
-      </w:r>
-    </w:p>
-    <w:p>
-      <w:pPr>
-        <w:pStyle w:val="BodyText"/>
-      </w:pPr>
-      <w:r>
-        <w:t xml:space="preserve">Giả thuyết H1b được phát biểu như sau. Tại các nền kinh tế SIDS (ICRV Nhóm VI), mối quan hệ giữa mức độ quốc tế hóa (FSTS) và hiệu quả hoạt động kinh doanh của doanh nghiệp (năng suất lao động) là</w:t>
-      </w:r>
-      <w:r>
-        <w:t xml:space="preserve"> </w:t>
-      </w:r>
-      <w:r>
-        <w:rPr>
-          <w:bCs/>
-          <w:b/>
-        </w:rPr>
-        <w:t xml:space="preserve">âm đơn điệu</w:t>
-      </w:r>
-      <w:r>
-        <w:t xml:space="preserve">, không có điểm uốn trong phạm vi dữ liệu, phản ánh gánh nặng quốc tế hóa bắt buộc (Forced Internationalization Penalty, FIP) nơi doanh nghiệp xuất khẩu để sinh tồn chứ không phải để khai thác lợi thế cạnh tranh. Cơ sở lý thuyết bao gồm lý thuyết thể chế (North, 1990), lý thuyết chi phí giao dịch (Williamson, 1985), Khanna và Palepu (2010) về khoảng trống thể chế, và Briguglio (1995) về các ràng buộc cấu trúc của các nền kinh tế đảo nhỏ.</w:t>
+        <w:t xml:space="preserve">Tại các nền kinh tế SIDS (Nhóm VI ICRV), cả ba điều kiện này đồng thời bị vi phạm: thị trường nội địa cực nhỏ buộc các doanh nghiệp phải xuất khẩu không phải vì có lợi thế cạnh tranh mà vì thiếu cầu nội địa đủ lớn để duy trì hoạt động (xuất khẩu bắt buộc); chi phí hậu cần và vận chuyển cực cao do địa lý đảo xa và phân tán làm suy giảm biên lợi nhuận ở mọi mức FSTS; và hỗ trợ thể chế (logistics, tài chính thương mại, năng lực xúc tiến xuất khẩu) thiếu hụt nghiêm trọng. Khi ba điều kiện này đồng thời không được đáp ứng, quan hệ quốc tế hóa và hiệu quả không chỉ mất đi phần lợi ích giai đoạn đầu của chữ U ngược mà có thể chuyển thành quan hệ âm đơn điệu không có điểm uốn, tức là điều kiện biên lý thuyết nơi mọi mức độ quốc tế hóa đều gây tổn hại đến hiệu quả hoạt động kinh doanh của doanh nghiệp.</w:t>
+      </w:r>
+    </w:p>
+    <w:p>
+      <w:pPr>
+        <w:pStyle w:val="BodyText"/>
+      </w:pPr>
+      <w:r>
+        <w:t xml:space="preserve">Giả thuyết H1b được phát biểu như sau. Tại các nền kinh tế SIDS (ICRV Nhóm VI), mối quan hệ giữa mức độ quốc tế hóa (FSTS) và hiệu quả hoạt động kinh doanh của doanh nghiệp (năng suất lao động) là âm đơn điệu, không có điểm uốn trong phạm vi dữ liệu, phản ánh gánh nặng quốc tế hóa bắt buộc (Forced Internationalization Penalty, FIP) nơi doanh nghiệp xuất khẩu để sinh tồn chứ không phải để khai thác lợi thế cạnh tranh. Cơ sở lý thuyết bao gồm lý thuyết thể chế (North, 1990), lý thuyết chi phí giao dịch (Williamson, 1985), Khanna và Palepu (2010) về khoảng trống thể chế, và Briguglio (1995) về các ràng buộc cấu trúc của các nền kinh tế đảo nhỏ.</w:t>
       </w:r>
     </w:p>
     <w:p>
@@ -1596,55 +1779,7 @@
         <w:pStyle w:val="FirstParagraph"/>
       </w:pPr>
       <w:r>
-        <w:t xml:space="preserve">Trong khi H6 dự báo ngưỡng (điểm uốn)</w:t>
-      </w:r>
-      <w:r>
-        <w:t xml:space="preserve"> </w:t>
-      </w:r>
-      <w:r>
-        <w:rPr>
-          <w:bCs/>
-          <w:b/>
-        </w:rPr>
-        <w:t xml:space="preserve">dịch chuyển</w:t>
-      </w:r>
-      <w:r>
-        <w:t xml:space="preserve"> </w:t>
-      </w:r>
-      <w:r>
-        <w:t xml:space="preserve">một cách có trật tự theo quá trình trưởng thành năng lực và thể chế, một khả năng đối lập về mặt lý thuyết là ngưỡng</w:t>
-      </w:r>
-      <w:r>
-        <w:t xml:space="preserve"> </w:t>
-      </w:r>
-      <w:r>
-        <w:rPr>
-          <w:bCs/>
-          <w:b/>
-        </w:rPr>
-        <w:t xml:space="preserve">tan biến</w:t>
-      </w:r>
-      <w:r>
-        <w:t xml:space="preserve"> </w:t>
-      </w:r>
-      <w:r>
-        <w:t xml:space="preserve">dưới một chuỗi cú sốc thể chế dồn dập, khi đó cấu trúc chữ U ngược không còn được nhận diện. Giả thuyết H1c được phát biểu như sau. Ở nền kinh tế trải qua biến động thể chế tích lũy cực đoan qua các giai đoạn (điển hình là Ấn Độ trong nghiên cứu thành phần P9), cấu trúc chữ U ngược của quan hệ quốc tế hóa và hiệu quả</w:t>
-      </w:r>
-      <w:r>
-        <w:t xml:space="preserve"> </w:t>
-      </w:r>
-      <w:r>
-        <w:rPr>
-          <w:bCs/>
-          <w:b/>
-        </w:rPr>
-        <w:t xml:space="preserve">tan biến theo thời gian</w:t>
-      </w:r>
-      <w:r>
-        <w:t xml:space="preserve"> </w:t>
-      </w:r>
-      <w:r>
-        <w:t xml:space="preserve">(điểm uốn dịch chuyển rồi biến mất trong miền dữ liệu), phản ánh sự phá vỡ cấu trúc chứ không phải dịch chuyển tiệm tiến. H1c là điều kiện biên thứ hai của H1 (bên cạnh H1b), phân biệt rõ với H6 ở chỗ H6 mô tả dịch chuyển có trật tự còn H1c mô tả mất cấu trúc cấu trúc. Cơ sở lý thuyết bao gồm North (1990) về bất định thể chế, Banalieva và Dhanaraj (2019), và bằng chứng đa đợt của P9.</w:t>
+        <w:t xml:space="preserve">Trong khi H6 dự báo ngưỡng (điểm uốn) dịch chuyển một cách có trật tự theo quá trình trưởng thành năng lực và thể chế, một khả năng đối lập về mặt lý thuyết là ngưỡng tan biến dưới một chuỗi cú sốc thể chế dồn dập, khi đó cấu trúc chữ U ngược không còn được nhận diện. Giả thuyết H1c được phát biểu như sau. Ở nền kinh tế trải qua biến động thể chế tích lũy cực đoan qua các giai đoạn (điển hình là Ấn Độ trong nghiên cứu thành phần P9), cấu trúc chữ U ngược của quan hệ quốc tế hóa và hiệu quả tan biến theo thời gian (điểm uốn dịch chuyển rồi biến mất trong miền dữ liệu), phản ánh sự phá vỡ cấu trúc chứ không phải dịch chuyển tiệm tiến. H1c là điều kiện biên thứ hai của H1 (bên cạnh H1b), phân biệt rõ với H6 ở chỗ H6 mô tả dịch chuyển có trật tự còn H1c mô tả mất cấu trúc. Cơ sở lý thuyết bao gồm North (1990) về bất định thể chế, Banalieva và Dhanaraj (2019), và bằng chứng đa đợt của P9.</w:t>
       </w:r>
     </w:p>
     <w:bookmarkEnd w:id="46"/>
@@ -1670,7 +1805,40 @@
         <w:pStyle w:val="BodyText"/>
       </w:pPr>
       <w:r>
-        <w:t xml:space="preserve">Cơ chế lý thuyết đứng sau H2 là năng lực hấp thụ: doanh nghiệp có năng lực công nghệ cao hơn xử lý tín hiệu thị trường quốc tế hiệu quả hơn, chuyển hóa tri thức bên ngoài thành cải thiện năng suất nhanh hơn, và do đó khấu hao chi phí gánh nặng người nước ngoài với tốc độ cao hơn (Cohen &amp; Levinthal, 1990). Vì cơ chế này vận hành chủ yếu qua việc nâng chiều sâu năng lực nội tại chứ không qua việc thay đổi bản chất đánh đổi của quốc tế hóa, dự đoán mạnh nhất là một hiệu ứng nâng mặt bằng phổ quát, trong khi hiệu ứng uốn lại đường cong, nếu có, sẽ phụ thuộc vào sự bổ trợ thể chế. Dự đoán này phù hợp với bằng chứng định hướng từ các nghiên cứu thành phần đơn quốc gia, nơi năng lực công nghệ liên tục xuất hiện như yếu tố nâng mặt bằng dương và có ý nghĩa, sẽ được kiểm định hệ thống ở Chương 4. Về mặt nhận dạng thực nghiệm, H2 hàm ý một mẫu hệ số phân biệt được: hệ số chính của TCI dương và có ý nghĩa (nâng mặt bằng), trong khi số hạng tương tác độ cong TCI × FSTS² không có ý nghĩa hoặc yếu (không uốn lại đường cong). Chính sự kết hợp giữa hiệu ứng mức mạnh và hiệu ứng độ cong yếu này là tiêu chí thực nghiệm cho phép tách H2 (nâng mặt bằng) khỏi H3 (uốn đường cong) ngay trong cùng một mô hình tương tác.</w:t>
+        <w:t xml:space="preserve">Cơ chế lý thuyết đứng sau H2 là năng lực hấp thụ: doanh nghiệp có năng lực công nghệ cao hơn xử lý tín hiệu thị trường quốc tế hiệu quả hơn, chuyển hóa tri thức bên ngoài thành cải thiện năng suất nhanh hơn, và do đó khấu hao chi phí gánh nặng người nước ngoài với tốc độ cao hơn (Cohen &amp; Levinthal, 1990). Vì cơ chế này vận hành chủ yếu qua việc nâng chiều sâu năng lực nội tại chứ không qua việc thay đổi bản chất đánh đổi của quốc tế hóa, dự đoán mạnh nhất là một hiệu ứng nâng mặt bằng phổ quát, trong khi hiệu ứng uốn lại đường cong, nếu có, sẽ phụ thuộc vào sự bổ trợ thể chế. Dự đoán này phù hợp với bằng chứng định hướng từ các nghiên cứu thành phần đơn quốc gia, nơi năng lực công nghệ liên tục xuất hiện như yếu tố nâng mặt bằng dương và có ý nghĩa, sẽ được kiểm định hệ thống ở Chương 4. Về mặt nhận dạng thực nghiệm, H2 hàm ý một mẫu hệ số phân biệt được: hệ số chính của TCI dương và có ý nghĩa (nâng mặt bằng), trong khi số hạng tương tác độ cong TCI</w:t>
+      </w:r>
+      <w:r>
+        <w:t xml:space="preserve"> </w:t>
+      </w:r>
+      <m:oMath>
+        <m:r>
+          <m:rPr>
+            <m:sty m:val="p"/>
+          </m:rPr>
+          <m:t>×</m:t>
+        </m:r>
+        <m:sSup>
+          <m:e>
+            <m:r>
+              <m:rPr>
+                <m:nor/>
+                <m:sty m:val="p"/>
+              </m:rPr>
+              <m:t>FSTS</m:t>
+            </m:r>
+          </m:e>
+          <m:sup>
+            <m:r>
+              <m:t>2</m:t>
+            </m:r>
+          </m:sup>
+        </m:sSup>
+      </m:oMath>
+      <w:r>
+        <w:t xml:space="preserve"> </w:t>
+      </w:r>
+      <w:r>
+        <w:t xml:space="preserve">không có ý nghĩa hoặc yếu (không uốn lại đường cong). Chính sự kết hợp giữa hiệu ứng mức mạnh và hiệu ứng độ cong yếu này là tiêu chí thực nghiệm cho phép tách H2 (nâng mặt bằng) khỏi H3 (uốn đường cong) ngay trong cùng một mô hình tương tác.</w:t>
       </w:r>
     </w:p>
     <w:bookmarkEnd w:id="47"/>
@@ -1696,7 +1864,40 @@
         <w:pStyle w:val="BodyText"/>
       </w:pPr>
       <w:r>
-        <w:t xml:space="preserve">Cơ chế đứng sau H3 là sự nén chi phí phối hợp ở nhánh đi xuống của đường cong. Khi cường độ xuất khẩu tăng cao, chi phí điều phối nhiều thị trường, múi giờ và chuỗi cung ứng phân tán là một nguồn chính kéo năng suất đi xuống; công cụ số làm giảm chính loại chi phí này thông qua kênh giao tiếp, theo dõi đơn hàng và phối hợp số hóa. Vì lý do đó, hiệu ứng dự kiến của DAI tập trung ở việc làm thoải nhánh đi xuống và đẩy điểm uốn về phía phải, tức một hiệu ứng uốn đường cong, khác về bản chất với hiệu ứng nâng mặt bằng của TCI. Tương ứng, H3 dự đoán một mẫu hệ số đối ngược với H2: số hạng tương tác DAI × FSTS² (hoặc DAI × FSTS) có ý nghĩa, biểu thị thay đổi độ cong hoặc độ dốc, trong khi hiệu ứng mức chính của DAI không nhất thiết mạnh. Cặp tiêu chí nhận dạng đối ngược này, hiệu ứng mức không kèm uốn cong cho H2 so với uốn cong không nhất thiết kèm hiệu ứng mức cho H3, khiến hai giả thuyết có thể phân biệt và bác bỏ độc lập trong khung tương tác, thay vì chỉ là hai cách diễn đạt cho cùng một hiệu ứng năng lực số. Tuy nhiên, vì cơ chế này phụ thuộc vào việc hạ tầng số có định hướng xuyên biên giới hay không, sức mạnh của hiệu ứng uốn được dự báo là phụ thuộc bối cảnh thể chế chứ không phổ quát, một dự đoán có điều kiện sẽ được kiểm chứng trong khung CDCM.</w:t>
+        <w:t xml:space="preserve">Cơ chế đứng sau H3 là sự nén chi phí phối hợp ở nhánh đi xuống của đường cong. Khi cường độ xuất khẩu tăng cao, chi phí điều phối nhiều thị trường, múi giờ và chuỗi cung ứng phân tán là một nguồn chính kéo năng suất đi xuống; công cụ số làm giảm chính loại chi phí này thông qua kênh giao tiếp, theo dõi đơn hàng và phối hợp số hóa. Vì lý do đó, hiệu ứng dự kiến của DAI tập trung ở việc làm thoải nhánh đi xuống và đẩy điểm uốn về phía phải, tức một hiệu ứng uốn đường cong, khác về bản chất với hiệu ứng nâng mặt bằng của TCI. Tương ứng, H3 dự đoán một mẫu hệ số đối ngược với H2: số hạng tương tác DAI</w:t>
+      </w:r>
+      <w:r>
+        <w:t xml:space="preserve"> </w:t>
+      </w:r>
+      <m:oMath>
+        <m:r>
+          <m:rPr>
+            <m:sty m:val="p"/>
+          </m:rPr>
+          <m:t>×</m:t>
+        </m:r>
+        <m:sSup>
+          <m:e>
+            <m:r>
+              <m:rPr>
+                <m:nor/>
+                <m:sty m:val="p"/>
+              </m:rPr>
+              <m:t>FSTS</m:t>
+            </m:r>
+          </m:e>
+          <m:sup>
+            <m:r>
+              <m:t>2</m:t>
+            </m:r>
+          </m:sup>
+        </m:sSup>
+      </m:oMath>
+      <w:r>
+        <w:t xml:space="preserve"> </w:t>
+      </w:r>
+      <w:r>
+        <w:t xml:space="preserve">(hoặc DAI × FSTS) có ý nghĩa, biểu thị thay đổi độ cong hoặc độ dốc, trong khi hiệu ứng mức chính của DAI không nhất thiết mạnh. Cặp tiêu chí nhận dạng đối ngược này, hiệu ứng mức không kèm uốn cong cho H2 so với uốn cong không nhất thiết kèm hiệu ứng mức cho H3, khiến hai giả thuyết có thể phân biệt và bác bỏ độc lập trong khung tương tác, thay vì chỉ là hai cách diễn đạt cho cùng một hiệu ứng năng lực số. Tuy nhiên, vì cơ chế này phụ thuộc vào việc hạ tầng số có định hướng xuyên biên giới hay không, sức mạnh của hiệu ứng uốn được dự báo là phụ thuộc bối cảnh thể chế chứ không phổ quát, một dự đoán có điều kiện sẽ được kiểm chứng trong khung CDCM.</w:t>
       </w:r>
     </w:p>
     <w:bookmarkEnd w:id="48"/>
@@ -1748,7 +1949,7 @@
         <w:pStyle w:val="BodyText"/>
       </w:pPr>
       <w:r>
-        <w:t xml:space="preserve">Cơ chế đứng sau H5 là sự thay thế giữa thể chế và năng lực: nơi thể chế nền yếu, mỗi đơn vị năng lực doanh nghiệp, đặc biệt là năng lực số, tạo ra khác biệt cạnh tranh lớn hơn vì nó bù đắp cho hạ tầng thể chế còn thiếu; nơi thể chế đã mạnh, biên đóng góp của cùng năng lực đó nhỏ hơn vì môi trường đã cung cấp phần lớn sự bảo đảm cần thiết cho giao dịch xuyên biên giới. Logic thay thế này hàm ý một dự đoán phổ thể chế có hướng: vai trò điều tiết của thể chế, và của lá chắn số gắn với nó, mạnh nhất ở biên dưới của phổ thể chế ICRV và yếu dần khi tiến lên biên trên. Đây chính là dự đoán định hướng mà luận án kiểm định bằng cả phân tích tổng hợp theo nhóm thể chế và ước lượng điểm uốn trong từng chế độ ICRV ở Chương 4.</w:t>
+        <w:t xml:space="preserve">Vì H5 là một mệnh đề xuyên cấp, trong đó một cấu trúc cấp quốc gia (chế độ ICRV) điều tiết một quan hệ ở cấp doanh nghiệp, cần nêu rõ kênh truyền dẫn từ tầng vĩ mô xuống tầng vi mô. Kênh đó là phần phụ trội chi phí giao dịch mà chất lượng thể chế áp lên mỗi giao dịch xuyên biên giới: ở chế độ thể chế yếu, chi phí tìm kiếm đối tác, thực thi hợp đồng và bảo vệ quyền sở hữu trong thương mại quốc tế cao hơn, và chính từng doanh nghiệp phải nội bộ hóa phần chi phí này khi mở rộng quốc tế, làm hao mòn năng suất lao động quan sát được ở cấp doanh nghiệp. Vì vậy biến thiên thể chế cấp quốc gia không tác động trừu tượng mà hiện hình thành một khoản phụ trội chi phí cấp giao dịch mà doanh nghiệp gánh chịu, qua đó dịch chuyển cả vị trí điểm uốn lẫn độ dốc của đường quan hệ ở cấp doanh nghiệp. Trên nền kênh truyền dẫn đó, cơ chế đứng sau H5 là sự thay thế giữa thể chế và năng lực: nơi thể chế nền yếu, mỗi đơn vị năng lực doanh nghiệp, đặc biệt là năng lực số, tạo ra khác biệt cạnh tranh lớn hơn vì nó bù đắp cho hạ tầng thể chế còn thiếu; nơi thể chế đã mạnh, biên đóng góp của cùng năng lực đó nhỏ hơn vì môi trường đã cung cấp phần lớn sự bảo đảm cần thiết cho giao dịch xuyên biên giới. Logic thay thế này hàm ý một dự đoán phổ thể chế có hướng: vai trò điều tiết của thể chế, và của lá chắn số gắn với nó, mạnh nhất ở biên dưới của phổ thể chế ICRV và yếu dần khi tiến lên biên trên. Đây chính là dự đoán định hướng mà luận án kiểm định bằng cả phân tích tổng hợp theo nhóm thể chế và ước lượng điểm uốn trong từng chế độ ICRV ở Chương 4.</w:t>
       </w:r>
     </w:p>
     <w:p>
@@ -2075,7 +2276,31 @@
               <w:jc w:val="left"/>
             </w:pPr>
             <w:r>
-              <w:t xml:space="preserve">FSTS, FSTS²; kiểm định Lind–Mehlum</w:t>
+              <w:t xml:space="preserve">FSTS,</w:t>
+            </w:r>
+            <w:r>
+              <w:t xml:space="preserve"> </w:t>
+            </w:r>
+            <m:oMath>
+              <m:sSup>
+                <m:e>
+                  <m:r>
+                    <m:rPr>
+                      <m:nor/>
+                      <m:sty m:val="p"/>
+                    </m:rPr>
+                    <m:t>FSTS</m:t>
+                  </m:r>
+                </m:e>
+                <m:sup>
+                  <m:r>
+                    <m:t>2</m:t>
+                  </m:r>
+                </m:sup>
+              </m:sSup>
+            </m:oMath>
+            <w:r>
+              <w:t xml:space="preserve">; kiểm định Lind–Mehlum</w:t>
             </w:r>
           </w:p>
         </w:tc>
@@ -2240,8 +2465,35 @@
               <w:jc w:val="left"/>
             </w:pPr>
             <w:r>
-              <w:t xml:space="preserve">TCI; TCI × FSTS; TCI × FSTS²</w:t>
-            </w:r>
+              <w:t xml:space="preserve">TCI; TCI × FSTS; TCI</w:t>
+            </w:r>
+            <w:r>
+              <w:t xml:space="preserve"> </w:t>
+            </w:r>
+            <m:oMath>
+              <m:r>
+                <m:rPr>
+                  <m:sty m:val="p"/>
+                </m:rPr>
+                <m:t>×</m:t>
+              </m:r>
+              <m:sSup>
+                <m:e>
+                  <m:r>
+                    <m:rPr>
+                      <m:nor/>
+                      <m:sty m:val="p"/>
+                    </m:rPr>
+                    <m:t>FSTS</m:t>
+                  </m:r>
+                </m:e>
+                <m:sup>
+                  <m:r>
+                    <m:t>2</m:t>
+                  </m:r>
+                </m:sup>
+              </m:sSup>
+            </m:oMath>
           </w:p>
         </w:tc>
       </w:tr>
@@ -2317,8 +2569,35 @@
               <w:jc w:val="left"/>
             </w:pPr>
             <w:r>
-              <w:t xml:space="preserve">DAI; DAI × FSTS; DAI × FSTS²</w:t>
-            </w:r>
+              <w:t xml:space="preserve">DAI; DAI × FSTS; DAI</w:t>
+            </w:r>
+            <w:r>
+              <w:t xml:space="preserve"> </w:t>
+            </w:r>
+            <m:oMath>
+              <m:r>
+                <m:rPr>
+                  <m:sty m:val="p"/>
+                </m:rPr>
+                <m:t>×</m:t>
+              </m:r>
+              <m:sSup>
+                <m:e>
+                  <m:r>
+                    <m:rPr>
+                      <m:nor/>
+                      <m:sty m:val="p"/>
+                    </m:rPr>
+                    <m:t>FSTS</m:t>
+                  </m:r>
+                </m:e>
+                <m:sup>
+                  <m:r>
+                    <m:t>2</m:t>
+                  </m:r>
+                </m:sup>
+              </m:sSup>
+            </m:oMath>
           </w:p>
         </w:tc>
       </w:tr>
@@ -2366,6 +2645,12 @@
                 <m:t>+</m:t>
               </m:r>
             </m:oMath>
+            <w:r>
+              <w:t xml:space="preserve"> </w:t>
+            </w:r>
+            <w:r>
+              <w:t xml:space="preserve">(điều tiết độ dốc); dấu của giới tính nữ có thể đảo ở thước đo năng suất do chọn lọc cấu thành (xem Mục 2.5.5)</w:t>
+            </w:r>
           </w:p>
         </w:tc>
         <w:tc>
@@ -2477,8 +2762,35 @@
               <w:jc w:val="left"/>
             </w:pPr>
             <w:r>
-              <w:t xml:space="preserve">ICRV × FSTS; ICRV × FSTS²</w:t>
-            </w:r>
+              <w:t xml:space="preserve">ICRV × FSTS; ICRV</w:t>
+            </w:r>
+            <w:r>
+              <w:t xml:space="preserve"> </w:t>
+            </w:r>
+            <m:oMath>
+              <m:r>
+                <m:rPr>
+                  <m:sty m:val="p"/>
+                </m:rPr>
+                <m:t>×</m:t>
+              </m:r>
+              <m:sSup>
+                <m:e>
+                  <m:r>
+                    <m:rPr>
+                      <m:nor/>
+                      <m:sty m:val="p"/>
+                    </m:rPr>
+                    <m:t>FSTS</m:t>
+                  </m:r>
+                </m:e>
+                <m:sup>
+                  <m:r>
+                    <m:t>2</m:t>
+                  </m:r>
+                </m:sup>
+              </m:sSup>
+            </m:oMath>
           </w:p>
         </w:tc>
       </w:tr>

--- a/dist/BO_NOP_HOAN_CHINH_2026-06/3_luan_an_chuong_phu_luc/chuong_2_tong_quan_tai_lieu_vi.docx
+++ b/dist/BO_NOP_HOAN_CHINH_2026-06/3_luan_an_chuong_phu_luc/chuong_2_tong_quan_tai_lieu_vi.docx
@@ -101,7 +101,7 @@
         <w:pStyle w:val="BodyText"/>
       </w:pPr>
       <w:r>
-        <w:t xml:space="preserve">Điều quan trọng cần lưu ý là quốc tế hóa không phải là một trạng thái nhị phân, mà là một biến liên tục biểu thị cường độ tham gia thị trường quốc tế, có thể thay đổi theo thời gian và phản ánh quá trình cam kết tích lũy của doanh nghiệp vào các thị trường nước ngoài (Johanson &amp; Vahlne, 1977, 2009).</w:t>
+        <w:t xml:space="preserve">Quốc tế hóa không phải là một trạng thái nhị phân mà là một biến liên tục biểu thị cường độ tham gia thị trường quốc tế, thay đổi theo thời gian và phản ánh quá trình cam kết tích lũy của doanh nghiệp vào các thị trường nước ngoài (Johanson &amp; Vahlne, 1977, 2009).</w:t>
       </w:r>
     </w:p>
     <w:p>
@@ -135,15 +135,15 @@
         <w:pStyle w:val="BodyText"/>
       </w:pPr>
       <w:r>
-        <w:t xml:space="preserve">Trong bối cảnh nghiên cứu sử dụng dữ liệu WBES, vốn không cung cấp thông tin về giá cổ phiếu hay giá trị thị trường, thước đo năng suất lao động là lựa chọn phổ biến nhất và phù hợp nhất về mặt kỹ thuật. Năng suất lao động được tính bằng logarithm tự nhiên của tỷ số doanh thu hàng năm trên số lao động toàn thời gian (ln(doanh thu/lao động)), cho phép so sánh chuẩn hóa giữa các doanh nghiệp thuộc các quốc gia, ngành nghề và quy mô khác nhau (nghiên cứu thành phần P1). Luận án sử dụng thước đo này làm biến phụ thuộc chính, với ROS, tăng trưởng doanh thu, tăng trưởng việc làm và ln(doanh thu) được sử dụng như các thước đo độ vững để kiểm tra tính nhất quán của kết quả (xem Chương 3, Mục 3.5).</w:t>
-      </w:r>
-    </w:p>
-    <w:p>
-      <w:pPr>
-        <w:pStyle w:val="BodyText"/>
-      </w:pPr>
-      <w:r>
-        <w:t xml:space="preserve">Cần nhấn mạnh rằng việc chọn thước đo hiệu quả không chỉ là quyết định kỹ thuật, mà còn phản ánh quan niệm lý thuyết về hiệu quả. Trong bối cảnh quốc tế hóa ở các nền kinh tế đang phát triển, năng suất lao động phản ánh trực tiếp khả năng chuyển hóa nguồn lực đầu vào thành kết quả đầu ra, qua đó thể hiện năng lực cạnh tranh thực chất của doanh nghiệp, khác với ROA vốn bị ảnh hưởng bởi cấu trúc tài sản và hệ thống kế toán đặc thù của từng quốc gia.</w:t>
+        <w:t xml:space="preserve">Trong bối cảnh nghiên cứu sử dụng dữ liệu WBES, vốn không cung cấp thông tin về giá cổ phiếu hay giá trị thị trường, năng suất lao động là thước đo phổ biến và phù hợp nhất về mặt kỹ thuật. Năng suất lao động được tính bằng logarithm tự nhiên của tỷ số doanh thu hàng năm trên số lao động toàn thời gian (ln(doanh thu/lao động)), cho phép so sánh chuẩn hóa giữa các doanh nghiệp thuộc các quốc gia, ngành nghề và quy mô khác nhau (nghiên cứu thành phần P1). Luận án sử dụng thước đo này làm biến phụ thuộc chính, với ROS, tăng trưởng doanh thu, tăng trưởng việc làm và ln(doanh thu) được sử dụng như các thước đo độ vững để kiểm tra tính nhất quán của kết quả (xem Chương 3, Mục 3.5).</w:t>
+      </w:r>
+    </w:p>
+    <w:p>
+      <w:pPr>
+        <w:pStyle w:val="BodyText"/>
+      </w:pPr>
+      <w:r>
+        <w:t xml:space="preserve">Việc chọn thước đo hiệu quả không thuần túy là quyết định kỹ thuật mà còn phản ánh quan niệm lý thuyết về hiệu quả. Trong bối cảnh quốc tế hóa ở các nền kinh tế đang phát triển, năng suất lao động phản ánh trực tiếp khả năng chuyển hóa nguồn lực đầu vào thành kết quả đầu ra, qua đó thể hiện năng lực cạnh tranh thực chất của doanh nghiệp, khác với ROA vốn bị ảnh hưởng bởi cấu trúc tài sản và hệ thống kế toán đặc thù của từng quốc gia.</w:t>
       </w:r>
     </w:p>
     <w:bookmarkEnd w:id="21"/>
@@ -352,7 +352,7 @@
         <w:t xml:space="preserve"> </w:t>
       </w:r>
       <w:r>
-        <w:t xml:space="preserve">(liability of outsidership), nhấn mạnh rằng trong nền kinh tế toàn cầu hiện đại, rào cản lớn nhất không phải là khoảng cách địa lý hay tâm lý, mà là vị trí ngoài lề của các mạng lưới kinh doanh địa phương. Hai loại gánh nặng này giải thích vì sao chi phí quốc tế hóa giai đoạn đầu thường cao, tạo ra giai đoạn hiệu quả giảm trước khi doanh nghiệp tích lũy đủ tri thức và quan hệ để thu được lợi ích từ mở rộng quốc tế (Lu &amp; Beamish, 2004; Contractor et al., 2003).</w:t>
+        <w:t xml:space="preserve">(liability of outsidership), nhấn mạnh rằng trong nền kinh tế toàn cầu hiện đại, rào cản lớn nhất không phải là khoảng cách địa lý hay tâm lý, mà là vị trí ngoài lề của các mạng lưới kinh doanh địa phương. Hai loại gánh nặng này giải thích vì sao chi phí quốc tế hóa giai đoạn đầu thường cao, khiến hiệu quả suy giảm cho đến khi doanh nghiệp tích lũy đủ tri thức và quan hệ để hưởng lợi từ mở rộng quốc tế (Lu &amp; Beamish, 2004; Contractor et al., 2003).</w:t>
       </w:r>
     </w:p>
     <w:p>
@@ -412,7 +412,7 @@
         <w:pStyle w:val="BodyText"/>
       </w:pPr>
       <w:r>
-        <w:t xml:space="preserve">Áp dụng vào bối cảnh quốc tế hóa, lý thuyết dựa trên nguồn lực giải thích vì sao cùng một mức độ FSTS nhưng các doanh nghiệp lại đạt hiệu quả rất khác nhau: những doanh nghiệp sở hữu năng lực công nghệ, năng lực quản trị vượt trội, và năng lực học hỏi mạnh hơn sẽ chuyển hóa quốc tế hóa thành hiệu quả tốt hơn do họ có thể giảm chi phí gánh nặng người nước ngoài và khai thác lợi thế cạnh tranh trên phạm vi quốc tế hiệu quả hơn (Hitt et al., 2006; Peng, 2001). Cùng mức độ quốc tế hóa, doanh nghiệp có nguồn lực yếu hơn sẽ gánh chịu chi phí điều phối và rủi ro lớn hơn, trong khi doanh nghiệp có nguồn lực VRIN mạnh hơn có thể biến những thách thức đó thành lợi thế cạnh tranh.</w:t>
+        <w:t xml:space="preserve">Áp dụng vào bối cảnh quốc tế hóa, lý thuyết dựa trên nguồn lực giải thích vì sao cùng một mức độ FSTS nhưng các doanh nghiệp lại đạt hiệu quả rất khác nhau: những doanh nghiệp sở hữu năng lực công nghệ, năng lực quản trị vượt trội, và năng lực học hỏi mạnh hơn sẽ chuyển hóa quốc tế hóa thành hiệu quả tốt hơn do họ có thể giảm chi phí gánh nặng người nước ngoài và khai thác lợi thế cạnh tranh trên phạm vi quốc tế hiệu quả hơn (Hitt et al., 2006; Peng, 2001). Ở cùng mức quốc tế hóa, doanh nghiệp nguồn lực yếu gánh chi phí điều phối và rủi ro lớn hơn, còn doanh nghiệp có nguồn lực VRIN mạnh có thể biến chính những thách thức đó thành lợi thế.</w:t>
       </w:r>
     </w:p>
     <w:p>
@@ -548,7 +548,7 @@
         <w:pStyle w:val="FirstParagraph"/>
       </w:pPr>
       <w:r>
-        <w:t xml:space="preserve">Lý thuyết thượng tầng quản trị (Upper Echelons Theory) do Hambrick và Mason (1984) đề xuất và được Hambrick (2007) cập nhật, cho rằng các quyết định chiến lược lớn và kết quả của tổ chức không phải là sản phẩm của các quy trình duy lý hoàn toàn, mà phản ánh đặc điểm nhận thức, giá trị và kinh nghiệm của nhà quản trị cấp cao. Theo đó,</w:t>
+        <w:t xml:space="preserve">Lý thuyết thượng tầng quản trị (Upper Echelons Theory) do Hambrick và Mason (1984) đề xuất và được Hambrick (2007) cập nhật, cho rằng các quyết định chiến lược lớn và kết quả của tổ chức không hoàn toàn bắt nguồn từ quy trình duy lý mà phản ánh nhận thức, giá trị và kinh nghiệm của nhà quản trị cấp cao. Theo đó,</w:t>
       </w:r>
       <w:r>
         <w:t xml:space="preserve"> </w:t>
@@ -616,15 +616,15 @@
         <w:pStyle w:val="BodyText"/>
       </w:pPr>
       <w:r>
-        <w:t xml:space="preserve">Banalieva và Dhanaraj (2019) là một trong những nghiên cứu đầu tiên đề xuất cập nhật lý thuyết nội hóa (internalization theory) cho nền kinh tế số, lập luận rằng dữ liệu số và tương tác dựa trên nền tảng làm giảm sự phụ thuộc vào hiện diện vật lý và thay đổi cơ bản logic về quyết định nội hóa. Stallkamp và Schotter (2021) mở rộng luận điểm này bằng cách chỉ ra rằng các doanh nghiệp nền tảng (platform firms) quốc tế hóa theo logic đa diện (multi-sided) khác hẳn với các MNCs truyền thống, với hiệu ứng mạng lưới tạo ra lợi thế quy mô không bị ràng buộc bởi biên giới địa lý. Verhoef et al. (2021) cung cấp khung khái niệm phân tầng ba cấp độ: số hóa thông tin (digitization), số hóa quy trình (digitalization), và chuyển đổi số toàn diện (digital transformation), nhấn mạnh rằng các cấp độ này khác nhau về chiều sâu tổ chức và tác động kinh doanh. Yang et al. (2025) bổ sung bằng tổng quan hệ thống về quốc tế hóa của các doanh nghiệp số, phác thảo các lý thuyết cần điều chỉnh và hướng nghiên cứu tiếp theo. Đặc biệt liên quan đến luận án, Drori và cộng sự (2024), cũng từ lăng kính lý thuyết nội hóa, kiểm định trực tiếp trên mẫu 2.370 doanh nghiệp Mỹ trong giai đoạn 18 năm và phát hiện rằng số hóa làm giảm khiếm khuyết thị trường nhưng mức độ giảm thay đổi theo cường độ số hóa của ngành, đồng thời các hiệu ứng tương tác này biến đổi theo thời gian khi đổi mới số lan tỏa rộng hơn. Phát hiện này cung cấp bằng chứng thực nghiệm gần đây và trực tiếp cho hai luận điểm cốt lõi của luận án: vai trò của năng lực số đối với quốc tế hóa là phụ thuộc bối cảnh (ở đây là cường độ số hóa của ngành, song hành với lập luận về phụ thuộc thể chế của luận án) và phụ thuộc thời gian, chứ không phải một hiệu ứng đồng nhất và bất biến.</w:t>
-      </w:r>
-    </w:p>
-    <w:p>
-      <w:pPr>
-        <w:pStyle w:val="BodyText"/>
-      </w:pPr>
-      <w:r>
-        <w:t xml:space="preserve">Sự phân biệt giữa hai cấu trúc số có nền tảng đo lường vững chắc trong tài liệu. Bharadwaj et al. (2013) lập luận rằng năng lực công nghệ thông tin (IT capability) và chiến lược kinh doanh số (digital business strategy) có mạng quan hệ lý thuyết khác nhau, nghĩa là chúng liên hệ với các tiền tố và hệ quả khác nhau, do đó không nên gộp thành một cấu trúc. Coltman et al. (2008) cung cấp bốn tiêu chí để phân biệt cấu trúc formative với reflective, làm cơ sở phương pháp luận cho việc xây dựng TCI và DAI như hai chỉ số hợp thành formative độc lập thay vì các chỉ báo của một cấu trúc tiềm ẩn chung. Trên nền đó, luận án định vị TCI ở truyền thống năng lực công nghệ hóa công nghiệp và năng lực hấp thụ, vốn xem năng lực công nghệ là chiều sâu năng lực nội tại được tích lũy qua đầu tư và học hỏi (Cohen &amp; Levinthal, 1990; Lall, 1992), trong khi DAI phản ánh mức độ áp dụng công cụ số ở giao diện ngoại tại. Sự tách biệt khái niệm này không chỉ là tinh tế đo lường mà có hệ quả lý thuyết trực tiếp: nếu hai cấu trúc vận hành qua hai cơ chế khác nhau, thì việc gộp chúng sẽ trung bình hóa hai hiệu ứng trái chiều và che khuất chính cơ chế mà nhà nghiên cứu và nhà hoạch định chính sách cần phân biệt.</w:t>
+        <w:t xml:space="preserve">Banalieva và Dhanaraj (2019) là một trong những nghiên cứu đầu tiên đề xuất cập nhật lý thuyết nội hóa (internalization theory) cho nền kinh tế số, lập luận rằng dữ liệu số và tương tác dựa trên nền tảng làm giảm sự phụ thuộc vào hiện diện vật lý và thay đổi cơ bản logic về quyết định nội hóa. Stallkamp và Schotter (2021) mở rộng luận điểm này bằng cách chỉ ra rằng các doanh nghiệp nền tảng (platform firms) quốc tế hóa theo logic đa diện (multi-sided) khác hẳn với các MNCs truyền thống, với hiệu ứng mạng lưới tạo ra lợi thế quy mô không bị ràng buộc bởi biên giới địa lý. Verhoef et al. (2021) cung cấp khung khái niệm phân tầng ba cấp độ: số hóa thông tin (digitization), số hóa quy trình (digitalization), và chuyển đổi số toàn diện (digital transformation), nhấn mạnh rằng các cấp độ này khác nhau về chiều sâu tổ chức và tác động kinh doanh. Yang et al. (2025) bổ sung bằng tổng quan hệ thống về quốc tế hóa của các doanh nghiệp số, phác thảo các lý thuyết cần điều chỉnh và hướng nghiên cứu tiếp theo. Gần với luận án nhất, Drori và cộng sự (2024) cũng từ lăng kính lý thuyết nội hóa kiểm định trên mẫu 2.370 doanh nghiệp Mỹ trong 18 năm và phát hiện số hóa làm giảm khiếm khuyết thị trường, song mức giảm thay đổi theo cường độ số hóa của ngành và các hiệu ứng tương tác này biến đổi theo thời gian khi đổi mới số lan tỏa rộng hơn. Phát hiện này cung cấp bằng chứng thực nghiệm gần đây và trực tiếp cho hai luận điểm cốt lõi của luận án: vai trò của năng lực số đối với quốc tế hóa là phụ thuộc bối cảnh (ở đây là cường độ số hóa của ngành, song hành với lập luận về phụ thuộc thể chế của luận án) và phụ thuộc thời gian, chứ không phải một hiệu ứng đồng nhất và bất biến.</w:t>
+      </w:r>
+    </w:p>
+    <w:p>
+      <w:pPr>
+        <w:pStyle w:val="BodyText"/>
+      </w:pPr>
+      <w:r>
+        <w:t xml:space="preserve">Sự phân biệt giữa hai cấu trúc số có nền tảng đo lường vững chắc trong tài liệu. Bharadwaj et al. (2013) lập luận rằng năng lực công nghệ thông tin (IT capability) và chiến lược kinh doanh số (digital business strategy) có mạng quan hệ lý thuyết khác nhau, nghĩa là chúng liên hệ với các tiền tố và hệ quả khác nhau, do đó không nên gộp thành một cấu trúc. Coltman et al. (2008) cung cấp bốn tiêu chí để phân biệt cấu trúc formative với reflective, làm cơ sở phương pháp luận cho việc xây dựng TCI và DAI như hai chỉ số hợp thành formative độc lập thay vì các chỉ báo của một cấu trúc tiềm ẩn chung. Trên nền đó, luận án định vị TCI ở truyền thống năng lực công nghệ hóa công nghiệp và năng lực hấp thụ, vốn xem năng lực công nghệ là chiều sâu năng lực nội tại được tích lũy qua đầu tư và học hỏi (Cohen &amp; Levinthal, 1990; Lall, 1992), trong khi DAI phản ánh mức độ áp dụng công cụ số ở giao diện ngoại tại. Sự tách biệt khái niệm này không thuần túy là chi tiết đo lường mà mang hệ quả lý thuyết trực tiếp: nếu hai cấu trúc vận hành qua hai cơ chế khác nhau, việc gộp chúng sẽ trung bình hóa hai hiệu ứng trái chiều và che khuất chính cơ chế mà nhà nghiên cứu lẫn nhà hoạch định chính sách cần phân biệt.</w:t>
       </w:r>
     </w:p>
     <w:p>
@@ -650,7 +650,7 @@
         <w:t xml:space="preserve"> </w:t>
       </w:r>
       <w:r>
-        <w:t xml:space="preserve">của Brynjolfsson và cộng sự (2021), theo đó lợi ích năng suất của các công nghệ đa dụng chỉ hiện thực hóa sau một độ trễ đầu tư vào tài sản vô hình bổ trợ, hàm ý rằng việc chấp nhận công cụ số bề mặt (DAI) và việc tích lũy năng lực tổ chức sâu (TCI) tách biệt cả về thời gian lẫn cơ chế tạo giá trị. Đồng thời, một khối bằng chứng vĩ mô cho thấy năng lực số phân bố cực kỳ không đồng đều giữa các nền kinh tế: khoảng cách kết nối internet vẫn còn rất lớn ở các nền kinh tế thu nhập thấp (Pirlea &amp; Corso, 2026), và bất bình đẳng trong tiếp cận cũng như sử dụng trí tuệ nhân tạo còn sâu sắc hơn (Mahler, Wang &amp; Weber, 2026). Katz và Callorda (2018) định lượng đóng góp kinh tế của băng thông rộng và số hóa, cho thấy hiệu ứng của hạ tầng số lên tăng trưởng phụ thuộc vào ngưỡng phát triển và chất lượng quy định. Những bằng chứng vĩ mô này không phải là bối cảnh ngoài lề mà có hàm ý lý thuyết trực tiếp đối với khung của luận án: vì hạ tầng và kỹ năng số là điều kiện cần để công cụ số phát huy tác dụng phối hợp xuyên biên giới, hiệu ứng điều tiết của DAI được dự báo là phụ thuộc bối cảnh thể chế chứ không phổ quát, một dự đoán có điều kiện được phát biểu tường minh trong giả thuyết H3 và H5.</w:t>
+        <w:t xml:space="preserve">của Brynjolfsson và cộng sự (2021), theo đó lợi ích năng suất của các công nghệ đa dụng chỉ hiện thực hóa sau một độ trễ đầu tư vào tài sản vô hình bổ trợ, hàm ý rằng việc chấp nhận công cụ số bề mặt (DAI) và việc tích lũy năng lực tổ chức sâu (TCI) tách biệt cả về thời gian lẫn cơ chế tạo giá trị. Đồng thời, một khối bằng chứng vĩ mô cho thấy năng lực số phân bố cực kỳ không đồng đều giữa các nền kinh tế: khoảng cách kết nối internet vẫn còn rất lớn ở các nền kinh tế thu nhập thấp (Pirlea &amp; Corso, 2026), và bất bình đẳng trong tiếp cận cũng như sử dụng trí tuệ nhân tạo còn sâu sắc hơn (Mahler, Wang &amp; Weber, 2026). Katz và Callorda (2018) định lượng đóng góp kinh tế của băng thông rộng và số hóa, cho thấy hiệu ứng của hạ tầng số lên tăng trưởng phụ thuộc vào ngưỡng phát triển và chất lượng quy định. Những bằng chứng vĩ mô này không chỉ là phông nền mà có hàm ý lý thuyết trực tiếp đối với khung của luận án: vì hạ tầng và kỹ năng số là điều kiện cần để công cụ số phát huy tác dụng phối hợp xuyên biên giới, hiệu ứng điều tiết của DAI được dự báo là phụ thuộc bối cảnh thể chế chứ không phổ quát, một dự đoán có điều kiện được phát biểu tường minh trong giả thuyết H3 và H5.</w:t>
       </w:r>
     </w:p>
     <w:p>
@@ -692,7 +692,7 @@
         <w:pStyle w:val="BodyText"/>
       </w:pPr>
       <w:r>
-        <w:t xml:space="preserve">Nguyên tắc tổ chức thứ hai là bổ sung thay vì cạnh tranh. Các tranh luận trong tài liệu thường khung hóa các lý thuyết này như những giải thích đối kháng, ví dụ tranh luận giữa giải thích dựa trên năng lực và giải thích dựa trên thể chế cho hiệu quả hoạt động kinh doanh của doanh nghiệp ở các nền kinh tế mới nổi. Luận án lập luận rằng sự đối kháng này phần lớn là biểu kiến: vì các cơ chế vận hành ở các cấp độ khác nhau, chúng không loại trừ nhau mà tương tác. Kano và cộng sự (2020), trong tổng quan đa ngành về chuỗi giá trị toàn cầu, minh họa rõ rằng kết quả của doanh nghiệp khi tham gia hoạt động xuyên biên giới là sản phẩm đồng thời của năng lực nội tại, cấu trúc quản trị và bối cảnh thể chế, chứ không quy giản về bất kỳ yếu tố đơn lẻ nào. Logic tương tác này là cơ sở để luận án mô hình hóa các biến điều tiết một cách đồng thời thay vì kiểm định rời rạc từng biến.</w:t>
+        <w:t xml:space="preserve">Nguyên tắc tổ chức thứ hai là bổ sung thay vì cạnh tranh. Các tranh luận trong tài liệu thường khung hóa các lý thuyết này như những giải thích đối kháng, ví dụ tranh luận giữa giải thích dựa trên năng lực và giải thích dựa trên thể chế cho hiệu quả hoạt động kinh doanh của doanh nghiệp ở các nền kinh tế mới nổi. Luận án lập luận rằng sự đối kháng này phần lớn là biểu kiến: vì các cơ chế vận hành ở các cấp độ khác nhau, chúng không loại trừ nhau mà tương tác. Kano và cộng sự (2020), trong tổng quan đa ngành về chuỗi giá trị toàn cầu, cho thấy rõ kết quả của doanh nghiệp khi hoạt động xuyên biên giới đồng thời do năng lực nội tại, cấu trúc quản trị và bối cảnh thể chế quyết định, không thể quy về một yếu tố đơn lẻ. Logic tương tác này là cơ sở để luận án mô hình hóa các biến điều tiết một cách đồng thời thay vì kiểm định rời rạc từng biến.</w:t>
       </w:r>
     </w:p>
     <w:p>
@@ -751,7 +751,7 @@
         <w:pStyle w:val="BodyText"/>
       </w:pPr>
       <w:r>
-        <w:t xml:space="preserve">Giai đoạn đầu (từ thập niên 1980 đến giữa thập niên 1990) đặc trưng bởi giả định về quan hệ tuyến tính dương giữa quốc tế hóa và hiệu quả. Grant (1987) và Kim et al. (1989) cho rằng quốc tế hóa giúp doanh nghiệp khai thác lợi thế theo quy mô (economies of scale), lợi thế phạm vi (economies of scope), và phân tán rủi ro kinh tế vĩ mô, do đó dẫn đến hiệu quả cao hơn. Logic này trực quan và phù hợp với quan sát ban đầu về các MNCs thành công từ Mỹ, Châu Âu và Nhật Bản.</w:t>
+        <w:t xml:space="preserve">Giai đoạn đầu (từ thập niên 1980 đến giữa thập niên 1990) đặc trưng bởi giả định về quan hệ tuyến tính dương giữa quốc tế hóa và hiệu quả. Grant (1987) và Kim et al. (1989) cho rằng quốc tế hóa giúp doanh nghiệp khai thác lợi thế theo quy mô (economies of scale), lợi thế phạm vi (economies of scope), và phân tán rủi ro kinh tế vĩ mô, do đó dẫn đến hiệu quả cao hơn. Lập luận này khá trực quan và khớp với những quan sát ban đầu về các MNC thành công ở Mỹ, châu Âu và Nhật Bản.</w:t>
       </w:r>
     </w:p>
     <w:p>
@@ -855,7 +855,7 @@
         <w:pStyle w:val="FirstParagraph"/>
       </w:pPr>
       <w:r>
-        <w:t xml:space="preserve">Một trong những đóng góp quan trọng nhất trong giai đoạn gần đây là sự phát triển của các phân tích tổng hợp về quan hệ quốc tế hóa và hiệu quả, cho phép tổng hợp và định lượng hóa kết quả từ hàng trăm nghiên cứu thực nghiệm riêng lẻ. Tổng hợp từ các phân tích tổng hợp chính cho thấy một kết quả nhất quán nhưng phức tạp.</w:t>
+        <w:t xml:space="preserve">Một trong những đóng góp quan trọng nhất trong giai đoạn gần đây là sự phát triển của các phân tích tổng hợp về quan hệ quốc tế hóa và hiệu quả, cho phép tổng hợp và định lượng hóa kết quả từ hàng trăm nghiên cứu thực nghiệm riêng lẻ. Tổng hợp các phân tích tổng hợp chính cho thấy một bức tranh nhất quán về dấu hiệu nhưng phức tạp về mức độ.</w:t>
       </w:r>
     </w:p>
     <w:p>
@@ -886,7 +886,7 @@
         <w:t xml:space="preserve"> </w:t>
       </w:r>
       <w:r>
-        <w:t xml:space="preserve">&gt; 80%, hàm ý rằng các biến điều tiết là nguồn giải thích chủ yếu cho sự khác biệt. Kirca et al. (2012) mở rộng mẫu gộp lên 152 mẫu (141 nghiên cứu) và tìm thấy tác động tổng hợp tương tự, đồng thời xác nhận vai trò của bối cảnh quốc gia và ngành. Marano et al. (2016), nghiên cứu phân tích tổng hợp toàn diện nhất trong tài liệu với 359 nghiên cứu và 32 quốc gia, tìm thấy r ≈ 0,07–0,13 và chứng minh rằng thể chế quốc gia nguồn là biến điều tiết quan trọng nhất trong tất cả các biến bối cảnh được kiểm định. Wu et al. (2022) cập nhật với mẫu gộp 218 quy mô hiệu ứng tập trung vào các thị trường mới nổi multinationals (EMNEs) và tìm thấy mô hình biến điều tiết tương tự. Trong một phiên bản tiền đề trình bày tại Hội thảo Quốc tế lần thứ 6 về Kinh tế, Kinh doanh và Tài chính (Đỗ &amp; Phan, 2024), nhóm tác giả của luận án tổng hợp 113 nghiên cứu (200 cỡ ảnh hưởng, giai đoạn 1977–2022) và ước lượng hiệu ứng gộp dương nhỏ r = 0,07 (z = 5,29; p &lt; 0,001), nhất quán với các phân tích tổng hợp toàn cầu trước đó. Luận án này mở rộng mẫu gộp đó thông qua Nghiên cứu P6, một phân tích tổng hợp ba tầng (three-level MARA) với k = 238 nghiên cứu và K = 288 quy mô hiệu ứng từ 49 nền kinh tế trên toàn cầu (châu Á–Thái Bình Dương là tiểu mẫu chủ đạo, chiếm 52% corpus, dùng làm phân tích độ nhạy theo vùng), ước lượng</w:t>
+        <w:t xml:space="preserve">&gt; 80%, hàm ý rằng các biến điều tiết là nguồn giải thích chủ yếu cho sự khác biệt. Kirca et al. (2012) mở rộng mẫu gộp lên 152 mẫu (141 nghiên cứu) và tìm thấy tác động tổng hợp tương tự, đồng thời xác nhận vai trò của bối cảnh quốc gia và ngành. Marano et al. (2016), nghiên cứu phân tích tổng hợp toàn diện nhất trong tài liệu với 359 nghiên cứu và 32 quốc gia, tìm thấy r ≈ 0,07–0,13 và chứng minh rằng thể chế quốc gia nguồn là biến điều tiết quan trọng nhất trong tất cả các biến bối cảnh được kiểm định. Wu et al. (2022) cập nhật với mẫu gộp 218 cỡ ảnh hưởng tập trung vào các doanh nghiệp đa quốc gia thị trường mới nổi (EMNE) và tìm thấy mô thức biến điều tiết tương tự. Trong một phiên bản tiền đề trình bày tại Hội thảo Quốc tế lần thứ 6 về Kinh tế, Kinh doanh và Tài chính (Đỗ &amp; Phan, 2024), nhóm tác giả của luận án tổng hợp 113 nghiên cứu (200 cỡ ảnh hưởng, giai đoạn 1977–2022) và ước lượng hiệu ứng gộp dương nhỏ r = 0,07 (z = 5,29; p &lt; 0,001), nhất quán với các phân tích tổng hợp toàn cầu trước đó. Luận án này mở rộng mẫu gộp đó thông qua Nghiên cứu P6, một phân tích tổng hợp ba tầng (three-level MARA) với k = 238 nghiên cứu và K = 288 quy mô hiệu ứng từ 49 nền kinh tế trên toàn cầu (châu Á–Thái Bình Dương là tiểu mẫu chủ đạo, chiếm 52% corpus, dùng làm phân tích độ nhạy theo vùng), ước lượng</w:t>
       </w:r>
       <w:r>
         <w:t xml:space="preserve"> </w:t>
@@ -1059,7 +1059,7 @@
         <w:pStyle w:val="BodyText"/>
       </w:pPr>
       <w:r>
-        <w:t xml:space="preserve">Về tổng thể, bằng chứng phân tích tổng hợp cho thấy ba kết luận quan trọng: tác động tổng hợp của quốc tế hóa lên hiệu quả là dương nhưng khiêm tốn; mức dị biệt cực kỳ cao; và các biến điều tiết bối cảnh, đặc biệt là thể chế quốc gia, năng lực doanh nghiệp, và đặc điểm ngành, là những nguồn giải thích chính cho sự khác biệt giữa các nghiên cứu. Khoảng cách văn hóa và thể chế giữa thị trường nguồn và thị trường đích cũng là một biên bối cảnh quan trọng: Beugelsdijk et al. (2018), qua một phân tích tổng hợp về khoảng cách văn hóa và quá trình quốc tế hóa của doanh nghiệp, cho thấy hệ quả của quốc tế hóa thay đổi một cách hệ thống theo khoảng cách này, củng cố nhận định rằng chính bối cảnh chứ không phải một dạng hàm phổ quát mới chi phối kết quả. Kết luận về vai trò trung tâm của thể chế quốc gia tiếp tục được củng cố bởi bằng chứng rất gần đây: Kalubandi và cộng sự (2025), qua một phân tích tổng hợp quy mô lớn trên 292 mẫu độc lập với 598.525 quan sát doanh nghiệp và năm, dùng cùng họ phương pháp hồi quy phân tích tổng hợp như Nghiên cứu thành phần P6, phát hiện rằng thể chế quốc gia nguồn điều tiết dương quan hệ giữa tinh thần kinh doanh quốc tế và hiệu quả, song hành trực tiếp với giả thuyết H5 của luận án về vai trò điều tiết của chất lượng thể chế. Đây là luận điểm cơ bản biện hộ cho sự cần thiết của một khung giải thích đa tầng.</w:t>
+        <w:t xml:space="preserve">Nhìn chung, bằng chứng phân tích tổng hợp rút ra ba kết luận: tác động gộp của quốc tế hóa lên hiệu quả là dương nhưng khiêm tốn, mức dị biệt rất cao, và các biến điều tiết bối cảnh (đặc biệt là thể chế quốc gia, năng lực doanh nghiệp và đặc điểm ngành) giải thích phần lớn khác biệt giữa các nghiên cứu. Khoảng cách văn hóa và thể chế giữa thị trường nguồn và thị trường đích cũng là một biên bối cảnh quan trọng: Beugelsdijk et al. (2018), qua một phân tích tổng hợp về khoảng cách văn hóa và quá trình quốc tế hóa của doanh nghiệp, cho thấy hệ quả của quốc tế hóa thay đổi một cách hệ thống theo khoảng cách này, củng cố nhận định rằng chính bối cảnh chứ không phải một dạng hàm phổ quát mới chi phối kết quả. Kết luận về vai trò trung tâm của thể chế quốc gia tiếp tục được củng cố bởi bằng chứng rất gần đây: Kalubandi và cộng sự (2025), qua một phân tích tổng hợp quy mô lớn trên 292 mẫu độc lập với 598.525 quan sát doanh nghiệp và năm, dùng cùng họ phương pháp hồi quy phân tích tổng hợp như Nghiên cứu thành phần P6, phát hiện rằng thể chế quốc gia nguồn điều tiết dương quan hệ giữa tinh thần kinh doanh quốc tế và hiệu quả, song hành trực tiếp với giả thuyết H5 của luận án về vai trò điều tiết của chất lượng thể chế. Đây là luận điểm cơ bản biện hộ cho sự cần thiết của một khung giải thích đa tầng.</w:t>
       </w:r>
     </w:p>
     <w:p>
@@ -1093,7 +1093,7 @@
         <w:pStyle w:val="FirstParagraph"/>
       </w:pPr>
       <w:r>
-        <w:t xml:space="preserve">Châu Á là bối cảnh đặc biệt quan trọng và đặc thù trong tài liệu về quan hệ quốc tế hóa và hiệu quả vì nhiều lý do. Thứ nhất, sự đa dạng thể chế trong khu vực là ngoại lệ không có ở bất kỳ khu vực nào khác trên thế giới: từ Singapore với chất lượng quản trị đứng hàng đầu thế giới đến Afghanistan với chất lượng quản trị cực kỳ yếu, từ Nhật Bản với nền kinh tế phát triển hoàn thiện đến các SIDS với quy mô siêu nhỏ và hạ tầng thể chế còn sơ khai (Khanna &amp; Palepu, 2010; Peng, 2003). Thứ hai, tốc độ chuyển đổi số và hội nhập quốc tế rất không đồng đều giữa các quốc gia trong khu vực, tạo ra</w:t>
+        <w:t xml:space="preserve">Châu Á là một bối cảnh đặc thù và giàu ý nghĩa trong tài liệu về quan hệ quốc tế hóa và hiệu quả. Thứ nhất, sự đa dạng thể chế trong khu vực là ngoại lệ không có ở bất kỳ khu vực nào khác trên thế giới: từ Singapore với chất lượng quản trị đứng hàng đầu thế giới đến Afghanistan với chất lượng quản trị cực kỳ yếu, từ Nhật Bản với nền kinh tế phát triển hoàn thiện đến các SIDS với quy mô siêu nhỏ và hạ tầng thể chế còn sơ khai (Khanna &amp; Palepu, 2010; Peng, 2003). Thứ hai, tốc độ chuyển đổi số và hội nhập quốc tế rất không đồng đều giữa các quốc gia trong khu vực, tạo ra</w:t>
       </w:r>
       <w:r>
         <w:t xml:space="preserve"> </w:t>
@@ -1177,7 +1177,7 @@
         <w:pStyle w:val="BodyText"/>
       </w:pPr>
       <w:r>
-        <w:t xml:space="preserve">Tuy nhiên, phần lớn các nghiên cứu hiện tại không phân biệt TCI và DAI, xử lý năng lực số như một khái niệm đơn nhất. Hậu quả lý thuyết của sự đồng nhất không hợp lý này là không thể phân tách được hai cơ chế vận hành khác nhau: chiều sâu năng lực tổ chức (TCI) và khả năng phối hợp kỹ thuật số bề mặt (DAI). Sự không phân biệt này làm mờ đi cơ chế tác động và dẫn đến kết luận không thể áp dụng trực tiếp vào thực tiễn chính sách và quản trị doanh nghiệp.</w:t>
+        <w:t xml:space="preserve">Tuy nhiên, phần lớn các nghiên cứu hiện tại không phân biệt TCI và DAI, xử lý năng lực số như một khái niệm đơn nhất. Việc đồng nhất không hợp lý này gây hệ quả lý thuyết: không thể phân tách hai cơ chế vận hành khác nhau là chiều sâu năng lực tổ chức (TCI) và khả năng phối hợp số bề mặt (DAI). Việc không phân biệt như vậy làm mờ cơ chế tác động và khiến kết luận khó áp dụng trực tiếp vào thực tiễn chính sách và quản trị doanh nghiệp.</w:t>
       </w:r>
     </w:p>
     <w:p>
@@ -1540,7 +1540,7 @@
         <w:pStyle w:val="FirstParagraph"/>
       </w:pPr>
       <w:r>
-        <w:t xml:space="preserve">Mô hình khái niệm của luận án vận hành theo logic đa tầng, trong đó mối quan hệ trung tâm giữa quốc tế hóa (FSTS) và hiệu quả hoạt động kinh doanh của doanh nghiệp (labor productivity) được điều tiết đồng thời bởi ba tầng can thiệp. Luận điểm trọng tâm mà mô hình này vận hành hóa và hệ giả thuyết H1–H6 cùng H1b kiểm định là: trong ba tầng đó, tầng thể chế có thể định hình không chỉ độ lớn mà cả dấu và dạng hình của quan hệ quốc tế hóa và hiệu quả, đến mức ở cực trị thể chế yếu nhất (Nhóm VI SIDS), nơi cả ba tầng đồng thời ở mức tối thiểu, họ mô hình chữ U ngược có thể không còn áp dụng và quan hệ nghiêng về dạng âm đơn điệu (điều kiện biên FIP, mang tính thăm dò). Theo phân loại ba tầng đóng góp lý thuyết của Thomas và cộng sự (2011), luận án không dừng ở tầng thứ nhất (mở rộng một lý thuyết sẵn có sang bối cảnh quốc tế mới) mà đồng thời xác lập một quan hệ hàm đặc thù tại điểm chuyển thể chế, nơi dạng hàm thay đổi về chất (tầng thứ hai), và phát triển một cấu trúc lý thuyết mới là gánh nặng quốc tế hóa bắt buộc (FIP) cho cực trị của phổ thể chế (tầng thứ ba). Việc định vị này làm rõ rằng đóng góp của mô hình không nằm ở việc thêm một biến điều tiết mà ở việc lý thuyết hóa sự biến đổi dạng hàm theo vị trí thể chế.</w:t>
+        <w:t xml:space="preserve">Mô hình khái niệm của luận án vận hành theo logic đa tầng, trong đó mối quan hệ trung tâm giữa quốc tế hóa (FSTS) và hiệu quả hoạt động kinh doanh của doanh nghiệp (labor productivity) được điều tiết đồng thời bởi ba tầng can thiệp. Luận điểm trọng tâm mà mô hình này vận hành hóa và hệ giả thuyết H1–H6 cùng H1b kiểm định là: trong ba tầng đó, tầng thể chế có thể định hình không chỉ độ lớn mà cả dấu và dạng hình của quan hệ quốc tế hóa và hiệu quả, đến mức ở cực trị thể chế yếu nhất (Nhóm VI, SIDS), nơi cả ba tầng đồng thời ở mức tối thiểu, mô hình chữ U ngược có thể không còn áp dụng và quan hệ nghiêng về dạng âm đơn điệu (điều kiện biên FIP, mang tính thăm dò). Theo phân loại ba tầng đóng góp lý thuyết của Thomas và cộng sự (2011), luận án không dừng ở tầng thứ nhất (mở rộng một lý thuyết sẵn có sang bối cảnh quốc tế mới) mà đồng thời xác lập một quan hệ hàm đặc thù tại điểm chuyển thể chế, nơi dạng hàm thay đổi về chất (tầng thứ hai), và phát triển một cấu trúc lý thuyết mới là gánh nặng quốc tế hóa bắt buộc (FIP) cho cực trị của phổ thể chế (tầng thứ ba). Việc định vị này làm rõ rằng đóng góp của mô hình không nằm ở việc thêm một biến điều tiết mà ở việc lý thuyết hóa sự biến đổi dạng hàm theo vị trí thể chế.</w:t>
       </w:r>
     </w:p>
     <w:p>
@@ -3630,7 +3630,7 @@
         <w:t xml:space="preserve"> </w:t>
       </w:r>
       <w:r>
-        <w:t xml:space="preserve">ở phân tích tổng hợp cập nhật P6), đòi hỏi cách tiếp cận lấy biến điều tiết làm trung tâm; và bối cảnh châu Á, đặc biệt là các nền kinh tế biên thể chế yếu và các nền đảo nhỏ, đang thiếu đại diện nghiêm trọng trong tài liệu. Phần này cũng ghi nhận làn sóng nhân rộng quy mô lớn gần đây vốn đặt câu hỏi về tính phổ quát của dạng hàm, qua đó củng cố luận điểm rằng chính dị biệt bối cảnh, chứ không phải một quy luật hàm phổ quát, mới chi phối kết quả.</w:t>
+        <w:t xml:space="preserve">ở phân tích tổng hợp cập nhật P6), đòi hỏi cách tiếp cận lấy biến điều tiết làm trung tâm; và bối cảnh châu Á, đặc biệt là các nền kinh tế biên thể chế yếu và các nền đảo nhỏ, đang thiếu đại diện nghiêm trọng trong tài liệu. Chương cũng ghi nhận làn sóng tái lặp quy mô lớn gần đây đặt câu hỏi về tính phổ quát của dạng hàm, qua đó củng cố luận điểm rằng chính dị biệt bối cảnh, chứ không phải một quy luật hàm phổ quát, mới chi phối kết quả.</w:t>
       </w:r>
     </w:p>
     <w:p>
